--- a/11-变流电路/01-整流电路/全控整流电路/全控整流电路.docx
+++ b/11-变流电路/01-整流电路/全控整流电路/全控整流电路.docx
@@ -3160,6 +3160,20 @@
     </w:p>
     <w:bookmarkEnd w:id="26"/>
     <w:bookmarkEnd w:id="27"/>
+    <w:p>
+      <w:pPr>
+        <w:spacing w:before="360"/>
+        <w:jc w:val="center"/>
+      </w:pPr>
+      <w:r>
+        <w:rPr>
+          <w:rFonts w:ascii="Times New Roman" w:hAnsi="Times New Roman"/>
+          <w:color w:val="555555"/>
+          <w:sz w:val="21"/>
+        </w:rPr>
+        <w:t>材料收集者：杜文杰</w:t>
+      </w:r>
+    </w:p>
     <w:sectPr>
       <w:headerReference r:id="rId9" w:type="default"/>
       <w:footerReference r:id="rId10" w:type="default"/>

--- a/11-变流电路/01-整流电路/全控整流电路/全控整流电路.docx
+++ b/11-变流电路/01-整流电路/全控整流电路/全控整流电路.docx
@@ -1,6 +1,6 @@
 
 <file path=word/document.xml><?xml version="1.0" encoding="utf-8"?>
-<w:document xmlns:w="http://schemas.openxmlformats.org/wordprocessingml/2006/main" xmlns:m="http://schemas.openxmlformats.org/officeDocument/2006/math" xmlns:r="http://schemas.openxmlformats.org/officeDocument/2006/relationships" xmlns:o="urn:schemas-microsoft-com:office:office" xmlns:v="urn:schemas-microsoft-com:vml" xmlns:w10="urn:schemas-microsoft-com:office:word" xmlns:a="http://schemas.openxmlformats.org/drawingml/2006/main" xmlns:pic="http://schemas.openxmlformats.org/drawingml/2006/picture" xmlns:wp="http://schemas.openxmlformats.org/drawingml/2006/wordprocessingDrawing">
+<w:document xmlns:m="http://schemas.openxmlformats.org/officeDocument/2006/math" xmlns:r="http://schemas.openxmlformats.org/officeDocument/2006/relationships" xmlns:w="http://schemas.openxmlformats.org/wordprocessingml/2006/main" xmlns:o="urn:schemas-microsoft-com:office:office" xmlns:v="urn:schemas-microsoft-com:vml" xmlns:w10="urn:schemas-microsoft-com:office:word" xmlns:a="http://schemas.openxmlformats.org/drawingml/2006/main" xmlns:pic="http://schemas.openxmlformats.org/drawingml/2006/picture" xmlns:wp="http://schemas.openxmlformats.org/drawingml/2006/wordprocessingDrawing">
   <w:body>
     <w:bookmarkStart w:id="27" w:name="全控整流电路"/>
     <w:p>
@@ -9,7 +9,7 @@
       </w:pPr>
       <w:r>
         <w:rPr>
-          <w:rFonts w:hint="eastAsia"/>
+          <w:rFonts w:hint="eastAsia" w:eastAsia="黑体"/>
         </w:rPr>
         <w:t xml:space="preserve">全控整流电路</w:t>
       </w:r>
@@ -21,7 +21,7 @@
       </w:pPr>
       <w:r>
         <w:rPr>
-          <w:rFonts w:hint="eastAsia"/>
+          <w:rFonts w:hint="eastAsia" w:eastAsia="黑体"/>
         </w:rPr>
         <w:t xml:space="preserve">拓扑描述</w:t>
       </w:r>
@@ -32,11 +32,14 @@
       </w:pPr>
       <w:r>
         <w:rPr>
-          <w:rFonts w:hint="eastAsia"/>
+          <w:rFonts w:hint="eastAsia" w:eastAsia="黑体"/>
         </w:rPr>
         <w:t xml:space="preserve">该电路由六只全控开关管</w:t>
       </w:r>
       <w:r>
+        <w:rPr>
+          <w:rFonts w:eastAsia="黑体"/>
+        </w:rPr>
         <w:t xml:space="preserve"> </w:t>
       </w:r>
       <m:oMath>
@@ -54,6 +57,9 @@
         </m:sSub>
       </m:oMath>
       <w:r>
+        <w:rPr>
+          <w:rFonts w:eastAsia="黑体"/>
+        </w:rPr>
         <w:t xml:space="preserve">~</w:t>
       </w:r>
       <m:oMath>
@@ -72,20 +78,26 @@
       </m:oMath>
       <w:r>
         <w:rPr>
-          <w:rFonts w:hint="eastAsia"/>
+          <w:rFonts w:hint="eastAsia" w:eastAsia="黑体"/>
         </w:rPr>
         <w:t xml:space="preserve">（IGBT/功率</w:t>
       </w:r>
       <w:r>
+        <w:rPr>
+          <w:rFonts w:eastAsia="黑体"/>
+        </w:rPr>
         <w:t xml:space="preserve"> </w:t>
       </w:r>
       <w:r>
         <w:rPr>
-          <w:rFonts w:hint="eastAsia"/>
+          <w:rFonts w:hint="eastAsia" w:eastAsia="黑体"/>
         </w:rPr>
         <w:t xml:space="preserve">MOSFET/GTO，各反并联续流二极管</w:t>
       </w:r>
       <w:r>
+        <w:rPr>
+          <w:rFonts w:eastAsia="黑体"/>
+        </w:rPr>
         <w:t xml:space="preserve"> </w:t>
       </w:r>
       <m:oMath>
@@ -103,6 +115,9 @@
         </m:sSub>
       </m:oMath>
       <w:r>
+        <w:rPr>
+          <w:rFonts w:eastAsia="黑体"/>
+        </w:rPr>
         <w:t xml:space="preserve">~</w:t>
       </w:r>
       <m:oMath>
@@ -121,11 +136,14 @@
       </m:oMath>
       <w:r>
         <w:rPr>
-          <w:rFonts w:hint="eastAsia"/>
+          <w:rFonts w:hint="eastAsia" w:eastAsia="黑体"/>
         </w:rPr>
         <w:t xml:space="preserve">）、交流侧三相滤波电抗器</w:t>
       </w:r>
       <w:r>
+        <w:rPr>
+          <w:rFonts w:eastAsia="黑体"/>
+        </w:rPr>
         <w:t xml:space="preserve"> </w:t>
       </w:r>
       <m:oMath>
@@ -180,20 +198,26 @@
       </m:oMath>
       <w:r>
         <w:rPr>
-          <w:rFonts w:hint="eastAsia"/>
+          <w:rFonts w:hint="eastAsia" w:eastAsia="黑体"/>
         </w:rPr>
         <w:t xml:space="preserve">（编号</w:t>
       </w:r>
       <w:r>
+        <w:rPr>
+          <w:rFonts w:eastAsia="黑体"/>
+        </w:rPr>
         <w:t xml:space="preserve"> </w:t>
       </w:r>
       <w:r>
         <w:rPr>
-          <w:rFonts w:hint="eastAsia"/>
+          <w:rFonts w:hint="eastAsia" w:eastAsia="黑体"/>
         </w:rPr>
         <w:t xml:space="preserve">L1~L3）与直流母线电容</w:t>
       </w:r>
       <w:r>
+        <w:rPr>
+          <w:rFonts w:eastAsia="黑体"/>
+        </w:rPr>
         <w:t xml:space="preserve"> </w:t>
       </w:r>
       <m:oMath>
@@ -215,20 +239,26 @@
       </m:oMath>
       <w:r>
         <w:rPr>
-          <w:rFonts w:hint="eastAsia"/>
+          <w:rFonts w:hint="eastAsia" w:eastAsia="黑体"/>
         </w:rPr>
         <w:t xml:space="preserve">（编号</w:t>
       </w:r>
       <w:r>
+        <w:rPr>
+          <w:rFonts w:eastAsia="黑体"/>
+        </w:rPr>
         <w:t xml:space="preserve"> </w:t>
       </w:r>
       <w:r>
         <w:rPr>
-          <w:rFonts w:hint="eastAsia"/>
+          <w:rFonts w:hint="eastAsia" w:eastAsia="黑体"/>
         </w:rPr>
         <w:t xml:space="preserve">C1）组成的三相全控桥整流电路。关键节点定义如下：三相交流输入节点</w:t>
       </w:r>
       <w:r>
+        <w:rPr>
+          <w:rFonts w:eastAsia="黑体"/>
+        </w:rPr>
         <w:t xml:space="preserve"> </w:t>
       </w:r>
       <m:oMath>
@@ -256,7 +286,7 @@
       </m:oMath>
       <w:r>
         <w:rPr>
-          <w:rFonts w:hint="eastAsia"/>
+          <w:rFonts w:hint="eastAsia" w:eastAsia="黑体"/>
         </w:rPr>
         <w:t xml:space="preserve">（电网三相分别接滤波电抗器一端）；桥臂中点（开关节点）</w:t>
       </w:r>
@@ -312,11 +342,14 @@
       </m:oMath>
       <w:r>
         <w:rPr>
-          <w:rFonts w:hint="eastAsia"/>
+          <w:rFonts w:hint="eastAsia" w:eastAsia="黑体"/>
         </w:rPr>
         <w:t xml:space="preserve">（各相电抗器另一端接对应相桥臂的上下两管连接点）；直流母线正节点</w:t>
       </w:r>
       <w:r>
+        <w:rPr>
+          <w:rFonts w:eastAsia="黑体"/>
+        </w:rPr>
         <w:t xml:space="preserve"> </w:t>
       </w:r>
       <m:oMath>
@@ -326,29 +359,38 @@
       </m:oMath>
       <w:r>
         <w:rPr>
-          <w:rFonts w:hint="eastAsia"/>
+          <w:rFonts w:hint="eastAsia" w:eastAsia="黑体"/>
         </w:rPr>
         <w:t xml:space="preserve">（三个上管集电极</w:t>
       </w:r>
       <w:r>
+        <w:rPr>
+          <w:rFonts w:eastAsia="黑体"/>
+        </w:rPr>
         <w:t xml:space="preserve"> </w:t>
       </w:r>
       <w:r>
         <w:rPr>
-          <w:rFonts w:hint="eastAsia"/>
+          <w:rFonts w:hint="eastAsia" w:eastAsia="黑体"/>
         </w:rPr>
         <w:t xml:space="preserve">C/漏极</w:t>
       </w:r>
       <w:r>
+        <w:rPr>
+          <w:rFonts w:eastAsia="黑体"/>
+        </w:rPr>
         <w:t xml:space="preserve"> D </w:t>
       </w:r>
       <w:r>
         <w:rPr>
-          <w:rFonts w:hint="eastAsia"/>
+          <w:rFonts w:hint="eastAsia" w:eastAsia="黑体"/>
         </w:rPr>
         <w:t xml:space="preserve">与</w:t>
       </w:r>
       <w:r>
+        <w:rPr>
+          <w:rFonts w:eastAsia="黑体"/>
+        </w:rPr>
         <w:t xml:space="preserve"> </w:t>
       </w:r>
       <m:oMath>
@@ -369,15 +411,21 @@
         </m:sSub>
       </m:oMath>
       <w:r>
+        <w:rPr>
+          <w:rFonts w:eastAsia="黑体"/>
+        </w:rPr>
         <w:t xml:space="preserve"> </w:t>
       </w:r>
       <w:r>
         <w:rPr>
-          <w:rFonts w:hint="eastAsia"/>
+          <w:rFonts w:hint="eastAsia" w:eastAsia="黑体"/>
         </w:rPr>
         <w:t xml:space="preserve">正端相连）；直流母线负节点</w:t>
       </w:r>
       <w:r>
+        <w:rPr>
+          <w:rFonts w:eastAsia="黑体"/>
+        </w:rPr>
         <w:t xml:space="preserve"> </w:t>
       </w:r>
       <m:oMath>
@@ -387,29 +435,38 @@
       </m:oMath>
       <w:r>
         <w:rPr>
-          <w:rFonts w:hint="eastAsia"/>
+          <w:rFonts w:hint="eastAsia" w:eastAsia="黑体"/>
         </w:rPr>
         <w:t xml:space="preserve">（三个下管发射极</w:t>
       </w:r>
       <w:r>
+        <w:rPr>
+          <w:rFonts w:eastAsia="黑体"/>
+        </w:rPr>
         <w:t xml:space="preserve"> </w:t>
       </w:r>
       <w:r>
         <w:rPr>
-          <w:rFonts w:hint="eastAsia"/>
+          <w:rFonts w:hint="eastAsia" w:eastAsia="黑体"/>
         </w:rPr>
         <w:t xml:space="preserve">E/源极</w:t>
       </w:r>
       <w:r>
+        <w:rPr>
+          <w:rFonts w:eastAsia="黑体"/>
+        </w:rPr>
         <w:t xml:space="preserve"> S </w:t>
       </w:r>
       <w:r>
         <w:rPr>
-          <w:rFonts w:hint="eastAsia"/>
+          <w:rFonts w:hint="eastAsia" w:eastAsia="黑体"/>
         </w:rPr>
         <w:t xml:space="preserve">与</w:t>
       </w:r>
       <w:r>
+        <w:rPr>
+          <w:rFonts w:eastAsia="黑体"/>
+        </w:rPr>
         <w:t xml:space="preserve"> </w:t>
       </w:r>
       <m:oMath>
@@ -430,11 +487,14 @@
         </m:sSub>
       </m:oMath>
       <w:r>
+        <w:rPr>
+          <w:rFonts w:eastAsia="黑体"/>
+        </w:rPr>
         <w:t xml:space="preserve"> </w:t>
       </w:r>
       <w:r>
         <w:rPr>
-          <w:rFonts w:hint="eastAsia"/>
+          <w:rFonts w:hint="eastAsia" w:eastAsia="黑体"/>
         </w:rPr>
         <w:t xml:space="preserve">负端相连），</w:t>
       </w:r>
@@ -444,6 +504,9 @@
         </m:r>
       </m:oMath>
       <w:r>
+        <w:rPr>
+          <w:rFonts w:eastAsia="黑体"/>
+        </w:rPr>
         <w:t xml:space="preserve">、</w:t>
       </w:r>
       <m:oMath>
@@ -452,11 +515,14 @@
         </m:r>
       </m:oMath>
       <w:r>
+        <w:rPr>
+          <w:rFonts w:eastAsia="黑体"/>
+        </w:rPr>
         <w:t xml:space="preserve"> </w:t>
       </w:r>
       <w:r>
         <w:rPr>
-          <w:rFonts w:hint="eastAsia"/>
+          <w:rFonts w:hint="eastAsia" w:eastAsia="黑体"/>
         </w:rPr>
         <w:t xml:space="preserve">为直流输出端子。</w:t>
       </w:r>
@@ -465,20 +531,26 @@
       <w:pPr/>
       <w:r>
         <w:rPr>
-          <w:rFonts w:hint="eastAsia"/>
+          <w:rFonts w:hint="eastAsia" w:eastAsia="黑体"/>
         </w:rPr>
         <w:t xml:space="preserve">各元件管脚连接（以</w:t>
       </w:r>
       <w:r>
+        <w:rPr>
+          <w:rFonts w:eastAsia="黑体"/>
+        </w:rPr>
         <w:t xml:space="preserve"> a </w:t>
       </w:r>
       <w:r>
         <w:rPr>
-          <w:rFonts w:hint="eastAsia"/>
+          <w:rFonts w:hint="eastAsia" w:eastAsia="黑体"/>
         </w:rPr>
         <w:t xml:space="preserve">相为例，IGBT）：上管</w:t>
       </w:r>
       <w:r>
+        <w:rPr>
+          <w:rFonts w:eastAsia="黑体"/>
+        </w:rPr>
         <w:t xml:space="preserve"> </w:t>
       </w:r>
       <m:oMath>
@@ -496,24 +568,33 @@
         </m:sSub>
       </m:oMath>
       <w:r>
+        <w:rPr>
+          <w:rFonts w:eastAsia="黑体"/>
+        </w:rPr>
         <w:t xml:space="preserve"> </w:t>
       </w:r>
       <w:r>
         <w:rPr>
-          <w:rFonts w:hint="eastAsia"/>
+          <w:rFonts w:hint="eastAsia" w:eastAsia="黑体"/>
         </w:rPr>
         <w:t xml:space="preserve">的集电极</w:t>
       </w:r>
       <w:r>
+        <w:rPr>
+          <w:rFonts w:eastAsia="黑体"/>
+        </w:rPr>
         <w:t xml:space="preserve"> C </w:t>
       </w:r>
       <w:r>
         <w:rPr>
-          <w:rFonts w:hint="eastAsia"/>
+          <w:rFonts w:hint="eastAsia" w:eastAsia="黑体"/>
         </w:rPr>
         <w:t xml:space="preserve">接正节点</w:t>
       </w:r>
       <w:r>
+        <w:rPr>
+          <w:rFonts w:eastAsia="黑体"/>
+        </w:rPr>
         <w:t xml:space="preserve"> </w:t>
       </w:r>
       <m:oMath>
@@ -523,20 +604,26 @@
       </m:oMath>
       <w:r>
         <w:rPr>
-          <w:rFonts w:hint="eastAsia"/>
+          <w:rFonts w:hint="eastAsia" w:eastAsia="黑体"/>
         </w:rPr>
         <w:t xml:space="preserve">、发射极</w:t>
       </w:r>
       <w:r>
+        <w:rPr>
+          <w:rFonts w:eastAsia="黑体"/>
+        </w:rPr>
         <w:t xml:space="preserve"> E </w:t>
       </w:r>
       <w:r>
         <w:rPr>
-          <w:rFonts w:hint="eastAsia"/>
+          <w:rFonts w:hint="eastAsia" w:eastAsia="黑体"/>
         </w:rPr>
         <w:t xml:space="preserve">接开关节点</w:t>
       </w:r>
       <w:r>
+        <w:rPr>
+          <w:rFonts w:eastAsia="黑体"/>
+        </w:rPr>
         <w:t xml:space="preserve"> </w:t>
       </w:r>
       <m:oMath>
@@ -555,29 +642,38 @@
       </m:oMath>
       <w:r>
         <w:rPr>
-          <w:rFonts w:hint="eastAsia"/>
+          <w:rFonts w:hint="eastAsia" w:eastAsia="黑体"/>
         </w:rPr>
         <w:t xml:space="preserve">、栅极</w:t>
       </w:r>
       <w:r>
+        <w:rPr>
+          <w:rFonts w:eastAsia="黑体"/>
+        </w:rPr>
         <w:t xml:space="preserve"> G </w:t>
       </w:r>
       <w:r>
         <w:rPr>
-          <w:rFonts w:hint="eastAsia"/>
+          <w:rFonts w:hint="eastAsia" w:eastAsia="黑体"/>
         </w:rPr>
         <w:t xml:space="preserve">接</w:t>
       </w:r>
       <w:r>
+        <w:rPr>
+          <w:rFonts w:eastAsia="黑体"/>
+        </w:rPr>
         <w:t xml:space="preserve"> PWM </w:t>
       </w:r>
       <w:r>
         <w:rPr>
-          <w:rFonts w:hint="eastAsia"/>
+          <w:rFonts w:hint="eastAsia" w:eastAsia="黑体"/>
         </w:rPr>
         <w:t xml:space="preserve">驱动信号；下管</w:t>
       </w:r>
       <w:r>
+        <w:rPr>
+          <w:rFonts w:eastAsia="黑体"/>
+        </w:rPr>
         <w:t xml:space="preserve"> </w:t>
       </w:r>
       <m:oMath>
@@ -595,24 +691,33 @@
         </m:sSub>
       </m:oMath>
       <w:r>
+        <w:rPr>
+          <w:rFonts w:eastAsia="黑体"/>
+        </w:rPr>
         <w:t xml:space="preserve"> </w:t>
       </w:r>
       <w:r>
         <w:rPr>
-          <w:rFonts w:hint="eastAsia"/>
+          <w:rFonts w:hint="eastAsia" w:eastAsia="黑体"/>
         </w:rPr>
         <w:t xml:space="preserve">的集电极</w:t>
       </w:r>
       <w:r>
+        <w:rPr>
+          <w:rFonts w:eastAsia="黑体"/>
+        </w:rPr>
         <w:t xml:space="preserve"> C </w:t>
       </w:r>
       <w:r>
         <w:rPr>
-          <w:rFonts w:hint="eastAsia"/>
+          <w:rFonts w:hint="eastAsia" w:eastAsia="黑体"/>
         </w:rPr>
         <w:t xml:space="preserve">接</w:t>
       </w:r>
       <w:r>
+        <w:rPr>
+          <w:rFonts w:eastAsia="黑体"/>
+        </w:rPr>
         <w:t xml:space="preserve"> </w:t>
       </w:r>
       <m:oMath>
@@ -631,20 +736,26 @@
       </m:oMath>
       <w:r>
         <w:rPr>
-          <w:rFonts w:hint="eastAsia"/>
+          <w:rFonts w:hint="eastAsia" w:eastAsia="黑体"/>
         </w:rPr>
         <w:t xml:space="preserve">、发射极</w:t>
       </w:r>
       <w:r>
+        <w:rPr>
+          <w:rFonts w:eastAsia="黑体"/>
+        </w:rPr>
         <w:t xml:space="preserve"> E </w:t>
       </w:r>
       <w:r>
         <w:rPr>
-          <w:rFonts w:hint="eastAsia"/>
+          <w:rFonts w:hint="eastAsia" w:eastAsia="黑体"/>
         </w:rPr>
         <w:t xml:space="preserve">接负节点</w:t>
       </w:r>
       <w:r>
+        <w:rPr>
+          <w:rFonts w:eastAsia="黑体"/>
+        </w:rPr>
         <w:t xml:space="preserve"> </w:t>
       </w:r>
       <m:oMath>
@@ -654,25 +765,31 @@
       </m:oMath>
       <w:r>
         <w:rPr>
-          <w:rFonts w:hint="eastAsia"/>
+          <w:rFonts w:hint="eastAsia" w:eastAsia="黑体"/>
         </w:rPr>
         <w:t xml:space="preserve">、栅极</w:t>
       </w:r>
       <w:r>
+        <w:rPr>
+          <w:rFonts w:eastAsia="黑体"/>
+        </w:rPr>
         <w:t xml:space="preserve"> G </w:t>
       </w:r>
       <w:r>
         <w:rPr>
-          <w:rFonts w:hint="eastAsia"/>
+          <w:rFonts w:hint="eastAsia" w:eastAsia="黑体"/>
         </w:rPr>
         <w:t xml:space="preserve">接</w:t>
       </w:r>
       <w:r>
+        <w:rPr>
+          <w:rFonts w:eastAsia="黑体"/>
+        </w:rPr>
         <w:t xml:space="preserve"> PWM </w:t>
       </w:r>
       <w:r>
         <w:rPr>
-          <w:rFonts w:hint="eastAsia"/>
+          <w:rFonts w:hint="eastAsia" w:eastAsia="黑体"/>
         </w:rPr>
         <w:t xml:space="preserve">驱动信号；</w:t>
       </w:r>
@@ -691,6 +808,9 @@
         </m:sSub>
       </m:oMath>
       <w:r>
+        <w:rPr>
+          <w:rFonts w:eastAsia="黑体"/>
+        </w:rPr>
         <w:t xml:space="preserve">、</w:t>
       </w:r>
       <m:oMath>
@@ -708,15 +828,21 @@
         </m:sSub>
       </m:oMath>
       <w:r>
+        <w:rPr>
+          <w:rFonts w:eastAsia="黑体"/>
+        </w:rPr>
         <w:t xml:space="preserve"> </w:t>
       </w:r>
       <w:r>
         <w:rPr>
-          <w:rFonts w:hint="eastAsia"/>
+          <w:rFonts w:hint="eastAsia" w:eastAsia="黑体"/>
         </w:rPr>
         <w:t xml:space="preserve">各自反并联二极管</w:t>
       </w:r>
       <w:r>
+        <w:rPr>
+          <w:rFonts w:eastAsia="黑体"/>
+        </w:rPr>
         <w:t xml:space="preserve"> </w:t>
       </w:r>
       <m:oMath>
@@ -734,6 +860,9 @@
         </m:sSub>
       </m:oMath>
       <w:r>
+        <w:rPr>
+          <w:rFonts w:eastAsia="黑体"/>
+        </w:rPr>
         <w:t xml:space="preserve">、</w:t>
       </w:r>
       <m:oMath>
@@ -751,29 +880,38 @@
         </m:sSub>
       </m:oMath>
       <w:r>
+        <w:rPr>
+          <w:rFonts w:eastAsia="黑体"/>
+        </w:rPr>
         <w:t xml:space="preserve"> </w:t>
       </w:r>
       <w:r>
         <w:rPr>
-          <w:rFonts w:hint="eastAsia"/>
+          <w:rFonts w:hint="eastAsia" w:eastAsia="黑体"/>
         </w:rPr>
         <w:t xml:space="preserve">的阳极接其发射极</w:t>
       </w:r>
       <w:r>
+        <w:rPr>
+          <w:rFonts w:eastAsia="黑体"/>
+        </w:rPr>
         <w:t xml:space="preserve"> </w:t>
       </w:r>
       <w:r>
         <w:rPr>
-          <w:rFonts w:hint="eastAsia"/>
+          <w:rFonts w:hint="eastAsia" w:eastAsia="黑体"/>
         </w:rPr>
         <w:t xml:space="preserve">E、阴极接其集电极</w:t>
       </w:r>
       <w:r>
+        <w:rPr>
+          <w:rFonts w:eastAsia="黑体"/>
+        </w:rPr>
         <w:t xml:space="preserve"> </w:t>
       </w:r>
       <w:r>
         <w:rPr>
-          <w:rFonts w:hint="eastAsia"/>
+          <w:rFonts w:hint="eastAsia" w:eastAsia="黑体"/>
         </w:rPr>
         <w:t xml:space="preserve">C；</w:t>
       </w:r>
@@ -783,6 +921,9 @@
         </m:r>
       </m:oMath>
       <w:r>
+        <w:rPr>
+          <w:rFonts w:eastAsia="黑体"/>
+        </w:rPr>
         <w:t xml:space="preserve">、</w:t>
       </w:r>
       <m:oMath>
@@ -791,15 +932,21 @@
         </m:r>
       </m:oMath>
       <w:r>
+        <w:rPr>
+          <w:rFonts w:eastAsia="黑体"/>
+        </w:rPr>
         <w:t xml:space="preserve"> </w:t>
       </w:r>
       <w:r>
         <w:rPr>
-          <w:rFonts w:hint="eastAsia"/>
+          <w:rFonts w:hint="eastAsia" w:eastAsia="黑体"/>
         </w:rPr>
         <w:t xml:space="preserve">两相由</w:t>
       </w:r>
       <w:r>
+        <w:rPr>
+          <w:rFonts w:eastAsia="黑体"/>
+        </w:rPr>
         <w:t xml:space="preserve"> </w:t>
       </w:r>
       <m:oMath>
@@ -808,15 +955,21 @@
         </m:r>
       </m:oMath>
       <w:r>
+        <w:rPr>
+          <w:rFonts w:eastAsia="黑体"/>
+        </w:rPr>
         <w:t xml:space="preserve"> </w:t>
       </w:r>
       <w:r>
         <w:rPr>
-          <w:rFonts w:hint="eastAsia"/>
+          <w:rFonts w:hint="eastAsia" w:eastAsia="黑体"/>
         </w:rPr>
         <w:t xml:space="preserve">相上管</w:t>
       </w:r>
       <w:r>
+        <w:rPr>
+          <w:rFonts w:eastAsia="黑体"/>
+        </w:rPr>
         <w:t xml:space="preserve"> </w:t>
       </w:r>
       <m:oMath>
@@ -835,11 +988,14 @@
       </m:oMath>
       <w:r>
         <w:rPr>
-          <w:rFonts w:hint="eastAsia"/>
+          <w:rFonts w:hint="eastAsia" w:eastAsia="黑体"/>
         </w:rPr>
         <w:t xml:space="preserve">/下管</w:t>
       </w:r>
       <w:r>
+        <w:rPr>
+          <w:rFonts w:eastAsia="黑体"/>
+        </w:rPr>
         <w:t xml:space="preserve"> </w:t>
       </w:r>
       <m:oMath>
@@ -857,6 +1013,9 @@
         </m:sSub>
       </m:oMath>
       <w:r>
+        <w:rPr>
+          <w:rFonts w:eastAsia="黑体"/>
+        </w:rPr>
         <w:t xml:space="preserve">、</w:t>
       </w:r>
       <m:oMath>
@@ -865,15 +1024,21 @@
         </m:r>
       </m:oMath>
       <w:r>
+        <w:rPr>
+          <w:rFonts w:eastAsia="黑体"/>
+        </w:rPr>
         <w:t xml:space="preserve"> </w:t>
       </w:r>
       <w:r>
         <w:rPr>
-          <w:rFonts w:hint="eastAsia"/>
+          <w:rFonts w:hint="eastAsia" w:eastAsia="黑体"/>
         </w:rPr>
         <w:t xml:space="preserve">相上管</w:t>
       </w:r>
       <w:r>
+        <w:rPr>
+          <w:rFonts w:eastAsia="黑体"/>
+        </w:rPr>
         <w:t xml:space="preserve"> </w:t>
       </w:r>
       <m:oMath>
@@ -892,11 +1057,14 @@
       </m:oMath>
       <w:r>
         <w:rPr>
-          <w:rFonts w:hint="eastAsia"/>
+          <w:rFonts w:hint="eastAsia" w:eastAsia="黑体"/>
         </w:rPr>
         <w:t xml:space="preserve">/下管</w:t>
       </w:r>
       <w:r>
+        <w:rPr>
+          <w:rFonts w:eastAsia="黑体"/>
+        </w:rPr>
         <w:t xml:space="preserve"> </w:t>
       </w:r>
       <m:oMath>
@@ -914,11 +1082,14 @@
         </m:sSub>
       </m:oMath>
       <w:r>
+        <w:rPr>
+          <w:rFonts w:eastAsia="黑体"/>
+        </w:rPr>
         <w:t xml:space="preserve"> </w:t>
       </w:r>
       <w:r>
         <w:rPr>
-          <w:rFonts w:hint="eastAsia"/>
+          <w:rFonts w:hint="eastAsia" w:eastAsia="黑体"/>
         </w:rPr>
         <w:t xml:space="preserve">按相同方式构成（</w:t>
       </w:r>
@@ -937,6 +1108,9 @@
         </m:sSub>
       </m:oMath>
       <w:r>
+        <w:rPr>
+          <w:rFonts w:eastAsia="黑体"/>
+        </w:rPr>
         <w:t xml:space="preserve">、</w:t>
       </w:r>
       <m:oMath>
@@ -954,15 +1128,21 @@
         </m:sSub>
       </m:oMath>
       <w:r>
+        <w:rPr>
+          <w:rFonts w:eastAsia="黑体"/>
+        </w:rPr>
         <w:t xml:space="preserve"> </w:t>
       </w:r>
       <w:r>
         <w:rPr>
-          <w:rFonts w:hint="eastAsia"/>
+          <w:rFonts w:hint="eastAsia" w:eastAsia="黑体"/>
         </w:rPr>
         <w:t xml:space="preserve">为上管接</w:t>
       </w:r>
       <w:r>
+        <w:rPr>
+          <w:rFonts w:eastAsia="黑体"/>
+        </w:rPr>
         <w:t xml:space="preserve"> </w:t>
       </w:r>
       <m:oMath>
@@ -972,7 +1152,7 @@
       </m:oMath>
       <w:r>
         <w:rPr>
-          <w:rFonts w:hint="eastAsia"/>
+          <w:rFonts w:hint="eastAsia" w:eastAsia="黑体"/>
         </w:rPr>
         <w:t xml:space="preserve">，</w:t>
       </w:r>
@@ -991,6 +1171,9 @@
         </m:sSub>
       </m:oMath>
       <w:r>
+        <w:rPr>
+          <w:rFonts w:eastAsia="黑体"/>
+        </w:rPr>
         <w:t xml:space="preserve">、</w:t>
       </w:r>
       <m:oMath>
@@ -1008,15 +1191,21 @@
         </m:sSub>
       </m:oMath>
       <w:r>
+        <w:rPr>
+          <w:rFonts w:eastAsia="黑体"/>
+        </w:rPr>
         <w:t xml:space="preserve"> </w:t>
       </w:r>
       <w:r>
         <w:rPr>
-          <w:rFonts w:hint="eastAsia"/>
+          <w:rFonts w:hint="eastAsia" w:eastAsia="黑体"/>
         </w:rPr>
         <w:t xml:space="preserve">为下管接</w:t>
       </w:r>
       <w:r>
+        <w:rPr>
+          <w:rFonts w:eastAsia="黑体"/>
+        </w:rPr>
         <w:t xml:space="preserve"> </w:t>
       </w:r>
       <m:oMath>
@@ -1026,11 +1215,14 @@
       </m:oMath>
       <w:r>
         <w:rPr>
-          <w:rFonts w:hint="eastAsia"/>
+          <w:rFonts w:hint="eastAsia" w:eastAsia="黑体"/>
         </w:rPr>
         <w:t xml:space="preserve">）；滤波电抗器</w:t>
       </w:r>
       <w:r>
+        <w:rPr>
+          <w:rFonts w:eastAsia="黑体"/>
+        </w:rPr>
         <w:t xml:space="preserve"> </w:t>
       </w:r>
       <m:oMath>
@@ -1048,15 +1240,21 @@
         </m:sSub>
       </m:oMath>
       <w:r>
+        <w:rPr>
+          <w:rFonts w:eastAsia="黑体"/>
+        </w:rPr>
         <w:t xml:space="preserve"> </w:t>
       </w:r>
       <w:r>
         <w:rPr>
-          <w:rFonts w:hint="eastAsia"/>
+          <w:rFonts w:hint="eastAsia" w:eastAsia="黑体"/>
         </w:rPr>
         <w:t xml:space="preserve">一端接电网</w:t>
       </w:r>
       <w:r>
+        <w:rPr>
+          <w:rFonts w:eastAsia="黑体"/>
+        </w:rPr>
         <w:t xml:space="preserve"> </w:t>
       </w:r>
       <m:oMath>
@@ -1065,15 +1263,21 @@
         </m:r>
       </m:oMath>
       <w:r>
+        <w:rPr>
+          <w:rFonts w:eastAsia="黑体"/>
+        </w:rPr>
         <w:t xml:space="preserve"> </w:t>
       </w:r>
       <w:r>
         <w:rPr>
-          <w:rFonts w:hint="eastAsia"/>
+          <w:rFonts w:hint="eastAsia" w:eastAsia="黑体"/>
         </w:rPr>
         <w:t xml:space="preserve">相、另一端接</w:t>
       </w:r>
       <w:r>
+        <w:rPr>
+          <w:rFonts w:eastAsia="黑体"/>
+        </w:rPr>
         <w:t xml:space="preserve"> </w:t>
       </w:r>
       <m:oMath>
@@ -1092,7 +1296,7 @@
       </m:oMath>
       <w:r>
         <w:rPr>
-          <w:rFonts w:hint="eastAsia"/>
+          <w:rFonts w:hint="eastAsia" w:eastAsia="黑体"/>
         </w:rPr>
         <w:t xml:space="preserve">，</w:t>
       </w:r>
@@ -1111,6 +1315,9 @@
         </m:sSub>
       </m:oMath>
       <w:r>
+        <w:rPr>
+          <w:rFonts w:eastAsia="黑体"/>
+        </w:rPr>
         <w:t xml:space="preserve">、</w:t>
       </w:r>
       <m:oMath>
@@ -1128,15 +1335,21 @@
         </m:sSub>
       </m:oMath>
       <w:r>
+        <w:rPr>
+          <w:rFonts w:eastAsia="黑体"/>
+        </w:rPr>
         <w:t xml:space="preserve"> </w:t>
       </w:r>
       <w:r>
         <w:rPr>
-          <w:rFonts w:hint="eastAsia"/>
+          <w:rFonts w:hint="eastAsia" w:eastAsia="黑体"/>
         </w:rPr>
         <w:t xml:space="preserve">同理接</w:t>
       </w:r>
       <w:r>
+        <w:rPr>
+          <w:rFonts w:eastAsia="黑体"/>
+        </w:rPr>
         <w:t xml:space="preserve"> </w:t>
       </w:r>
       <m:oMath>
@@ -1154,6 +1367,9 @@
         </m:sSub>
       </m:oMath>
       <w:r>
+        <w:rPr>
+          <w:rFonts w:eastAsia="黑体"/>
+        </w:rPr>
         <w:t xml:space="preserve">、</w:t>
       </w:r>
       <m:oMath>
@@ -1172,11 +1388,14 @@
       </m:oMath>
       <w:r>
         <w:rPr>
-          <w:rFonts w:hint="eastAsia"/>
+          <w:rFonts w:hint="eastAsia" w:eastAsia="黑体"/>
         </w:rPr>
         <w:t xml:space="preserve">；直流母线电容</w:t>
       </w:r>
       <w:r>
+        <w:rPr>
+          <w:rFonts w:eastAsia="黑体"/>
+        </w:rPr>
         <w:t xml:space="preserve"> </w:t>
       </w:r>
       <m:oMath>
@@ -1197,15 +1416,21 @@
         </m:sSub>
       </m:oMath>
       <w:r>
+        <w:rPr>
+          <w:rFonts w:eastAsia="黑体"/>
+        </w:rPr>
         <w:t xml:space="preserve"> </w:t>
       </w:r>
       <w:r>
         <w:rPr>
-          <w:rFonts w:hint="eastAsia"/>
+          <w:rFonts w:hint="eastAsia" w:eastAsia="黑体"/>
         </w:rPr>
         <w:t xml:space="preserve">一端接</w:t>
       </w:r>
       <w:r>
+        <w:rPr>
+          <w:rFonts w:eastAsia="黑体"/>
+        </w:rPr>
         <w:t xml:space="preserve"> </w:t>
       </w:r>
       <m:oMath>
@@ -1215,11 +1440,14 @@
       </m:oMath>
       <w:r>
         <w:rPr>
-          <w:rFonts w:hint="eastAsia"/>
+          <w:rFonts w:hint="eastAsia" w:eastAsia="黑体"/>
         </w:rPr>
         <w:t xml:space="preserve">、另一端接</w:t>
       </w:r>
       <w:r>
+        <w:rPr>
+          <w:rFonts w:eastAsia="黑体"/>
+        </w:rPr>
         <w:t xml:space="preserve"> </w:t>
       </w:r>
       <m:oMath>
@@ -1228,6 +1456,9 @@
         </m:r>
       </m:oMath>
       <w:r>
+        <w:rPr>
+          <w:rFonts w:eastAsia="黑体"/>
+        </w:rPr>
         <w:t xml:space="preserve">。</w:t>
       </w:r>
     </w:p>
@@ -1235,43 +1466,55 @@
       <w:pPr/>
       <w:r>
         <w:rPr>
-          <w:rFonts w:hint="eastAsia"/>
+          <w:rFonts w:hint="eastAsia" w:eastAsia="黑体"/>
         </w:rPr>
         <w:t xml:space="preserve">由此构成”三相全控桥</w:t>
       </w:r>
       <w:r>
+        <w:rPr>
+          <w:rFonts w:eastAsia="黑体"/>
+        </w:rPr>
         <w:t xml:space="preserve"> + </w:t>
       </w:r>
       <w:r>
         <w:rPr>
-          <w:rFonts w:hint="eastAsia"/>
+          <w:rFonts w:hint="eastAsia" w:eastAsia="黑体"/>
         </w:rPr>
         <w:t xml:space="preserve">交流侧电感</w:t>
       </w:r>
       <w:r>
+        <w:rPr>
+          <w:rFonts w:eastAsia="黑体"/>
+        </w:rPr>
         <w:t xml:space="preserve"> + </w:t>
       </w:r>
       <w:r>
         <w:rPr>
-          <w:rFonts w:hint="eastAsia"/>
+          <w:rFonts w:hint="eastAsia" w:eastAsia="黑体"/>
         </w:rPr>
         <w:t xml:space="preserve">直流侧电容”的全控</w:t>
       </w:r>
       <w:r>
+        <w:rPr>
+          <w:rFonts w:eastAsia="黑体"/>
+        </w:rPr>
         <w:t xml:space="preserve"> PWM </w:t>
       </w:r>
       <w:r>
         <w:rPr>
-          <w:rFonts w:hint="eastAsia"/>
+          <w:rFonts w:hint="eastAsia" w:eastAsia="黑体"/>
         </w:rPr>
         <w:t xml:space="preserve">整流组态，开关元件均可主动导通与关断，通过</w:t>
       </w:r>
       <w:r>
+        <w:rPr>
+          <w:rFonts w:eastAsia="黑体"/>
+        </w:rPr>
         <w:t xml:space="preserve"> PWM </w:t>
       </w:r>
       <w:r>
         <w:rPr>
-          <w:rFonts w:hint="eastAsia"/>
+          <w:rFonts w:hint="eastAsia" w:eastAsia="黑体"/>
         </w:rPr>
         <w:t xml:space="preserve">控制实现输出电压可调、功率因数可控、能量可双向流动（可逆变回馈）。</w:t>
       </w:r>
@@ -1284,7 +1527,7 @@
       </w:pPr>
       <w:r>
         <w:rPr>
-          <w:rFonts w:hint="eastAsia"/>
+          <w:rFonts w:hint="eastAsia" w:eastAsia="黑体"/>
         </w:rPr>
         <w:t xml:space="preserve">工作原理</w:t>
       </w:r>
@@ -1295,16 +1538,19 @@
       </w:pPr>
       <w:r>
         <w:rPr>
-          <w:rFonts w:hint="eastAsia"/>
+          <w:rFonts w:hint="eastAsia" w:eastAsia="黑体"/>
         </w:rPr>
         <w:t xml:space="preserve">各全控开关在</w:t>
       </w:r>
       <w:r>
+        <w:rPr>
+          <w:rFonts w:eastAsia="黑体"/>
+        </w:rPr>
         <w:t xml:space="preserve"> PWM </w:t>
       </w:r>
       <w:r>
         <w:rPr>
-          <w:rFonts w:hint="eastAsia"/>
+          <w:rFonts w:hint="eastAsia" w:eastAsia="黑体"/>
         </w:rPr>
         <w:t xml:space="preserve">信号驱动下按调制策略高速通断，控制交流侧电流的幅值与相位，使电网电流正弦化（通常达到单位功率因数），同时把直流侧电压稳定在设定值；由于开关可主动关断，还可实现逆变回馈，把直流侧能量送回交流侧。</w:t>
       </w:r>
@@ -1317,7 +1563,7 @@
       </w:pPr>
       <w:r>
         <w:rPr>
-          <w:rFonts w:hint="eastAsia"/>
+          <w:rFonts w:hint="eastAsia" w:eastAsia="黑体"/>
         </w:rPr>
         <w:t xml:space="preserve">关键计算公式</w:t>
       </w:r>
@@ -1331,7 +1577,7 @@
       </w:pPr>
       <w:r>
         <w:rPr>
-          <w:rFonts w:hint="eastAsia"/>
+          <w:rFonts w:hint="eastAsia" w:eastAsia="黑体"/>
         </w:rPr>
         <w:t xml:space="preserve">直流母线电压与交流线电压约束：</w:t>
       </w:r>
@@ -1449,16 +1695,19 @@
       </w:pPr>
       <w:r>
         <w:rPr>
-          <w:rFonts w:hint="eastAsia"/>
+          <w:rFonts w:hint="eastAsia" w:eastAsia="黑体"/>
         </w:rPr>
         <w:t xml:space="preserve">调制与输出（三相，dq</w:t>
       </w:r>
       <w:r>
+        <w:rPr>
+          <w:rFonts w:eastAsia="黑体"/>
+        </w:rPr>
         <w:t xml:space="preserve"> </w:t>
       </w:r>
       <w:r>
         <w:rPr>
-          <w:rFonts w:hint="eastAsia"/>
+          <w:rFonts w:hint="eastAsia" w:eastAsia="黑体"/>
         </w:rPr>
         <w:t xml:space="preserve">坐标系）有功功率：</w:t>
       </w:r>
@@ -1575,7 +1824,7 @@
       </w:pPr>
       <w:r>
         <w:rPr>
-          <w:rFonts w:hint="eastAsia"/>
+          <w:rFonts w:hint="eastAsia" w:eastAsia="黑体"/>
         </w:rPr>
         <w:t xml:space="preserve">交流侧基波电压方程：</w:t>
       </w:r>
@@ -1668,7 +1917,7 @@
       </w:pPr>
       <w:r>
         <w:rPr>
-          <w:rFonts w:hint="eastAsia"/>
+          <w:rFonts w:hint="eastAsia" w:eastAsia="黑体"/>
         </w:rPr>
         <w:t xml:space="preserve">单位功率因数条件：</w:t>
       </w:r>
@@ -1728,7 +1977,7 @@
       </w:pPr>
       <w:r>
         <w:rPr>
-          <w:rFonts w:hint="eastAsia"/>
+          <w:rFonts w:hint="eastAsia" w:eastAsia="黑体"/>
         </w:rPr>
         <w:t xml:space="preserve">直流电压纹波（近似）：</w:t>
       </w:r>
@@ -1849,7 +2098,7 @@
             </w:pPr>
             <w:r>
               <w:rPr>
-                <w:rFonts w:hint="eastAsia"/>
+                <w:rFonts w:hint="eastAsia" w:eastAsia="黑体"/>
               </w:rPr>
               <w:t xml:space="preserve">符号</w:t>
             </w:r>
@@ -1863,7 +2112,7 @@
             </w:pPr>
             <w:r>
               <w:rPr>
-                <w:rFonts w:hint="eastAsia"/>
+                <w:rFonts w:hint="eastAsia" w:eastAsia="黑体"/>
               </w:rPr>
               <w:t xml:space="preserve">含义</w:t>
             </w:r>
@@ -1877,7 +2126,7 @@
             </w:pPr>
             <w:r>
               <w:rPr>
-                <w:rFonts w:hint="eastAsia"/>
+                <w:rFonts w:hint="eastAsia" w:eastAsia="黑体"/>
               </w:rPr>
               <w:t xml:space="preserve">单位</w:t>
             </w:r>
@@ -1909,6 +2158,9 @@
               </m:sSub>
             </m:oMath>
             <w:r>
+              <w:rPr>
+                <w:rFonts w:eastAsia="黑体"/>
+              </w:rPr>
               <w:t xml:space="preserve">​</w:t>
             </w:r>
           </w:p>
@@ -1921,7 +2173,7 @@
             </w:pPr>
             <w:r>
               <w:rPr>
-                <w:rFonts w:hint="eastAsia"/>
+                <w:rFonts w:hint="eastAsia" w:eastAsia="黑体"/>
               </w:rPr>
               <w:t xml:space="preserve">直流母线电压</w:t>
             </w:r>
@@ -1934,6 +2186,9 @@
               <w:pStyle w:val="Compact"/>
             </w:pPr>
             <w:r>
+              <w:rPr>
+                <w:rFonts w:eastAsia="黑体"/>
+              </w:rPr>
               <w:t xml:space="preserve">V</w:t>
             </w:r>
           </w:p>
@@ -1985,6 +2240,9 @@
               </m:sSub>
             </m:oMath>
             <w:r>
+              <w:rPr>
+                <w:rFonts w:eastAsia="黑体"/>
+              </w:rPr>
               <w:t xml:space="preserve">​</w:t>
             </w:r>
           </w:p>
@@ -1997,7 +2255,7 @@
             </w:pPr>
             <w:r>
               <w:rPr>
-                <w:rFonts w:hint="eastAsia"/>
+                <w:rFonts w:hint="eastAsia" w:eastAsia="黑体"/>
               </w:rPr>
               <w:t xml:space="preserve">线电压有效值</w:t>
             </w:r>
@@ -2010,6 +2268,9 @@
               <w:pStyle w:val="Compact"/>
             </w:pPr>
             <w:r>
+              <w:rPr>
+                <w:rFonts w:eastAsia="黑体"/>
+              </w:rPr>
               <w:t xml:space="preserve">V</w:t>
             </w:r>
           </w:p>
@@ -2040,6 +2301,9 @@
               </m:r>
             </m:oMath>
             <w:r>
+              <w:rPr>
+                <w:rFonts w:eastAsia="黑体"/>
+              </w:rPr>
               <w:t xml:space="preserve">​</w:t>
             </w:r>
           </w:p>
@@ -2052,16 +2316,19 @@
             </w:pPr>
             <w:r>
               <w:rPr>
-                <w:rFonts w:hint="eastAsia"/>
+                <w:rFonts w:hint="eastAsia" w:eastAsia="黑体"/>
               </w:rPr>
               <w:t xml:space="preserve">有功</w:t>
             </w:r>
             <w:r>
+              <w:rPr>
+                <w:rFonts w:eastAsia="黑体"/>
+              </w:rPr>
               <w:t xml:space="preserve"> / </w:t>
             </w:r>
             <w:r>
               <w:rPr>
-                <w:rFonts w:hint="eastAsia"/>
+                <w:rFonts w:hint="eastAsia" w:eastAsia="黑体"/>
               </w:rPr>
               <w:t xml:space="preserve">无功功率</w:t>
             </w:r>
@@ -2074,6 +2341,9 @@
               <w:pStyle w:val="Compact"/>
             </w:pPr>
             <w:r>
+              <w:rPr>
+                <w:rFonts w:eastAsia="黑体"/>
+              </w:rPr>
               <w:t xml:space="preserve">W, var</w:t>
             </w:r>
           </w:p>
@@ -2092,6 +2362,9 @@
               </m:r>
             </m:oMath>
             <w:r>
+              <w:rPr>
+                <w:rFonts w:eastAsia="黑体"/>
+              </w:rPr>
               <w:t xml:space="preserve">​</w:t>
             </w:r>
           </w:p>
@@ -2104,7 +2377,7 @@
             </w:pPr>
             <w:r>
               <w:rPr>
-                <w:rFonts w:hint="eastAsia"/>
+                <w:rFonts w:hint="eastAsia" w:eastAsia="黑体"/>
               </w:rPr>
               <w:t xml:space="preserve">交流滤波电感</w:t>
             </w:r>
@@ -2117,6 +2390,9 @@
               <w:pStyle w:val="Compact"/>
             </w:pPr>
             <w:r>
+              <w:rPr>
+                <w:rFonts w:eastAsia="黑体"/>
+              </w:rPr>
               <w:t xml:space="preserve">H</w:t>
             </w:r>
           </w:p>
@@ -2147,6 +2423,9 @@
               </m:sSub>
             </m:oMath>
             <w:r>
+              <w:rPr>
+                <w:rFonts w:eastAsia="黑体"/>
+              </w:rPr>
               <w:t xml:space="preserve">​</w:t>
             </w:r>
           </w:p>
@@ -2159,7 +2438,7 @@
             </w:pPr>
             <w:r>
               <w:rPr>
-                <w:rFonts w:hint="eastAsia"/>
+                <w:rFonts w:hint="eastAsia" w:eastAsia="黑体"/>
               </w:rPr>
               <w:t xml:space="preserve">开关频率</w:t>
             </w:r>
@@ -2172,6 +2451,9 @@
               <w:pStyle w:val="Compact"/>
             </w:pPr>
             <w:r>
+              <w:rPr>
+                <w:rFonts w:eastAsia="黑体"/>
+              </w:rPr>
               <w:t xml:space="preserve">Hz</w:t>
             </w:r>
           </w:p>
@@ -2190,6 +2472,9 @@
               </m:r>
             </m:oMath>
             <w:r>
+              <w:rPr>
+                <w:rFonts w:eastAsia="黑体"/>
+              </w:rPr>
               <w:t xml:space="preserve">​</w:t>
             </w:r>
           </w:p>
@@ -2202,7 +2487,7 @@
             </w:pPr>
             <w:r>
               <w:rPr>
-                <w:rFonts w:hint="eastAsia"/>
+                <w:rFonts w:hint="eastAsia" w:eastAsia="黑体"/>
               </w:rPr>
               <w:t xml:space="preserve">直流电容</w:t>
             </w:r>
@@ -2215,6 +2500,9 @@
               <w:pStyle w:val="Compact"/>
             </w:pPr>
             <w:r>
+              <w:rPr>
+                <w:rFonts w:eastAsia="黑体"/>
+              </w:rPr>
               <w:t xml:space="preserve">F</w:t>
             </w:r>
           </w:p>
@@ -2229,7 +2517,7 @@
       </w:pPr>
       <w:r>
         <w:rPr>
-          <w:rFonts w:hint="eastAsia"/>
+          <w:rFonts w:hint="eastAsia" w:eastAsia="黑体"/>
         </w:rPr>
         <w:t xml:space="preserve">元件调整影响</w:t>
       </w:r>
@@ -2244,7 +2532,7 @@
       </w:pPr>
       <w:r>
         <w:rPr>
-          <w:rFonts w:hint="eastAsia"/>
+          <w:rFonts w:hint="eastAsia" w:eastAsia="黑体"/>
           <w:b/>
           <w:bCs/>
         </w:rPr>
@@ -2252,6 +2540,7 @@
       </w:r>
       <w:r>
         <w:rPr>
+          <w:rFonts w:eastAsia="黑体"/>
           <w:b/>
           <w:bCs/>
         </w:rPr>
@@ -2276,6 +2565,7 @@
       </m:oMath>
       <w:r>
         <w:rPr>
+          <w:rFonts w:eastAsia="黑体"/>
           <w:b/>
           <w:bCs/>
         </w:rPr>
@@ -2283,21 +2573,27 @@
       </w:r>
       <w:r>
         <w:rPr>
-          <w:rFonts w:hint="eastAsia"/>
+          <w:rFonts w:hint="eastAsia" w:eastAsia="黑体"/>
           <w:b/>
           <w:bCs/>
         </w:rPr>
         <w:t xml:space="preserve">提高</w:t>
       </w:r>
       <w:r>
+        <w:rPr>
+          <w:rFonts w:eastAsia="黑体"/>
+        </w:rPr>
         <w:t xml:space="preserve"> </w:t>
       </w:r>
       <w:r>
+        <w:rPr>
+          <w:rFonts w:eastAsia="黑体"/>
+        </w:rPr>
         <w:t xml:space="preserve">→ </w:t>
       </w:r>
       <w:r>
         <w:rPr>
-          <w:rFonts w:hint="eastAsia"/>
+          <w:rFonts w:hint="eastAsia" w:eastAsia="黑体"/>
         </w:rPr>
         <w:t xml:space="preserve">谐波减小、滤波器可缩小，但开关损耗增大、发热上升。</w:t>
       </w:r>
@@ -2312,7 +2608,7 @@
       </w:pPr>
       <w:r>
         <w:rPr>
-          <w:rFonts w:hint="eastAsia"/>
+          <w:rFonts w:hint="eastAsia" w:eastAsia="黑体"/>
           <w:b/>
           <w:bCs/>
         </w:rPr>
@@ -2320,6 +2616,7 @@
       </w:r>
       <w:r>
         <w:rPr>
+          <w:rFonts w:eastAsia="黑体"/>
           <w:b/>
           <w:bCs/>
         </w:rPr>
@@ -2332,6 +2629,7 @@
       </m:oMath>
       <w:r>
         <w:rPr>
+          <w:rFonts w:eastAsia="黑体"/>
           <w:b/>
           <w:bCs/>
         </w:rPr>
@@ -2339,21 +2637,27 @@
       </w:r>
       <w:r>
         <w:rPr>
-          <w:rFonts w:hint="eastAsia"/>
+          <w:rFonts w:hint="eastAsia" w:eastAsia="黑体"/>
           <w:b/>
           <w:bCs/>
         </w:rPr>
         <w:t xml:space="preserve">增大</w:t>
       </w:r>
       <w:r>
+        <w:rPr>
+          <w:rFonts w:eastAsia="黑体"/>
+        </w:rPr>
         <w:t xml:space="preserve"> </w:t>
       </w:r>
       <w:r>
+        <w:rPr>
+          <w:rFonts w:eastAsia="黑体"/>
+        </w:rPr>
         <w:t xml:space="preserve">→ </w:t>
       </w:r>
       <w:r>
         <w:rPr>
-          <w:rFonts w:hint="eastAsia"/>
+          <w:rFonts w:hint="eastAsia" w:eastAsia="黑体"/>
         </w:rPr>
         <w:t xml:space="preserve">电流纹波与谐波变小，但动态响应变慢、体积增大。</w:t>
       </w:r>
@@ -2368,7 +2672,7 @@
       </w:pPr>
       <w:r>
         <w:rPr>
-          <w:rFonts w:hint="eastAsia"/>
+          <w:rFonts w:hint="eastAsia" w:eastAsia="黑体"/>
           <w:b/>
           <w:bCs/>
         </w:rPr>
@@ -2376,6 +2680,7 @@
       </w:r>
       <w:r>
         <w:rPr>
+          <w:rFonts w:eastAsia="黑体"/>
           <w:b/>
           <w:bCs/>
         </w:rPr>
@@ -2388,6 +2693,7 @@
       </m:oMath>
       <w:r>
         <w:rPr>
+          <w:rFonts w:eastAsia="黑体"/>
           <w:b/>
           <w:bCs/>
         </w:rPr>
@@ -2395,21 +2701,27 @@
       </w:r>
       <w:r>
         <w:rPr>
-          <w:rFonts w:hint="eastAsia"/>
+          <w:rFonts w:hint="eastAsia" w:eastAsia="黑体"/>
           <w:b/>
           <w:bCs/>
         </w:rPr>
         <w:t xml:space="preserve">增大</w:t>
       </w:r>
       <w:r>
+        <w:rPr>
+          <w:rFonts w:eastAsia="黑体"/>
+        </w:rPr>
         <w:t xml:space="preserve"> </w:t>
       </w:r>
       <w:r>
+        <w:rPr>
+          <w:rFonts w:eastAsia="黑体"/>
+        </w:rPr>
         <w:t xml:space="preserve">→ </w:t>
       </w:r>
       <w:r>
         <w:rPr>
-          <w:rFonts w:hint="eastAsia"/>
+          <w:rFonts w:hint="eastAsia" w:eastAsia="黑体"/>
         </w:rPr>
         <w:t xml:space="preserve">母线纹波小、抗扰强，但体积成本与浪涌增大。</w:t>
       </w:r>
@@ -2424,21 +2736,27 @@
       </w:pPr>
       <w:r>
         <w:rPr>
-          <w:rFonts w:hint="eastAsia"/>
+          <w:rFonts w:hint="eastAsia" w:eastAsia="黑体"/>
           <w:b/>
           <w:bCs/>
         </w:rPr>
         <w:t xml:space="preserve">直流电压设定越高</w:t>
       </w:r>
       <w:r>
+        <w:rPr>
+          <w:rFonts w:eastAsia="黑体"/>
+        </w:rPr>
         <w:t xml:space="preserve"> </w:t>
       </w:r>
       <w:r>
+        <w:rPr>
+          <w:rFonts w:eastAsia="黑体"/>
+        </w:rPr>
         <w:t xml:space="preserve">→ </w:t>
       </w:r>
       <w:r>
         <w:rPr>
-          <w:rFonts w:hint="eastAsia"/>
+          <w:rFonts w:hint="eastAsia" w:eastAsia="黑体"/>
         </w:rPr>
         <w:t xml:space="preserve">控制裕量大、能输出更高电压，但器件耐压要求高。</w:t>
       </w:r>
@@ -2453,21 +2771,27 @@
       </w:pPr>
       <w:r>
         <w:rPr>
-          <w:rFonts w:hint="eastAsia"/>
+          <w:rFonts w:hint="eastAsia" w:eastAsia="黑体"/>
           <w:b/>
           <w:bCs/>
         </w:rPr>
         <w:t xml:space="preserve">死区时间过大</w:t>
       </w:r>
       <w:r>
+        <w:rPr>
+          <w:rFonts w:eastAsia="黑体"/>
+        </w:rPr>
         <w:t xml:space="preserve"> </w:t>
       </w:r>
       <w:r>
+        <w:rPr>
+          <w:rFonts w:eastAsia="黑体"/>
+        </w:rPr>
         <w:t xml:space="preserve">→ </w:t>
       </w:r>
       <w:r>
         <w:rPr>
-          <w:rFonts w:hint="eastAsia"/>
+          <w:rFonts w:hint="eastAsia" w:eastAsia="黑体"/>
         </w:rPr>
         <w:t xml:space="preserve">输出电压畸变，小信号下失真明显。</w:t>
       </w:r>
@@ -2480,7 +2804,7 @@
       </w:pPr>
       <w:r>
         <w:rPr>
-          <w:rFonts w:hint="eastAsia"/>
+          <w:rFonts w:hint="eastAsia" w:eastAsia="黑体"/>
         </w:rPr>
         <w:t xml:space="preserve">典型参数示例</w:t>
       </w:r>
@@ -2495,11 +2819,14 @@
       </w:pPr>
       <w:r>
         <w:rPr>
-          <w:rFonts w:hint="eastAsia"/>
+          <w:rFonts w:hint="eastAsia" w:eastAsia="黑体"/>
         </w:rPr>
         <w:t xml:space="preserve">三相</w:t>
       </w:r>
       <w:r>
+        <w:rPr>
+          <w:rFonts w:eastAsia="黑体"/>
+        </w:rPr>
         <w:t xml:space="preserve"> </w:t>
       </w:r>
       <m:oMath>
@@ -2540,7 +2867,7 @@
       </m:oMath>
       <w:r>
         <w:rPr>
-          <w:rFonts w:hint="eastAsia"/>
+          <w:rFonts w:hint="eastAsia" w:eastAsia="黑体"/>
         </w:rPr>
         <w:t xml:space="preserve">：</w:t>
       </w:r>
@@ -2631,11 +2958,14 @@
       </m:oMath>
       <w:r>
         <w:rPr>
-          <w:rFonts w:hint="eastAsia"/>
+          <w:rFonts w:hint="eastAsia" w:eastAsia="黑体"/>
         </w:rPr>
         <w:t xml:space="preserve">，典型取</w:t>
       </w:r>
       <w:r>
+        <w:rPr>
+          <w:rFonts w:eastAsia="黑体"/>
+        </w:rPr>
         <w:t xml:space="preserve"> 700~800 V。</w:t>
       </w:r>
     </w:p>
@@ -2649,11 +2979,14 @@
       </w:pPr>
       <w:r>
         <w:rPr>
-          <w:rFonts w:hint="eastAsia"/>
+          <w:rFonts w:hint="eastAsia" w:eastAsia="黑体"/>
         </w:rPr>
         <w:t xml:space="preserve">取</w:t>
       </w:r>
       <w:r>
+        <w:rPr>
+          <w:rFonts w:eastAsia="黑体"/>
+        </w:rPr>
         <w:t xml:space="preserve"> </w:t>
       </w:r>
       <m:oMath>
@@ -2693,6 +3026,9 @@
         </m:r>
       </m:oMath>
       <w:r>
+        <w:rPr>
+          <w:rFonts w:eastAsia="黑体"/>
+        </w:rPr>
         <w:t xml:space="preserve">、</w:t>
       </w:r>
       <m:oMath>
@@ -2723,6 +3059,9 @@
         </m:r>
       </m:oMath>
       <w:r>
+        <w:rPr>
+          <w:rFonts w:eastAsia="黑体"/>
+        </w:rPr>
         <w:t xml:space="preserve">、</w:t>
       </w:r>
       <m:oMath>
@@ -2763,7 +3102,7 @@
       </m:oMath>
       <w:r>
         <w:rPr>
-          <w:rFonts w:hint="eastAsia"/>
+          <w:rFonts w:hint="eastAsia" w:eastAsia="黑体"/>
         </w:rPr>
         <w:t xml:space="preserve">：</w:t>
       </w:r>
@@ -2873,6 +3212,9 @@
         </m:r>
       </m:oMath>
       <w:r>
+        <w:rPr>
+          <w:rFonts w:eastAsia="黑体"/>
+        </w:rPr>
         <w:t xml:space="preserve">。</w:t>
       </w:r>
     </w:p>
@@ -2884,7 +3226,7 @@
       </w:pPr>
       <w:r>
         <w:rPr>
-          <w:rFonts w:hint="eastAsia"/>
+          <w:rFonts w:hint="eastAsia" w:eastAsia="黑体"/>
         </w:rPr>
         <w:t xml:space="preserve">常见器件型号</w:t>
       </w:r>
@@ -2899,34 +3241,43 @@
       </w:pPr>
       <w:r>
         <w:rPr>
-          <w:rFonts w:hint="eastAsia"/>
+          <w:rFonts w:hint="eastAsia" w:eastAsia="黑体"/>
         </w:rPr>
         <w:t xml:space="preserve">IGBT：英飞凌</w:t>
       </w:r>
       <w:r>
+        <w:rPr>
+          <w:rFonts w:eastAsia="黑体"/>
+        </w:rPr>
         <w:t xml:space="preserve"> FF </w:t>
       </w:r>
       <w:r>
         <w:rPr>
-          <w:rFonts w:hint="eastAsia"/>
+          <w:rFonts w:hint="eastAsia" w:eastAsia="黑体"/>
         </w:rPr>
         <w:t xml:space="preserve">系列、三菱</w:t>
       </w:r>
       <w:r>
+        <w:rPr>
+          <w:rFonts w:eastAsia="黑体"/>
+        </w:rPr>
         <w:t xml:space="preserve"> CM </w:t>
       </w:r>
       <w:r>
         <w:rPr>
-          <w:rFonts w:hint="eastAsia"/>
+          <w:rFonts w:hint="eastAsia" w:eastAsia="黑体"/>
         </w:rPr>
         <w:t xml:space="preserve">系列、富士</w:t>
       </w:r>
       <w:r>
+        <w:rPr>
+          <w:rFonts w:eastAsia="黑体"/>
+        </w:rPr>
         <w:t xml:space="preserve"> 7MBR </w:t>
       </w:r>
       <w:r>
         <w:rPr>
-          <w:rFonts w:hint="eastAsia"/>
+          <w:rFonts w:hint="eastAsia" w:eastAsia="黑体"/>
         </w:rPr>
         <w:t xml:space="preserve">系列。</w:t>
       </w:r>
@@ -2941,20 +3292,26 @@
       </w:pPr>
       <w:r>
         <w:rPr>
-          <w:rFonts w:hint="eastAsia"/>
+          <w:rFonts w:hint="eastAsia" w:eastAsia="黑体"/>
         </w:rPr>
         <w:t xml:space="preserve">功率</w:t>
       </w:r>
       <w:r>
+        <w:rPr>
+          <w:rFonts w:eastAsia="黑体"/>
+        </w:rPr>
         <w:t xml:space="preserve"> </w:t>
       </w:r>
       <w:r>
         <w:rPr>
-          <w:rFonts w:hint="eastAsia"/>
+          <w:rFonts w:hint="eastAsia" w:eastAsia="黑体"/>
         </w:rPr>
         <w:t xml:space="preserve">MOSFET：英飞凌</w:t>
       </w:r>
       <w:r>
+        <w:rPr>
+          <w:rFonts w:eastAsia="黑体"/>
+        </w:rPr>
         <w:t xml:space="preserve"> CoolMOS、ST Power MOSFET。</w:t>
       </w:r>
     </w:p>
@@ -2968,34 +3325,43 @@
       </w:pPr>
       <w:r>
         <w:rPr>
-          <w:rFonts w:hint="eastAsia"/>
+          <w:rFonts w:hint="eastAsia" w:eastAsia="黑体"/>
         </w:rPr>
         <w:t xml:space="preserve">驱动</w:t>
       </w:r>
       <w:r>
+        <w:rPr>
+          <w:rFonts w:eastAsia="黑体"/>
+        </w:rPr>
         <w:t xml:space="preserve"> </w:t>
       </w:r>
       <w:r>
         <w:rPr>
-          <w:rFonts w:hint="eastAsia"/>
+          <w:rFonts w:hint="eastAsia" w:eastAsia="黑体"/>
         </w:rPr>
         <w:t xml:space="preserve">IC：英飞凌</w:t>
       </w:r>
       <w:r>
+        <w:rPr>
+          <w:rFonts w:eastAsia="黑体"/>
+        </w:rPr>
         <w:t xml:space="preserve"> 1ED </w:t>
       </w:r>
       <w:r>
         <w:rPr>
-          <w:rFonts w:hint="eastAsia"/>
+          <w:rFonts w:hint="eastAsia" w:eastAsia="黑体"/>
         </w:rPr>
         <w:t xml:space="preserve">系列、TI</w:t>
       </w:r>
       <w:r>
+        <w:rPr>
+          <w:rFonts w:eastAsia="黑体"/>
+        </w:rPr>
         <w:t xml:space="preserve"> UCC </w:t>
       </w:r>
       <w:r>
         <w:rPr>
-          <w:rFonts w:hint="eastAsia"/>
+          <w:rFonts w:hint="eastAsia" w:eastAsia="黑体"/>
         </w:rPr>
         <w:t xml:space="preserve">系列。</w:t>
       </w:r>
@@ -3010,20 +3376,26 @@
       </w:pPr>
       <w:r>
         <w:rPr>
-          <w:rFonts w:hint="eastAsia"/>
+          <w:rFonts w:hint="eastAsia" w:eastAsia="黑体"/>
         </w:rPr>
         <w:t xml:space="preserve">控制</w:t>
       </w:r>
       <w:r>
+        <w:rPr>
+          <w:rFonts w:eastAsia="黑体"/>
+        </w:rPr>
         <w:t xml:space="preserve"> </w:t>
       </w:r>
       <w:r>
         <w:rPr>
-          <w:rFonts w:hint="eastAsia"/>
+          <w:rFonts w:hint="eastAsia" w:eastAsia="黑体"/>
         </w:rPr>
         <w:t xml:space="preserve">DSP：TI</w:t>
       </w:r>
       <w:r>
+        <w:rPr>
+          <w:rFonts w:eastAsia="黑体"/>
+        </w:rPr>
         <w:t xml:space="preserve"> TMS320F28379D / F28035。</w:t>
       </w:r>
     </w:p>
@@ -3035,7 +3407,7 @@
       </w:pPr>
       <w:r>
         <w:rPr>
-          <w:rFonts w:hint="eastAsia"/>
+          <w:rFonts w:hint="eastAsia" w:eastAsia="黑体"/>
         </w:rPr>
         <w:t xml:space="preserve">注意事项</w:t>
       </w:r>
@@ -3050,7 +3422,7 @@
       </w:pPr>
       <w:r>
         <w:rPr>
-          <w:rFonts w:hint="eastAsia"/>
+          <w:rFonts w:hint="eastAsia" w:eastAsia="黑体"/>
         </w:rPr>
         <w:t xml:space="preserve">需要精确的锁相环（PLL）实现网侧同相控制，维持高功率因数。</w:t>
       </w:r>
@@ -3065,7 +3437,7 @@
       </w:pPr>
       <w:r>
         <w:rPr>
-          <w:rFonts w:hint="eastAsia"/>
+          <w:rFonts w:hint="eastAsia" w:eastAsia="黑体"/>
         </w:rPr>
         <w:t xml:space="preserve">上电时直流母线需预充电，防止大浪涌电流冲击电容与开关。</w:t>
       </w:r>
@@ -3080,7 +3452,7 @@
       </w:pPr>
       <w:r>
         <w:rPr>
-          <w:rFonts w:hint="eastAsia"/>
+          <w:rFonts w:hint="eastAsia" w:eastAsia="黑体"/>
         </w:rPr>
         <w:t xml:space="preserve">必须设置同一桥臂上下管的死区时间，防止直通短路。</w:t>
       </w:r>
@@ -3095,11 +3467,14 @@
       </w:pPr>
       <w:r>
         <w:rPr>
-          <w:rFonts w:hint="eastAsia"/>
+          <w:rFonts w:hint="eastAsia" w:eastAsia="黑体"/>
         </w:rPr>
         <w:t xml:space="preserve">开关器件须配合散热与缓冲电路，控制开关浪涌与</w:t>
       </w:r>
       <w:r>
+        <w:rPr>
+          <w:rFonts w:eastAsia="黑体"/>
+        </w:rPr>
         <w:t xml:space="preserve"> EMI。</w:t>
       </w:r>
     </w:p>
@@ -3111,7 +3486,7 @@
       </w:pPr>
       <w:r>
         <w:rPr>
-          <w:rFonts w:hint="eastAsia"/>
+          <w:rFonts w:hint="eastAsia" w:eastAsia="黑体"/>
         </w:rPr>
         <w:t xml:space="preserve">参考资料</w:t>
       </w:r>
@@ -3125,6 +3500,9 @@
         </w:numPr>
       </w:pPr>
       <w:r>
+        <w:rPr>
+          <w:rFonts w:eastAsia="黑体"/>
+        </w:rPr>
         <w:t xml:space="preserve">Wikipedia: Active rectification / Power factor correction。</w:t>
       </w:r>
     </w:p>
@@ -3138,7 +3516,7 @@
       </w:pPr>
       <w:r>
         <w:rPr>
-          <w:rFonts w:hint="eastAsia"/>
+          <w:rFonts w:hint="eastAsia" w:eastAsia="黑体"/>
         </w:rPr>
         <w:t xml:space="preserve">《电力电子技术》（王兆安、刘进军）。</w:t>
       </w:r>
@@ -3153,7 +3531,7 @@
       </w:pPr>
       <w:r>
         <w:rPr>
-          <w:rFonts w:hint="eastAsia"/>
+          <w:rFonts w:hint="eastAsia" w:eastAsia="黑体"/>
         </w:rPr>
         <w:t xml:space="preserve">英飞凌官网：有源前端（AFE）应用笔记。</w:t>
       </w:r>
@@ -3167,11 +3545,11 @@
       </w:pPr>
       <w:r>
         <w:rPr>
-          <w:rFonts w:ascii="Times New Roman" w:hAnsi="Times New Roman"/>
+          <w:rFonts w:ascii="Times New Roman" w:hAnsi="Times New Roman" w:eastAsia="黑体"/>
           <w:color w:val="555555"/>
           <w:sz w:val="21"/>
         </w:rPr>
-        <w:t>材料收集者：杜文杰</w:t>
+        <w:t>材料收集者：杜文杰，WX手机：19519196569，QQ:3478827729</w:t>
       </w:r>
     </w:p>
     <w:sectPr>
@@ -3191,7 +3569,7 @@
 </file>
 
 <file path=word/footer1.xml><?xml version="1.0" encoding="utf-8"?>
-<w:ftr xmlns:m="http://schemas.openxmlformats.org/officeDocument/2006/math" xmlns:mc="http://schemas.openxmlformats.org/markup-compatibility/2006" xmlns:mo="http://schemas.microsoft.com/office/mac/office/2008/main" xmlns:mv="urn:schemas-microsoft-com:mac:vml" xmlns:o="urn:schemas-microsoft-com:office:office" xmlns:r="http://schemas.openxmlformats.org/officeDocument/2006/relationships" xmlns:v="urn:schemas-microsoft-com:vml" xmlns:w10="urn:schemas-microsoft-com:office:word" xmlns:w14="http://schemas.microsoft.com/office/word/2010/wordml" xmlns:w="http://schemas.openxmlformats.org/wordprocessingml/2006/main" xmlns:wne="http://schemas.microsoft.com/office/word/2006/wordml" xmlns:wp14="http://schemas.microsoft.com/office/word/2010/wordprocessingDrawing" xmlns:wp="http://schemas.openxmlformats.org/drawingml/2006/wordprocessingDrawing" xmlns:wpc="http://schemas.microsoft.com/office/word/2010/wordprocessingCanvas" xmlns:wpg="http://schemas.microsoft.com/office/word/2010/wordprocessingGroup" xmlns:wpi="http://schemas.microsoft.com/office/word/2010/wordprocessingInk" xmlns:wps="http://schemas.microsoft.com/office/word/2010/wordprocessingShape" mc:Ignorable="w14 wp14">
+<w:ftr xmlns:mc="http://schemas.openxmlformats.org/markup-compatibility/2006" xmlns:w="http://schemas.openxmlformats.org/wordprocessingml/2006/main" xmlns:m="http://schemas.openxmlformats.org/officeDocument/2006/math" xmlns:mo="http://schemas.microsoft.com/office/mac/office/2008/main" xmlns:mv="urn:schemas-microsoft-com:mac:vml" xmlns:o="urn:schemas-microsoft-com:office:office" xmlns:r="http://schemas.openxmlformats.org/officeDocument/2006/relationships" xmlns:v="urn:schemas-microsoft-com:vml" xmlns:w10="urn:schemas-microsoft-com:office:word" xmlns:w14="http://schemas.microsoft.com/office/word/2010/wordml" xmlns:wne="http://schemas.microsoft.com/office/word/2006/wordml" xmlns:wp14="http://schemas.microsoft.com/office/word/2010/wordprocessingDrawing" xmlns:wp="http://schemas.openxmlformats.org/drawingml/2006/wordprocessingDrawing" xmlns:wpc="http://schemas.microsoft.com/office/word/2010/wordprocessingCanvas" xmlns:wpg="http://schemas.microsoft.com/office/word/2010/wordprocessingGroup" xmlns:wpi="http://schemas.microsoft.com/office/word/2010/wordprocessingInk" xmlns:wps="http://schemas.microsoft.com/office/word/2010/wordprocessingShape" mc:Ignorable="w14 wp14">
   <w:p>
     <w:pPr>
       <w:pStyle w:val="Footer"/>
@@ -3199,12 +3577,14 @@
     </w:pPr>
     <w:r>
       <w:rPr>
+        <w:rFonts w:eastAsia="黑体"/>
         <w:sz w:val="18"/>
       </w:rPr>
       <w:t xml:space="preserve">第 </w:t>
     </w:r>
     <w:r>
       <w:rPr>
+        <w:rFonts w:eastAsia="黑体"/>
         <w:sz w:val="18"/>
       </w:rPr>
       <w:fldChar w:fldCharType="begin"/>
@@ -3213,6 +3593,7 @@
     </w:r>
     <w:r>
       <w:rPr>
+        <w:rFonts w:eastAsia="黑体"/>
         <w:sz w:val="18"/>
       </w:rPr>
       <w:t xml:space="preserve"> 页</w:t>
@@ -3226,6 +3607,9 @@
   <w:footnote w:type="continuationSeparator" w:id="0">
     <w:p>
       <w:r>
+        <w:rPr>
+          <w:rFonts w:eastAsia="黑体"/>
+        </w:rPr>
         <w:continuationSeparator/>
       </w:r>
     </w:p>
@@ -3233,6 +3617,9 @@
   <w:footnote w:type="separator" w:id="-1">
     <w:p>
       <w:r>
+        <w:rPr>
+          <w:rFonts w:eastAsia="黑体"/>
+        </w:rPr>
         <w:separator/>
       </w:r>
     </w:p>
@@ -3241,7 +3628,7 @@
 </file>
 
 <file path=word/header1.xml><?xml version="1.0" encoding="utf-8"?>
-<w:hdr xmlns:m="http://schemas.openxmlformats.org/officeDocument/2006/math" xmlns:mc="http://schemas.openxmlformats.org/markup-compatibility/2006" xmlns:mo="http://schemas.microsoft.com/office/mac/office/2008/main" xmlns:mv="urn:schemas-microsoft-com:mac:vml" xmlns:o="urn:schemas-microsoft-com:office:office" xmlns:r="http://schemas.openxmlformats.org/officeDocument/2006/relationships" xmlns:v="urn:schemas-microsoft-com:vml" xmlns:w10="urn:schemas-microsoft-com:office:word" xmlns:w14="http://schemas.microsoft.com/office/word/2010/wordml" xmlns:w="http://schemas.openxmlformats.org/wordprocessingml/2006/main" xmlns:wne="http://schemas.microsoft.com/office/word/2006/wordml" xmlns:wp14="http://schemas.microsoft.com/office/word/2010/wordprocessingDrawing" xmlns:wp="http://schemas.openxmlformats.org/drawingml/2006/wordprocessingDrawing" xmlns:wpc="http://schemas.microsoft.com/office/word/2010/wordprocessingCanvas" xmlns:wpg="http://schemas.microsoft.com/office/word/2010/wordprocessingGroup" xmlns:wpi="http://schemas.microsoft.com/office/word/2010/wordprocessingInk" xmlns:wps="http://schemas.microsoft.com/office/word/2010/wordprocessingShape" mc:Ignorable="w14 wp14">
+<w:hdr xmlns:mc="http://schemas.openxmlformats.org/markup-compatibility/2006" xmlns:w="http://schemas.openxmlformats.org/wordprocessingml/2006/main" xmlns:m="http://schemas.openxmlformats.org/officeDocument/2006/math" xmlns:mo="http://schemas.microsoft.com/office/mac/office/2008/main" xmlns:mv="urn:schemas-microsoft-com:mac:vml" xmlns:o="urn:schemas-microsoft-com:office:office" xmlns:r="http://schemas.openxmlformats.org/officeDocument/2006/relationships" xmlns:v="urn:schemas-microsoft-com:vml" xmlns:w10="urn:schemas-microsoft-com:office:word" xmlns:w14="http://schemas.microsoft.com/office/word/2010/wordml" xmlns:wne="http://schemas.microsoft.com/office/word/2006/wordml" xmlns:wp14="http://schemas.microsoft.com/office/word/2010/wordprocessingDrawing" xmlns:wp="http://schemas.openxmlformats.org/drawingml/2006/wordprocessingDrawing" xmlns:wpc="http://schemas.microsoft.com/office/word/2010/wordprocessingCanvas" xmlns:wpg="http://schemas.microsoft.com/office/word/2010/wordprocessingGroup" xmlns:wpi="http://schemas.microsoft.com/office/word/2010/wordprocessingInk" xmlns:wps="http://schemas.microsoft.com/office/word/2010/wordprocessingShape" mc:Ignorable="w14 wp14">
   <w:p>
     <w:pPr>
       <w:pStyle w:val="Header"/>
@@ -3249,7 +3636,7 @@
     </w:pPr>
     <w:r>
       <w:rPr>
-        <w:rFonts w:ascii="Times New Roman" w:hAnsi="Times New Roman"/>
+        <w:rFonts w:ascii="Times New Roman" w:hAnsi="Times New Roman" w:eastAsia="黑体"/>
         <w:sz w:val="18"/>
         <w:rFonts w:eastAsia="黑体"/>
         <w:rFonts w:eastAsia="黑体"/>
@@ -3261,7 +3648,7 @@
 </file>
 
 <file path=word/numbering.xml><?xml version="1.0" encoding="utf-8"?>
-<w:numbering xmlns:m="http://schemas.openxmlformats.org/officeDocument/2006/math" xmlns:mc="http://schemas.openxmlformats.org/markup-compatibility/2006" xmlns:mo="http://schemas.microsoft.com/office/mac/office/2008/main" xmlns:mv="urn:schemas-microsoft-com:mac:vml" xmlns:o="urn:schemas-microsoft-com:office:office" xmlns:r="http://schemas.openxmlformats.org/officeDocument/2006/relationships" xmlns:v="urn:schemas-microsoft-com:vml" xmlns:w="http://schemas.openxmlformats.org/wordprocessingml/2006/main" xmlns:w10="urn:schemas-microsoft-com:office:word" xmlns:w14="http://schemas.microsoft.com/office/word/2010/wordml" xmlns:wne="http://schemas.microsoft.com/office/word/2006/wordml" xmlns:wp="http://schemas.openxmlformats.org/drawingml/2006/wordprocessingDrawing" xmlns:wp14="http://schemas.microsoft.com/office/word/2010/wordprocessingDrawing" xmlns:wpc="http://schemas.microsoft.com/office/word/2010/wordprocessingCanvas" xmlns:wpg="http://schemas.microsoft.com/office/word/2010/wordprocessingGroup" xmlns:wpi="http://schemas.microsoft.com/office/word/2010/wordprocessingInk" xmlns:wps="http://schemas.microsoft.com/office/word/2010/wordprocessingShape" mc:Ignorable="w14 wp14">
+<w:numbering xmlns:mc="http://schemas.openxmlformats.org/markup-compatibility/2006" xmlns:w="http://schemas.openxmlformats.org/wordprocessingml/2006/main" xmlns:m="http://schemas.openxmlformats.org/officeDocument/2006/math" xmlns:mo="http://schemas.microsoft.com/office/mac/office/2008/main" xmlns:mv="urn:schemas-microsoft-com:mac:vml" xmlns:o="urn:schemas-microsoft-com:office:office" xmlns:r="http://schemas.openxmlformats.org/officeDocument/2006/relationships" xmlns:v="urn:schemas-microsoft-com:vml" xmlns:w10="urn:schemas-microsoft-com:office:word" xmlns:w14="http://schemas.microsoft.com/office/word/2010/wordml" xmlns:wne="http://schemas.microsoft.com/office/word/2006/wordml" xmlns:wp="http://schemas.openxmlformats.org/drawingml/2006/wordprocessingDrawing" xmlns:wp14="http://schemas.microsoft.com/office/word/2010/wordprocessingDrawing" xmlns:wpc="http://schemas.microsoft.com/office/word/2010/wordprocessingCanvas" xmlns:wpg="http://schemas.microsoft.com/office/word/2010/wordprocessingGroup" xmlns:wpi="http://schemas.microsoft.com/office/word/2010/wordprocessingInk" xmlns:wps="http://schemas.microsoft.com/office/word/2010/wordprocessingShape" mc:Ignorable="w14 wp14">
   <w:abstractNum w:abstractNumId="0">
     <w:nsid w:val="FFFFFF7C"/>
     <w:multiLevelType w:val="singleLevel"/>
@@ -3348,7 +3735,7 @@
         <w:ind w:hanging="360" w:left="1440"/>
       </w:pPr>
       <w:rPr>
-        <w:rFonts w:ascii="Symbol" w:hAnsi="Symbol" w:hint="default"/>
+        <w:rFonts w:ascii="Symbol" w:hAnsi="Symbol" w:hint="default" w:eastAsia="黑体"/>
       </w:rPr>
     </w:lvl>
   </w:abstractNum>
@@ -3369,7 +3756,7 @@
         <w:ind w:hanging="360" w:left="1080"/>
       </w:pPr>
       <w:rPr>
-        <w:rFonts w:ascii="Symbol" w:hAnsi="Symbol" w:hint="default"/>
+        <w:rFonts w:ascii="Symbol" w:hAnsi="Symbol" w:hint="default" w:eastAsia="黑体"/>
       </w:rPr>
     </w:lvl>
   </w:abstractNum>
@@ -3390,7 +3777,7 @@
         <w:ind w:hanging="360" w:left="720"/>
       </w:pPr>
       <w:rPr>
-        <w:rFonts w:ascii="Symbol" w:hAnsi="Symbol" w:hint="default"/>
+        <w:rFonts w:ascii="Symbol" w:hAnsi="Symbol" w:hint="default" w:eastAsia="黑体"/>
       </w:rPr>
     </w:lvl>
   </w:abstractNum>
@@ -3429,7 +3816,7 @@
         <w:ind w:hanging="360" w:left="360"/>
       </w:pPr>
       <w:rPr>
-        <w:rFonts w:ascii="Symbol" w:hAnsi="Symbol" w:hint="default"/>
+        <w:rFonts w:ascii="Symbol" w:hAnsi="Symbol" w:hint="default" w:eastAsia="黑体"/>
       </w:rPr>
     </w:lvl>
   </w:abstractNum>
@@ -3520,7 +3907,7 @@
         <w:ind w:left="720" w:hanging="360"/>
       </w:pPr>
       <w:rPr>
-        <w:rFonts w:ascii="Symbol" w:hAnsi="Symbol" w:cs="Symbol" w:hint="default"/>
+        <w:rFonts w:ascii="Symbol" w:hAnsi="Symbol" w:cs="Symbol" w:hint="default" w:eastAsia="黑体"/>
       </w:rPr>
     </w:lvl>
     <w:lvl w:ilvl="1">
@@ -3531,7 +3918,7 @@
         <w:ind w:left="1440" w:hanging="360"/>
       </w:pPr>
       <w:rPr>
-        <w:rFonts w:ascii="Courier New" w:hAnsi="Courier New" w:cs="Courier New" w:hint="default"/>
+        <w:rFonts w:ascii="Courier New" w:hAnsi="Courier New" w:cs="Courier New" w:hint="default" w:eastAsia="黑体"/>
       </w:rPr>
     </w:lvl>
     <w:lvl w:ilvl="2">
@@ -3542,7 +3929,7 @@
         <w:ind w:left="2160" w:hanging="360"/>
       </w:pPr>
       <w:rPr>
-        <w:rFonts w:ascii="Wingdings" w:hAnsi="Wingdings" w:cs="Wingdings" w:hint="default"/>
+        <w:rFonts w:ascii="Wingdings" w:hAnsi="Wingdings" w:cs="Wingdings" w:hint="default" w:eastAsia="黑体"/>
       </w:rPr>
     </w:lvl>
     <w:lvl w:ilvl="3">
@@ -3553,7 +3940,7 @@
         <w:ind w:left="2880" w:hanging="360"/>
       </w:pPr>
       <w:rPr>
-        <w:rFonts w:ascii="Symbol" w:hAnsi="Symbol" w:cs="Symbol" w:hint="default"/>
+        <w:rFonts w:ascii="Symbol" w:hAnsi="Symbol" w:cs="Symbol" w:hint="default" w:eastAsia="黑体"/>
       </w:rPr>
     </w:lvl>
     <w:lvl w:ilvl="4">
@@ -3564,7 +3951,7 @@
         <w:ind w:left="3600" w:hanging="360"/>
       </w:pPr>
       <w:rPr>
-        <w:rFonts w:ascii="Courier New" w:hAnsi="Courier New" w:cs="Courier New" w:hint="default"/>
+        <w:rFonts w:ascii="Courier New" w:hAnsi="Courier New" w:cs="Courier New" w:hint="default" w:eastAsia="黑体"/>
       </w:rPr>
     </w:lvl>
     <w:lvl w:ilvl="5">
@@ -3575,7 +3962,7 @@
         <w:ind w:left="4320" w:hanging="360"/>
       </w:pPr>
       <w:rPr>
-        <w:rFonts w:ascii="Wingdings" w:hAnsi="Wingdings" w:cs="Wingdings" w:hint="default"/>
+        <w:rFonts w:ascii="Wingdings" w:hAnsi="Wingdings" w:cs="Wingdings" w:hint="default" w:eastAsia="黑体"/>
       </w:rPr>
     </w:lvl>
     <w:lvl w:ilvl="6">
@@ -3586,7 +3973,7 @@
         <w:ind w:left="5040" w:hanging="360"/>
       </w:pPr>
       <w:rPr>
-        <w:rFonts w:ascii="Symbol" w:hAnsi="Symbol" w:cs="Symbol" w:hint="default"/>
+        <w:rFonts w:ascii="Symbol" w:hAnsi="Symbol" w:cs="Symbol" w:hint="default" w:eastAsia="黑体"/>
       </w:rPr>
     </w:lvl>
     <w:lvl w:ilvl="7">
@@ -3597,7 +3984,7 @@
         <w:ind w:left="5760" w:hanging="360"/>
       </w:pPr>
       <w:rPr>
-        <w:rFonts w:ascii="Courier New" w:hAnsi="Courier New" w:cs="Courier New" w:hint="default"/>
+        <w:rFonts w:ascii="Courier New" w:hAnsi="Courier New" w:cs="Courier New" w:hint="default" w:eastAsia="黑体"/>
       </w:rPr>
     </w:lvl>
     <w:lvl w:ilvl="8">
@@ -3608,7 +3995,7 @@
         <w:ind w:left="6480" w:hanging="360"/>
       </w:pPr>
       <w:rPr>
-        <w:rFonts w:ascii="Wingdings" w:hAnsi="Wingdings" w:cs="Wingdings" w:hint="default"/>
+        <w:rFonts w:ascii="Wingdings" w:hAnsi="Wingdings" w:cs="Wingdings" w:hint="default" w:eastAsia="黑体"/>
       </w:rPr>
     </w:lvl>
   </w:abstractNum>
@@ -3664,11 +4051,11 @@
 </file>
 
 <file path=word/styles.xml><?xml version="1.0" encoding="utf-8"?>
-<w:styles xmlns:mc="http://schemas.openxmlformats.org/markup-compatibility/2006" xmlns:r="http://schemas.openxmlformats.org/officeDocument/2006/relationships" xmlns:w="http://schemas.openxmlformats.org/wordprocessingml/2006/main" xmlns:w14="http://schemas.microsoft.com/office/word/2010/wordml" mc:Ignorable="w14">
+<w:styles xmlns:mc="http://schemas.openxmlformats.org/markup-compatibility/2006" xmlns:w="http://schemas.openxmlformats.org/wordprocessingml/2006/main" xmlns:r="http://schemas.openxmlformats.org/officeDocument/2006/relationships" xmlns:w14="http://schemas.microsoft.com/office/word/2010/wordml" mc:Ignorable="w14">
   <w:docDefaults>
     <w:rPrDefault>
       <w:rPr>
-        <w:rFonts w:asciiTheme="minorHAnsi" w:cstheme="minorBidi" w:eastAsiaTheme="minorEastAsia" w:hAnsiTheme="minorHAnsi"/>
+        <w:rFonts w:asciiTheme="minorHAnsi" w:cstheme="minorBidi" w:hAnsiTheme="minorHAnsi" w:eastAsia="黑体"/>
         <w:sz w:val="22"/>
         <w:szCs w:val="22"/>
         <w:lang w:bidi="ar-SA" w:eastAsia="en-US" w:val="en-US"/>
@@ -3890,7 +4277,7 @@
       <w:outlineLvl w:val="0"/>
     </w:pPr>
     <w:rPr>
-      <w:rFonts w:ascii="Times New Roman" w:asciiTheme="majorHAnsi" w:cstheme="majorBidi" w:eastAsia="黑体" w:eastAsiaTheme="majorEastAsia" w:hAnsi="Times New Roman" w:hAnsiTheme="majorHAnsi"/>
+      <w:rFonts w:ascii="Times New Roman" w:asciiTheme="majorHAnsi" w:cstheme="majorBidi" w:eastAsia="黑体" w:hAnsi="Times New Roman" w:hAnsiTheme="majorHAnsi"/>
       <w:b/>
       <w:bCs/>
       <w:color w:val="1F3864"/>
@@ -3914,7 +4301,7 @@
       <w:outlineLvl w:val="1"/>
     </w:pPr>
     <w:rPr>
-      <w:rFonts w:ascii="Times New Roman" w:asciiTheme="majorHAnsi" w:cstheme="majorBidi" w:eastAsia="黑体" w:eastAsiaTheme="majorEastAsia" w:hAnsi="Times New Roman" w:hAnsiTheme="majorHAnsi"/>
+      <w:rFonts w:ascii="Times New Roman" w:asciiTheme="majorHAnsi" w:cstheme="majorBidi" w:eastAsia="黑体" w:hAnsi="Times New Roman" w:hAnsiTheme="majorHAnsi"/>
       <w:b/>
       <w:bCs/>
       <w:color w:val="2E4E7E"/>
@@ -3938,7 +4325,7 @@
       <w:outlineLvl w:val="2"/>
     </w:pPr>
     <w:rPr>
-      <w:rFonts w:ascii="Times New Roman" w:asciiTheme="majorHAnsi" w:cstheme="majorBidi" w:eastAsia="黑体" w:eastAsiaTheme="majorEastAsia" w:hAnsi="Times New Roman" w:hAnsiTheme="majorHAnsi"/>
+      <w:rFonts w:ascii="Times New Roman" w:asciiTheme="majorHAnsi" w:cstheme="majorBidi" w:eastAsia="黑体" w:hAnsi="Times New Roman" w:hAnsiTheme="majorHAnsi"/>
       <w:b/>
       <w:bCs/>
       <w:color w:val="2E4E7E"/>
@@ -3962,7 +4349,7 @@
       <w:outlineLvl w:val="3"/>
     </w:pPr>
     <w:rPr>
-      <w:rFonts w:ascii="Times New Roman" w:asciiTheme="majorHAnsi" w:cstheme="majorBidi" w:eastAsia="黑体" w:eastAsiaTheme="majorEastAsia" w:hAnsi="Times New Roman" w:hAnsiTheme="majorHAnsi"/>
+      <w:rFonts w:ascii="Times New Roman" w:asciiTheme="majorHAnsi" w:cstheme="majorBidi" w:eastAsia="黑体" w:hAnsi="Times New Roman" w:hAnsiTheme="majorHAnsi"/>
       <w:b/>
       <w:bCs/>
       <w:i/>
@@ -3988,7 +4375,7 @@
       <w:outlineLvl w:val="4"/>
     </w:pPr>
     <w:rPr>
-      <w:rFonts w:ascii="Times New Roman" w:asciiTheme="majorHAnsi" w:cstheme="majorBidi" w:eastAsia="黑体" w:eastAsiaTheme="majorEastAsia" w:hAnsi="Times New Roman" w:hAnsiTheme="majorHAnsi"/>
+      <w:rFonts w:ascii="Times New Roman" w:asciiTheme="majorHAnsi" w:cstheme="majorBidi" w:eastAsia="黑体" w:hAnsi="Times New Roman" w:hAnsiTheme="majorHAnsi"/>
       <w:b/>
       <w:color w:val="333333"/>
       <w:sz w:val="22"/>
@@ -4011,7 +4398,7 @@
       <w:outlineLvl w:val="5"/>
     </w:pPr>
     <w:rPr>
-      <w:rFonts w:asciiTheme="majorHAnsi" w:cstheme="majorBidi" w:eastAsiaTheme="majorEastAsia" w:hAnsiTheme="majorHAnsi"/>
+      <w:rFonts w:asciiTheme="majorHAnsi" w:cstheme="majorBidi" w:hAnsiTheme="majorHAnsi" w:eastAsia="黑体"/>
       <w:i/>
       <w:iCs/>
       <w:color w:themeColor="accent1" w:themeShade="7F" w:val="243F60"/>
@@ -4034,7 +4421,7 @@
       <w:outlineLvl w:val="6"/>
     </w:pPr>
     <w:rPr>
-      <w:rFonts w:asciiTheme="majorHAnsi" w:cstheme="majorBidi" w:eastAsiaTheme="majorEastAsia" w:hAnsiTheme="majorHAnsi"/>
+      <w:rFonts w:asciiTheme="majorHAnsi" w:cstheme="majorBidi" w:hAnsiTheme="majorHAnsi" w:eastAsia="黑体"/>
       <w:i/>
       <w:iCs/>
       <w:color w:themeColor="text1" w:themeTint="BF" w:val="404040"/>
@@ -4057,7 +4444,7 @@
       <w:outlineLvl w:val="7"/>
     </w:pPr>
     <w:rPr>
-      <w:rFonts w:asciiTheme="majorHAnsi" w:cstheme="majorBidi" w:eastAsiaTheme="majorEastAsia" w:hAnsiTheme="majorHAnsi"/>
+      <w:rFonts w:asciiTheme="majorHAnsi" w:cstheme="majorBidi" w:hAnsiTheme="majorHAnsi" w:eastAsia="黑体"/>
       <w:color w:themeColor="accent1" w:val="4F81BD"/>
       <w:sz w:val="20"/>
       <w:szCs w:val="20"/>
@@ -4080,7 +4467,7 @@
       <w:outlineLvl w:val="8"/>
     </w:pPr>
     <w:rPr>
-      <w:rFonts w:asciiTheme="majorHAnsi" w:cstheme="majorBidi" w:eastAsiaTheme="majorEastAsia" w:hAnsiTheme="majorHAnsi"/>
+      <w:rFonts w:asciiTheme="majorHAnsi" w:cstheme="majorBidi" w:hAnsiTheme="majorHAnsi" w:eastAsia="黑体"/>
       <w:i/>
       <w:iCs/>
       <w:color w:themeColor="text1" w:themeTint="BF" w:val="404040"/>
@@ -4131,7 +4518,7 @@
     <w:uiPriority w:val="9"/>
     <w:rsid w:val="00FC693F"/>
     <w:rPr>
-      <w:rFonts w:asciiTheme="majorHAnsi" w:cstheme="majorBidi" w:eastAsiaTheme="majorEastAsia" w:hAnsiTheme="majorHAnsi"/>
+      <w:rFonts w:asciiTheme="majorHAnsi" w:cstheme="majorBidi" w:hAnsiTheme="majorHAnsi" w:eastAsia="黑体"/>
       <w:b/>
       <w:bCs/>
       <w:color w:themeColor="accent1" w:themeShade="BF" w:val="365F91"/>
@@ -4146,7 +4533,7 @@
     <w:uiPriority w:val="9"/>
     <w:rsid w:val="00FC693F"/>
     <w:rPr>
-      <w:rFonts w:asciiTheme="majorHAnsi" w:cstheme="majorBidi" w:eastAsiaTheme="majorEastAsia" w:hAnsiTheme="majorHAnsi"/>
+      <w:rFonts w:asciiTheme="majorHAnsi" w:cstheme="majorBidi" w:hAnsiTheme="majorHAnsi" w:eastAsia="黑体"/>
       <w:b/>
       <w:bCs/>
       <w:color w:themeColor="accent1" w:val="4F81BD"/>
@@ -4161,7 +4548,7 @@
     <w:uiPriority w:val="9"/>
     <w:rsid w:val="00FC693F"/>
     <w:rPr>
-      <w:rFonts w:asciiTheme="majorHAnsi" w:cstheme="majorBidi" w:eastAsiaTheme="majorEastAsia" w:hAnsiTheme="majorHAnsi"/>
+      <w:rFonts w:asciiTheme="majorHAnsi" w:cstheme="majorBidi" w:hAnsiTheme="majorHAnsi" w:eastAsia="黑体"/>
       <w:b/>
       <w:bCs/>
       <w:color w:themeColor="accent1" w:val="4F81BD"/>
@@ -4184,7 +4571,7 @@
       <w:contextualSpacing/>
     </w:pPr>
     <w:rPr>
-      <w:rFonts w:ascii="Times New Roman" w:asciiTheme="majorHAnsi" w:cstheme="majorBidi" w:eastAsia="黑体" w:eastAsiaTheme="majorEastAsia" w:hAnsi="Times New Roman" w:hAnsiTheme="majorHAnsi"/>
+      <w:rFonts w:ascii="Times New Roman" w:asciiTheme="majorHAnsi" w:cstheme="majorBidi" w:eastAsia="黑体" w:hAnsi="Times New Roman" w:hAnsiTheme="majorHAnsi"/>
       <w:b/>
       <w:color w:val="1F3864"/>
       <w:spacing w:val="5"/>
@@ -4200,7 +4587,7 @@
     <w:uiPriority w:val="10"/>
     <w:rsid w:val="00FC693F"/>
     <w:rPr>
-      <w:rFonts w:asciiTheme="majorHAnsi" w:cstheme="majorBidi" w:eastAsiaTheme="majorEastAsia" w:hAnsiTheme="majorHAnsi"/>
+      <w:rFonts w:asciiTheme="majorHAnsi" w:cstheme="majorBidi" w:hAnsiTheme="majorHAnsi" w:eastAsia="黑体"/>
       <w:color w:themeColor="text2" w:themeShade="BF" w:val="17365D"/>
       <w:spacing w:val="5"/>
       <w:kern w:val="28"/>
@@ -4222,7 +4609,7 @@
       </w:numPr>
     </w:pPr>
     <w:rPr>
-      <w:rFonts w:asciiTheme="majorHAnsi" w:cstheme="majorBidi" w:eastAsiaTheme="majorEastAsia" w:hAnsiTheme="majorHAnsi"/>
+      <w:rFonts w:asciiTheme="majorHAnsi" w:cstheme="majorBidi" w:hAnsiTheme="majorHAnsi" w:eastAsia="黑体"/>
       <w:i/>
       <w:iCs/>
       <w:color w:themeColor="accent1" w:val="4F81BD"/>
@@ -4238,7 +4625,7 @@
     <w:uiPriority w:val="11"/>
     <w:rsid w:val="00FC693F"/>
     <w:rPr>
-      <w:rFonts w:asciiTheme="majorHAnsi" w:cstheme="majorBidi" w:eastAsiaTheme="majorEastAsia" w:hAnsiTheme="majorHAnsi"/>
+      <w:rFonts w:asciiTheme="majorHAnsi" w:cstheme="majorBidi" w:hAnsiTheme="majorHAnsi" w:eastAsia="黑体"/>
       <w:i/>
       <w:iCs/>
       <w:color w:themeColor="accent1" w:val="4F81BD"/>
@@ -4305,6 +4692,7 @@
       <w:spacing w:after="120"/>
     </w:pPr>
     <w:rPr>
+      <w:rFonts w:eastAsia="黑体"/>
       <w:sz w:val="16"/>
       <w:szCs w:val="16"/>
     </w:rPr>
@@ -4316,6 +4704,7 @@
     <w:uiPriority w:val="99"/>
     <w:rsid w:val="00AA1D8D"/>
     <w:rPr>
+      <w:rFonts w:eastAsia="黑体"/>
       <w:sz w:val="16"/>
       <w:szCs w:val="16"/>
     </w:rPr>
@@ -4485,7 +4874,7 @@
       </w:tabs>
     </w:pPr>
     <w:rPr>
-      <w:rFonts w:ascii="Courier" w:hAnsi="Courier"/>
+      <w:rFonts w:ascii="Courier" w:hAnsi="Courier" w:eastAsia="黑体"/>
       <w:sz w:val="20"/>
       <w:szCs w:val="20"/>
     </w:rPr>
@@ -4497,7 +4886,7 @@
     <w:uiPriority w:val="99"/>
     <w:rsid w:val="0029639D"/>
     <w:rPr>
-      <w:rFonts w:ascii="Courier" w:hAnsi="Courier"/>
+      <w:rFonts w:ascii="Courier" w:hAnsi="Courier" w:eastAsia="黑体"/>
       <w:sz w:val="20"/>
       <w:szCs w:val="20"/>
     </w:rPr>
@@ -4533,6 +4922,7 @@
     <w:uiPriority w:val="29"/>
     <w:rsid w:val="00FC693F"/>
     <w:rPr>
+      <w:rFonts w:eastAsia="黑体"/>
       <w:i/>
       <w:iCs/>
       <w:color w:themeColor="text1" w:val="000000"/>
@@ -4546,7 +4936,7 @@
     <w:semiHidden/>
     <w:rsid w:val="00FC693F"/>
     <w:rPr>
-      <w:rFonts w:asciiTheme="majorHAnsi" w:cstheme="majorBidi" w:eastAsiaTheme="majorEastAsia" w:hAnsiTheme="majorHAnsi"/>
+      <w:rFonts w:asciiTheme="majorHAnsi" w:cstheme="majorBidi" w:hAnsiTheme="majorHAnsi" w:eastAsia="黑体"/>
       <w:b/>
       <w:bCs/>
       <w:i/>
@@ -4562,7 +4952,7 @@
     <w:semiHidden/>
     <w:rsid w:val="00FC693F"/>
     <w:rPr>
-      <w:rFonts w:asciiTheme="majorHAnsi" w:cstheme="majorBidi" w:eastAsiaTheme="majorEastAsia" w:hAnsiTheme="majorHAnsi"/>
+      <w:rFonts w:asciiTheme="majorHAnsi" w:cstheme="majorBidi" w:hAnsiTheme="majorHAnsi" w:eastAsia="黑体"/>
       <w:color w:themeColor="accent1" w:themeShade="7F" w:val="243F60"/>
     </w:rPr>
   </w:style>
@@ -4574,7 +4964,7 @@
     <w:semiHidden/>
     <w:rsid w:val="00FC693F"/>
     <w:rPr>
-      <w:rFonts w:asciiTheme="majorHAnsi" w:cstheme="majorBidi" w:eastAsiaTheme="majorEastAsia" w:hAnsiTheme="majorHAnsi"/>
+      <w:rFonts w:asciiTheme="majorHAnsi" w:cstheme="majorBidi" w:hAnsiTheme="majorHAnsi" w:eastAsia="黑体"/>
       <w:i/>
       <w:iCs/>
       <w:color w:themeColor="accent1" w:themeShade="7F" w:val="243F60"/>
@@ -4588,7 +4978,7 @@
     <w:semiHidden/>
     <w:rsid w:val="00FC693F"/>
     <w:rPr>
-      <w:rFonts w:asciiTheme="majorHAnsi" w:cstheme="majorBidi" w:eastAsiaTheme="majorEastAsia" w:hAnsiTheme="majorHAnsi"/>
+      <w:rFonts w:asciiTheme="majorHAnsi" w:cstheme="majorBidi" w:hAnsiTheme="majorHAnsi" w:eastAsia="黑体"/>
       <w:i/>
       <w:iCs/>
       <w:color w:themeColor="text1" w:themeTint="BF" w:val="404040"/>
@@ -4602,7 +4992,7 @@
     <w:semiHidden/>
     <w:rsid w:val="00FC693F"/>
     <w:rPr>
-      <w:rFonts w:asciiTheme="majorHAnsi" w:cstheme="majorBidi" w:eastAsiaTheme="majorEastAsia" w:hAnsiTheme="majorHAnsi"/>
+      <w:rFonts w:asciiTheme="majorHAnsi" w:cstheme="majorBidi" w:hAnsiTheme="majorHAnsi" w:eastAsia="黑体"/>
       <w:color w:themeColor="accent1" w:val="4F81BD"/>
       <w:sz w:val="20"/>
       <w:szCs w:val="20"/>
@@ -4616,7 +5006,7 @@
     <w:semiHidden/>
     <w:rsid w:val="00FC693F"/>
     <w:rPr>
-      <w:rFonts w:asciiTheme="majorHAnsi" w:cstheme="majorBidi" w:eastAsiaTheme="majorEastAsia" w:hAnsiTheme="majorHAnsi"/>
+      <w:rFonts w:asciiTheme="majorHAnsi" w:cstheme="majorBidi" w:hAnsiTheme="majorHAnsi" w:eastAsia="黑体"/>
       <w:i/>
       <w:iCs/>
       <w:color w:themeColor="text1" w:themeTint="BF" w:val="404040"/>
@@ -4637,6 +5027,7 @@
       <w:spacing w:line="240" w:lineRule="auto"/>
     </w:pPr>
     <w:rPr>
+      <w:rFonts w:eastAsia="黑体"/>
       <w:b/>
       <w:bCs/>
       <w:color w:themeColor="accent1" w:val="4F81BD"/>
@@ -4651,6 +5042,7 @@
     <w:qFormat/>
     <w:rsid w:val="00FC693F"/>
     <w:rPr>
+      <w:rFonts w:eastAsia="黑体"/>
       <w:b/>
       <w:bCs/>
     </w:rPr>
@@ -4662,6 +5054,7 @@
     <w:qFormat/>
     <w:rsid w:val="00FC693F"/>
     <w:rPr>
+      <w:rFonts w:eastAsia="黑体"/>
       <w:i/>
       <w:iCs/>
     </w:rPr>
@@ -4682,6 +5075,7 @@
       <w:ind w:left="936" w:right="936"/>
     </w:pPr>
     <w:rPr>
+      <w:rFonts w:eastAsia="黑体"/>
       <w:b/>
       <w:bCs/>
       <w:i/>
@@ -4696,6 +5090,7 @@
     <w:uiPriority w:val="30"/>
     <w:rsid w:val="00FC693F"/>
     <w:rPr>
+      <w:rFonts w:eastAsia="黑体"/>
       <w:b/>
       <w:bCs/>
       <w:i/>
@@ -4710,6 +5105,7 @@
     <w:qFormat/>
     <w:rsid w:val="00FC693F"/>
     <w:rPr>
+      <w:rFonts w:eastAsia="黑体"/>
       <w:i/>
       <w:iCs/>
       <w:color w:themeColor="text1" w:themeTint="7F" w:val="808080"/>
@@ -4722,6 +5118,7 @@
     <w:qFormat/>
     <w:rsid w:val="00FC693F"/>
     <w:rPr>
+      <w:rFonts w:eastAsia="黑体"/>
       <w:b/>
       <w:bCs/>
       <w:i/>
@@ -4736,6 +5133,7 @@
     <w:qFormat/>
     <w:rsid w:val="00FC693F"/>
     <w:rPr>
+      <w:rFonts w:eastAsia="黑体"/>
       <w:smallCaps/>
       <w:color w:themeColor="accent2" w:val="C0504D"/>
       <w:u w:val="single"/>
@@ -4748,6 +5146,7 @@
     <w:qFormat/>
     <w:rsid w:val="00FC693F"/>
     <w:rPr>
+      <w:rFonts w:eastAsia="黑体"/>
       <w:b/>
       <w:bCs/>
       <w:smallCaps/>
@@ -4763,6 +5162,7 @@
     <w:qFormat/>
     <w:rsid w:val="00FC693F"/>
     <w:rPr>
+      <w:rFonts w:eastAsia="黑体"/>
       <w:b/>
       <w:bCs/>
       <w:smallCaps/>
@@ -4817,6 +5217,7 @@
       <w:spacing w:after="0" w:line="240" w:lineRule="auto"/>
     </w:pPr>
     <w:rPr>
+      <w:rFonts w:eastAsia="黑体"/>
       <w:color w:themeColor="text1" w:themeShade="BF" w:val="000000"/>
     </w:rPr>
     <w:tblPr>
@@ -4839,6 +5240,7 @@
         <w:spacing w:after="0" w:before="0" w:line="240" w:lineRule="auto"/>
       </w:pPr>
       <w:rPr>
+        <w:rFonts w:eastAsia="黑体"/>
         <w:b/>
         <w:bCs/>
       </w:rPr>
@@ -4859,6 +5261,7 @@
         <w:spacing w:after="0" w:before="0" w:line="240" w:lineRule="auto"/>
       </w:pPr>
       <w:rPr>
+        <w:rFonts w:eastAsia="黑体"/>
         <w:b/>
         <w:bCs/>
       </w:rPr>
@@ -4876,12 +5279,14 @@
     </w:tblStylePr>
     <w:tblStylePr w:type="firstCol">
       <w:rPr>
+        <w:rFonts w:eastAsia="黑体"/>
         <w:b/>
         <w:bCs/>
       </w:rPr>
     </w:tblStylePr>
     <w:tblStylePr w:type="lastCol">
       <w:rPr>
+        <w:rFonts w:eastAsia="黑体"/>
         <w:b/>
         <w:bCs/>
       </w:rPr>
@@ -4920,6 +5325,7 @@
       <w:spacing w:after="0" w:line="240" w:lineRule="auto"/>
     </w:pPr>
     <w:rPr>
+      <w:rFonts w:eastAsia="黑体"/>
       <w:color w:themeColor="accent1" w:themeShade="BF" w:val="365F91"/>
     </w:rPr>
     <w:tblPr>
@@ -4942,6 +5348,7 @@
         <w:spacing w:after="0" w:before="0" w:line="240" w:lineRule="auto"/>
       </w:pPr>
       <w:rPr>
+        <w:rFonts w:eastAsia="黑体"/>
         <w:b/>
         <w:bCs/>
       </w:rPr>
@@ -4962,6 +5369,7 @@
         <w:spacing w:after="0" w:before="0" w:line="240" w:lineRule="auto"/>
       </w:pPr>
       <w:rPr>
+        <w:rFonts w:eastAsia="黑体"/>
         <w:b/>
         <w:bCs/>
       </w:rPr>
@@ -4979,12 +5387,14 @@
     </w:tblStylePr>
     <w:tblStylePr w:type="firstCol">
       <w:rPr>
+        <w:rFonts w:eastAsia="黑体"/>
         <w:b/>
         <w:bCs/>
       </w:rPr>
     </w:tblStylePr>
     <w:tblStylePr w:type="lastCol">
       <w:rPr>
+        <w:rFonts w:eastAsia="黑体"/>
         <w:b/>
         <w:bCs/>
       </w:rPr>
@@ -5023,6 +5433,7 @@
       <w:spacing w:after="0" w:line="240" w:lineRule="auto"/>
     </w:pPr>
     <w:rPr>
+      <w:rFonts w:eastAsia="黑体"/>
       <w:color w:themeColor="accent2" w:themeShade="BF" w:val="943634"/>
     </w:rPr>
     <w:tblPr>
@@ -5045,6 +5456,7 @@
         <w:spacing w:after="0" w:before="0" w:line="240" w:lineRule="auto"/>
       </w:pPr>
       <w:rPr>
+        <w:rFonts w:eastAsia="黑体"/>
         <w:b/>
         <w:bCs/>
       </w:rPr>
@@ -5065,6 +5477,7 @@
         <w:spacing w:after="0" w:before="0" w:line="240" w:lineRule="auto"/>
       </w:pPr>
       <w:rPr>
+        <w:rFonts w:eastAsia="黑体"/>
         <w:b/>
         <w:bCs/>
       </w:rPr>
@@ -5082,12 +5495,14 @@
     </w:tblStylePr>
     <w:tblStylePr w:type="firstCol">
       <w:rPr>
+        <w:rFonts w:eastAsia="黑体"/>
         <w:b/>
         <w:bCs/>
       </w:rPr>
     </w:tblStylePr>
     <w:tblStylePr w:type="lastCol">
       <w:rPr>
+        <w:rFonts w:eastAsia="黑体"/>
         <w:b/>
         <w:bCs/>
       </w:rPr>
@@ -5126,6 +5541,7 @@
       <w:spacing w:after="0" w:line="240" w:lineRule="auto"/>
     </w:pPr>
     <w:rPr>
+      <w:rFonts w:eastAsia="黑体"/>
       <w:color w:themeColor="accent3" w:themeShade="BF" w:val="76923C"/>
     </w:rPr>
     <w:tblPr>
@@ -5148,6 +5564,7 @@
         <w:spacing w:after="0" w:before="0" w:line="240" w:lineRule="auto"/>
       </w:pPr>
       <w:rPr>
+        <w:rFonts w:eastAsia="黑体"/>
         <w:b/>
         <w:bCs/>
       </w:rPr>
@@ -5168,6 +5585,7 @@
         <w:spacing w:after="0" w:before="0" w:line="240" w:lineRule="auto"/>
       </w:pPr>
       <w:rPr>
+        <w:rFonts w:eastAsia="黑体"/>
         <w:b/>
         <w:bCs/>
       </w:rPr>
@@ -5185,12 +5603,14 @@
     </w:tblStylePr>
     <w:tblStylePr w:type="firstCol">
       <w:rPr>
+        <w:rFonts w:eastAsia="黑体"/>
         <w:b/>
         <w:bCs/>
       </w:rPr>
     </w:tblStylePr>
     <w:tblStylePr w:type="lastCol">
       <w:rPr>
+        <w:rFonts w:eastAsia="黑体"/>
         <w:b/>
         <w:bCs/>
       </w:rPr>
@@ -5229,6 +5649,7 @@
       <w:spacing w:after="0" w:line="240" w:lineRule="auto"/>
     </w:pPr>
     <w:rPr>
+      <w:rFonts w:eastAsia="黑体"/>
       <w:color w:themeColor="accent4" w:themeShade="BF" w:val="5F497A"/>
     </w:rPr>
     <w:tblPr>
@@ -5251,6 +5672,7 @@
         <w:spacing w:after="0" w:before="0" w:line="240" w:lineRule="auto"/>
       </w:pPr>
       <w:rPr>
+        <w:rFonts w:eastAsia="黑体"/>
         <w:b/>
         <w:bCs/>
       </w:rPr>
@@ -5271,6 +5693,7 @@
         <w:spacing w:after="0" w:before="0" w:line="240" w:lineRule="auto"/>
       </w:pPr>
       <w:rPr>
+        <w:rFonts w:eastAsia="黑体"/>
         <w:b/>
         <w:bCs/>
       </w:rPr>
@@ -5288,12 +5711,14 @@
     </w:tblStylePr>
     <w:tblStylePr w:type="firstCol">
       <w:rPr>
+        <w:rFonts w:eastAsia="黑体"/>
         <w:b/>
         <w:bCs/>
       </w:rPr>
     </w:tblStylePr>
     <w:tblStylePr w:type="lastCol">
       <w:rPr>
+        <w:rFonts w:eastAsia="黑体"/>
         <w:b/>
         <w:bCs/>
       </w:rPr>
@@ -5332,6 +5757,7 @@
       <w:spacing w:after="0" w:line="240" w:lineRule="auto"/>
     </w:pPr>
     <w:rPr>
+      <w:rFonts w:eastAsia="黑体"/>
       <w:color w:themeColor="accent5" w:themeShade="BF" w:val="31849B"/>
     </w:rPr>
     <w:tblPr>
@@ -5354,6 +5780,7 @@
         <w:spacing w:after="0" w:before="0" w:line="240" w:lineRule="auto"/>
       </w:pPr>
       <w:rPr>
+        <w:rFonts w:eastAsia="黑体"/>
         <w:b/>
         <w:bCs/>
       </w:rPr>
@@ -5374,6 +5801,7 @@
         <w:spacing w:after="0" w:before="0" w:line="240" w:lineRule="auto"/>
       </w:pPr>
       <w:rPr>
+        <w:rFonts w:eastAsia="黑体"/>
         <w:b/>
         <w:bCs/>
       </w:rPr>
@@ -5391,12 +5819,14 @@
     </w:tblStylePr>
     <w:tblStylePr w:type="firstCol">
       <w:rPr>
+        <w:rFonts w:eastAsia="黑体"/>
         <w:b/>
         <w:bCs/>
       </w:rPr>
     </w:tblStylePr>
     <w:tblStylePr w:type="lastCol">
       <w:rPr>
+        <w:rFonts w:eastAsia="黑体"/>
         <w:b/>
         <w:bCs/>
       </w:rPr>
@@ -5435,6 +5865,7 @@
       <w:spacing w:after="0" w:line="240" w:lineRule="auto"/>
     </w:pPr>
     <w:rPr>
+      <w:rFonts w:eastAsia="黑体"/>
       <w:color w:themeColor="accent6" w:themeShade="BF" w:val="E36C0A"/>
     </w:rPr>
     <w:tblPr>
@@ -5457,6 +5888,7 @@
         <w:spacing w:after="0" w:before="0" w:line="240" w:lineRule="auto"/>
       </w:pPr>
       <w:rPr>
+        <w:rFonts w:eastAsia="黑体"/>
         <w:b/>
         <w:bCs/>
       </w:rPr>
@@ -5477,6 +5909,7 @@
         <w:spacing w:after="0" w:before="0" w:line="240" w:lineRule="auto"/>
       </w:pPr>
       <w:rPr>
+        <w:rFonts w:eastAsia="黑体"/>
         <w:b/>
         <w:bCs/>
       </w:rPr>
@@ -5494,12 +5927,14 @@
     </w:tblStylePr>
     <w:tblStylePr w:type="firstCol">
       <w:rPr>
+        <w:rFonts w:eastAsia="黑体"/>
         <w:b/>
         <w:bCs/>
       </w:rPr>
     </w:tblStylePr>
     <w:tblStylePr w:type="lastCol">
       <w:rPr>
+        <w:rFonts w:eastAsia="黑体"/>
         <w:b/>
         <w:bCs/>
       </w:rPr>
@@ -5559,6 +5994,7 @@
         <w:spacing w:after="0" w:before="0" w:line="240" w:lineRule="auto"/>
       </w:pPr>
       <w:rPr>
+        <w:rFonts w:eastAsia="黑体"/>
         <w:b/>
         <w:bCs/>
         <w:color w:themeColor="background1" w:val="FFFFFF"/>
@@ -5573,6 +6009,7 @@
         <w:spacing w:after="0" w:before="0" w:line="240" w:lineRule="auto"/>
       </w:pPr>
       <w:rPr>
+        <w:rFonts w:eastAsia="黑体"/>
         <w:b/>
         <w:bCs/>
       </w:rPr>
@@ -5588,12 +6025,14 @@
     </w:tblStylePr>
     <w:tblStylePr w:type="firstCol">
       <w:rPr>
+        <w:rFonts w:eastAsia="黑体"/>
         <w:b/>
         <w:bCs/>
       </w:rPr>
     </w:tblStylePr>
     <w:tblStylePr w:type="lastCol">
       <w:rPr>
+        <w:rFonts w:eastAsia="黑体"/>
         <w:b/>
         <w:bCs/>
       </w:rPr>
@@ -5651,6 +6090,7 @@
         <w:spacing w:after="0" w:before="0" w:line="240" w:lineRule="auto"/>
       </w:pPr>
       <w:rPr>
+        <w:rFonts w:eastAsia="黑体"/>
         <w:b/>
         <w:bCs/>
         <w:color w:themeColor="background1" w:val="FFFFFF"/>
@@ -5665,6 +6105,7 @@
         <w:spacing w:after="0" w:before="0" w:line="240" w:lineRule="auto"/>
       </w:pPr>
       <w:rPr>
+        <w:rFonts w:eastAsia="黑体"/>
         <w:b/>
         <w:bCs/>
       </w:rPr>
@@ -5680,12 +6121,14 @@
     </w:tblStylePr>
     <w:tblStylePr w:type="firstCol">
       <w:rPr>
+        <w:rFonts w:eastAsia="黑体"/>
         <w:b/>
         <w:bCs/>
       </w:rPr>
     </w:tblStylePr>
     <w:tblStylePr w:type="lastCol">
       <w:rPr>
+        <w:rFonts w:eastAsia="黑体"/>
         <w:b/>
         <w:bCs/>
       </w:rPr>
@@ -5743,6 +6186,7 @@
         <w:spacing w:after="0" w:before="0" w:line="240" w:lineRule="auto"/>
       </w:pPr>
       <w:rPr>
+        <w:rFonts w:eastAsia="黑体"/>
         <w:b/>
         <w:bCs/>
         <w:color w:themeColor="background1" w:val="FFFFFF"/>
@@ -5757,6 +6201,7 @@
         <w:spacing w:after="0" w:before="0" w:line="240" w:lineRule="auto"/>
       </w:pPr>
       <w:rPr>
+        <w:rFonts w:eastAsia="黑体"/>
         <w:b/>
         <w:bCs/>
       </w:rPr>
@@ -5772,12 +6217,14 @@
     </w:tblStylePr>
     <w:tblStylePr w:type="firstCol">
       <w:rPr>
+        <w:rFonts w:eastAsia="黑体"/>
         <w:b/>
         <w:bCs/>
       </w:rPr>
     </w:tblStylePr>
     <w:tblStylePr w:type="lastCol">
       <w:rPr>
+        <w:rFonts w:eastAsia="黑体"/>
         <w:b/>
         <w:bCs/>
       </w:rPr>
@@ -5835,6 +6282,7 @@
         <w:spacing w:after="0" w:before="0" w:line="240" w:lineRule="auto"/>
       </w:pPr>
       <w:rPr>
+        <w:rFonts w:eastAsia="黑体"/>
         <w:b/>
         <w:bCs/>
         <w:color w:themeColor="background1" w:val="FFFFFF"/>
@@ -5849,6 +6297,7 @@
         <w:spacing w:after="0" w:before="0" w:line="240" w:lineRule="auto"/>
       </w:pPr>
       <w:rPr>
+        <w:rFonts w:eastAsia="黑体"/>
         <w:b/>
         <w:bCs/>
       </w:rPr>
@@ -5864,12 +6313,14 @@
     </w:tblStylePr>
     <w:tblStylePr w:type="firstCol">
       <w:rPr>
+        <w:rFonts w:eastAsia="黑体"/>
         <w:b/>
         <w:bCs/>
       </w:rPr>
     </w:tblStylePr>
     <w:tblStylePr w:type="lastCol">
       <w:rPr>
+        <w:rFonts w:eastAsia="黑体"/>
         <w:b/>
         <w:bCs/>
       </w:rPr>
@@ -5927,6 +6378,7 @@
         <w:spacing w:after="0" w:before="0" w:line="240" w:lineRule="auto"/>
       </w:pPr>
       <w:rPr>
+        <w:rFonts w:eastAsia="黑体"/>
         <w:b/>
         <w:bCs/>
         <w:color w:themeColor="background1" w:val="FFFFFF"/>
@@ -5941,6 +6393,7 @@
         <w:spacing w:after="0" w:before="0" w:line="240" w:lineRule="auto"/>
       </w:pPr>
       <w:rPr>
+        <w:rFonts w:eastAsia="黑体"/>
         <w:b/>
         <w:bCs/>
       </w:rPr>
@@ -5956,12 +6409,14 @@
     </w:tblStylePr>
     <w:tblStylePr w:type="firstCol">
       <w:rPr>
+        <w:rFonts w:eastAsia="黑体"/>
         <w:b/>
         <w:bCs/>
       </w:rPr>
     </w:tblStylePr>
     <w:tblStylePr w:type="lastCol">
       <w:rPr>
+        <w:rFonts w:eastAsia="黑体"/>
         <w:b/>
         <w:bCs/>
       </w:rPr>
@@ -6019,6 +6474,7 @@
         <w:spacing w:after="0" w:before="0" w:line="240" w:lineRule="auto"/>
       </w:pPr>
       <w:rPr>
+        <w:rFonts w:eastAsia="黑体"/>
         <w:b/>
         <w:bCs/>
         <w:color w:themeColor="background1" w:val="FFFFFF"/>
@@ -6033,6 +6489,7 @@
         <w:spacing w:after="0" w:before="0" w:line="240" w:lineRule="auto"/>
       </w:pPr>
       <w:rPr>
+        <w:rFonts w:eastAsia="黑体"/>
         <w:b/>
         <w:bCs/>
       </w:rPr>
@@ -6048,12 +6505,14 @@
     </w:tblStylePr>
     <w:tblStylePr w:type="firstCol">
       <w:rPr>
+        <w:rFonts w:eastAsia="黑体"/>
         <w:b/>
         <w:bCs/>
       </w:rPr>
     </w:tblStylePr>
     <w:tblStylePr w:type="lastCol">
       <w:rPr>
+        <w:rFonts w:eastAsia="黑体"/>
         <w:b/>
         <w:bCs/>
       </w:rPr>
@@ -6111,6 +6570,7 @@
         <w:spacing w:after="0" w:before="0" w:line="240" w:lineRule="auto"/>
       </w:pPr>
       <w:rPr>
+        <w:rFonts w:eastAsia="黑体"/>
         <w:b/>
         <w:bCs/>
         <w:color w:themeColor="background1" w:val="FFFFFF"/>
@@ -6125,6 +6585,7 @@
         <w:spacing w:after="0" w:before="0" w:line="240" w:lineRule="auto"/>
       </w:pPr>
       <w:rPr>
+        <w:rFonts w:eastAsia="黑体"/>
         <w:b/>
         <w:bCs/>
       </w:rPr>
@@ -6140,12 +6601,14 @@
     </w:tblStylePr>
     <w:tblStylePr w:type="firstCol">
       <w:rPr>
+        <w:rFonts w:eastAsia="黑体"/>
         <w:b/>
         <w:bCs/>
       </w:rPr>
     </w:tblStylePr>
     <w:tblStylePr w:type="lastCol">
       <w:rPr>
+        <w:rFonts w:eastAsia="黑体"/>
         <w:b/>
         <w:bCs/>
       </w:rPr>
@@ -6205,7 +6668,7 @@
         <w:spacing w:after="0" w:before="0" w:line="240" w:lineRule="auto"/>
       </w:pPr>
       <w:rPr>
-        <w:rFonts w:asciiTheme="majorHAnsi" w:cstheme="majorBidi" w:eastAsiaTheme="majorEastAsia" w:hAnsiTheme="majorHAnsi"/>
+        <w:rFonts w:asciiTheme="majorHAnsi" w:cstheme="majorBidi" w:hAnsiTheme="majorHAnsi" w:eastAsia="黑体"/>
         <w:b/>
         <w:bCs/>
       </w:rPr>
@@ -6226,7 +6689,7 @@
         <w:spacing w:after="0" w:before="0" w:line="240" w:lineRule="auto"/>
       </w:pPr>
       <w:rPr>
-        <w:rFonts w:asciiTheme="majorHAnsi" w:cstheme="majorBidi" w:eastAsiaTheme="majorEastAsia" w:hAnsiTheme="majorHAnsi"/>
+        <w:rFonts w:asciiTheme="majorHAnsi" w:cstheme="majorBidi" w:hAnsiTheme="majorHAnsi" w:eastAsia="黑体"/>
         <w:b/>
         <w:bCs/>
       </w:rPr>
@@ -6244,14 +6707,14 @@
     </w:tblStylePr>
     <w:tblStylePr w:type="firstCol">
       <w:rPr>
-        <w:rFonts w:asciiTheme="majorHAnsi" w:cstheme="majorBidi" w:eastAsiaTheme="majorEastAsia" w:hAnsiTheme="majorHAnsi"/>
+        <w:rFonts w:asciiTheme="majorHAnsi" w:cstheme="majorBidi" w:hAnsiTheme="majorHAnsi" w:eastAsia="黑体"/>
         <w:b/>
         <w:bCs/>
       </w:rPr>
     </w:tblStylePr>
     <w:tblStylePr w:type="lastCol">
       <w:rPr>
-        <w:rFonts w:asciiTheme="majorHAnsi" w:cstheme="majorBidi" w:eastAsiaTheme="majorEastAsia" w:hAnsiTheme="majorHAnsi"/>
+        <w:rFonts w:asciiTheme="majorHAnsi" w:cstheme="majorBidi" w:hAnsiTheme="majorHAnsi" w:eastAsia="黑体"/>
         <w:b/>
         <w:bCs/>
       </w:rPr>
@@ -6335,7 +6798,7 @@
         <w:spacing w:after="0" w:before="0" w:line="240" w:lineRule="auto"/>
       </w:pPr>
       <w:rPr>
-        <w:rFonts w:asciiTheme="majorHAnsi" w:cstheme="majorBidi" w:eastAsiaTheme="majorEastAsia" w:hAnsiTheme="majorHAnsi"/>
+        <w:rFonts w:asciiTheme="majorHAnsi" w:cstheme="majorBidi" w:hAnsiTheme="majorHAnsi" w:eastAsia="黑体"/>
         <w:b/>
         <w:bCs/>
       </w:rPr>
@@ -6356,7 +6819,7 @@
         <w:spacing w:after="0" w:before="0" w:line="240" w:lineRule="auto"/>
       </w:pPr>
       <w:rPr>
-        <w:rFonts w:asciiTheme="majorHAnsi" w:cstheme="majorBidi" w:eastAsiaTheme="majorEastAsia" w:hAnsiTheme="majorHAnsi"/>
+        <w:rFonts w:asciiTheme="majorHAnsi" w:cstheme="majorBidi" w:hAnsiTheme="majorHAnsi" w:eastAsia="黑体"/>
         <w:b/>
         <w:bCs/>
       </w:rPr>
@@ -6374,14 +6837,14 @@
     </w:tblStylePr>
     <w:tblStylePr w:type="firstCol">
       <w:rPr>
-        <w:rFonts w:asciiTheme="majorHAnsi" w:cstheme="majorBidi" w:eastAsiaTheme="majorEastAsia" w:hAnsiTheme="majorHAnsi"/>
+        <w:rFonts w:asciiTheme="majorHAnsi" w:cstheme="majorBidi" w:hAnsiTheme="majorHAnsi" w:eastAsia="黑体"/>
         <w:b/>
         <w:bCs/>
       </w:rPr>
     </w:tblStylePr>
     <w:tblStylePr w:type="lastCol">
       <w:rPr>
-        <w:rFonts w:asciiTheme="majorHAnsi" w:cstheme="majorBidi" w:eastAsiaTheme="majorEastAsia" w:hAnsiTheme="majorHAnsi"/>
+        <w:rFonts w:asciiTheme="majorHAnsi" w:cstheme="majorBidi" w:hAnsiTheme="majorHAnsi" w:eastAsia="黑体"/>
         <w:b/>
         <w:bCs/>
       </w:rPr>
@@ -6465,7 +6928,7 @@
         <w:spacing w:after="0" w:before="0" w:line="240" w:lineRule="auto"/>
       </w:pPr>
       <w:rPr>
-        <w:rFonts w:asciiTheme="majorHAnsi" w:cstheme="majorBidi" w:eastAsiaTheme="majorEastAsia" w:hAnsiTheme="majorHAnsi"/>
+        <w:rFonts w:asciiTheme="majorHAnsi" w:cstheme="majorBidi" w:hAnsiTheme="majorHAnsi" w:eastAsia="黑体"/>
         <w:b/>
         <w:bCs/>
       </w:rPr>
@@ -6486,7 +6949,7 @@
         <w:spacing w:after="0" w:before="0" w:line="240" w:lineRule="auto"/>
       </w:pPr>
       <w:rPr>
-        <w:rFonts w:asciiTheme="majorHAnsi" w:cstheme="majorBidi" w:eastAsiaTheme="majorEastAsia" w:hAnsiTheme="majorHAnsi"/>
+        <w:rFonts w:asciiTheme="majorHAnsi" w:cstheme="majorBidi" w:hAnsiTheme="majorHAnsi" w:eastAsia="黑体"/>
         <w:b/>
         <w:bCs/>
       </w:rPr>
@@ -6504,14 +6967,14 @@
     </w:tblStylePr>
     <w:tblStylePr w:type="firstCol">
       <w:rPr>
-        <w:rFonts w:asciiTheme="majorHAnsi" w:cstheme="majorBidi" w:eastAsiaTheme="majorEastAsia" w:hAnsiTheme="majorHAnsi"/>
+        <w:rFonts w:asciiTheme="majorHAnsi" w:cstheme="majorBidi" w:hAnsiTheme="majorHAnsi" w:eastAsia="黑体"/>
         <w:b/>
         <w:bCs/>
       </w:rPr>
     </w:tblStylePr>
     <w:tblStylePr w:type="lastCol">
       <w:rPr>
-        <w:rFonts w:asciiTheme="majorHAnsi" w:cstheme="majorBidi" w:eastAsiaTheme="majorEastAsia" w:hAnsiTheme="majorHAnsi"/>
+        <w:rFonts w:asciiTheme="majorHAnsi" w:cstheme="majorBidi" w:hAnsiTheme="majorHAnsi" w:eastAsia="黑体"/>
         <w:b/>
         <w:bCs/>
       </w:rPr>
@@ -6595,7 +7058,7 @@
         <w:spacing w:after="0" w:before="0" w:line="240" w:lineRule="auto"/>
       </w:pPr>
       <w:rPr>
-        <w:rFonts w:asciiTheme="majorHAnsi" w:cstheme="majorBidi" w:eastAsiaTheme="majorEastAsia" w:hAnsiTheme="majorHAnsi"/>
+        <w:rFonts w:asciiTheme="majorHAnsi" w:cstheme="majorBidi" w:hAnsiTheme="majorHAnsi" w:eastAsia="黑体"/>
         <w:b/>
         <w:bCs/>
       </w:rPr>
@@ -6616,7 +7079,7 @@
         <w:spacing w:after="0" w:before="0" w:line="240" w:lineRule="auto"/>
       </w:pPr>
       <w:rPr>
-        <w:rFonts w:asciiTheme="majorHAnsi" w:cstheme="majorBidi" w:eastAsiaTheme="majorEastAsia" w:hAnsiTheme="majorHAnsi"/>
+        <w:rFonts w:asciiTheme="majorHAnsi" w:cstheme="majorBidi" w:hAnsiTheme="majorHAnsi" w:eastAsia="黑体"/>
         <w:b/>
         <w:bCs/>
       </w:rPr>
@@ -6634,14 +7097,14 @@
     </w:tblStylePr>
     <w:tblStylePr w:type="firstCol">
       <w:rPr>
-        <w:rFonts w:asciiTheme="majorHAnsi" w:cstheme="majorBidi" w:eastAsiaTheme="majorEastAsia" w:hAnsiTheme="majorHAnsi"/>
+        <w:rFonts w:asciiTheme="majorHAnsi" w:cstheme="majorBidi" w:hAnsiTheme="majorHAnsi" w:eastAsia="黑体"/>
         <w:b/>
         <w:bCs/>
       </w:rPr>
     </w:tblStylePr>
     <w:tblStylePr w:type="lastCol">
       <w:rPr>
-        <w:rFonts w:asciiTheme="majorHAnsi" w:cstheme="majorBidi" w:eastAsiaTheme="majorEastAsia" w:hAnsiTheme="majorHAnsi"/>
+        <w:rFonts w:asciiTheme="majorHAnsi" w:cstheme="majorBidi" w:hAnsiTheme="majorHAnsi" w:eastAsia="黑体"/>
         <w:b/>
         <w:bCs/>
       </w:rPr>
@@ -6725,7 +7188,7 @@
         <w:spacing w:after="0" w:before="0" w:line="240" w:lineRule="auto"/>
       </w:pPr>
       <w:rPr>
-        <w:rFonts w:asciiTheme="majorHAnsi" w:cstheme="majorBidi" w:eastAsiaTheme="majorEastAsia" w:hAnsiTheme="majorHAnsi"/>
+        <w:rFonts w:asciiTheme="majorHAnsi" w:cstheme="majorBidi" w:hAnsiTheme="majorHAnsi" w:eastAsia="黑体"/>
         <w:b/>
         <w:bCs/>
       </w:rPr>
@@ -6746,7 +7209,7 @@
         <w:spacing w:after="0" w:before="0" w:line="240" w:lineRule="auto"/>
       </w:pPr>
       <w:rPr>
-        <w:rFonts w:asciiTheme="majorHAnsi" w:cstheme="majorBidi" w:eastAsiaTheme="majorEastAsia" w:hAnsiTheme="majorHAnsi"/>
+        <w:rFonts w:asciiTheme="majorHAnsi" w:cstheme="majorBidi" w:hAnsiTheme="majorHAnsi" w:eastAsia="黑体"/>
         <w:b/>
         <w:bCs/>
       </w:rPr>
@@ -6764,14 +7227,14 @@
     </w:tblStylePr>
     <w:tblStylePr w:type="firstCol">
       <w:rPr>
-        <w:rFonts w:asciiTheme="majorHAnsi" w:cstheme="majorBidi" w:eastAsiaTheme="majorEastAsia" w:hAnsiTheme="majorHAnsi"/>
+        <w:rFonts w:asciiTheme="majorHAnsi" w:cstheme="majorBidi" w:hAnsiTheme="majorHAnsi" w:eastAsia="黑体"/>
         <w:b/>
         <w:bCs/>
       </w:rPr>
     </w:tblStylePr>
     <w:tblStylePr w:type="lastCol">
       <w:rPr>
-        <w:rFonts w:asciiTheme="majorHAnsi" w:cstheme="majorBidi" w:eastAsiaTheme="majorEastAsia" w:hAnsiTheme="majorHAnsi"/>
+        <w:rFonts w:asciiTheme="majorHAnsi" w:cstheme="majorBidi" w:hAnsiTheme="majorHAnsi" w:eastAsia="黑体"/>
         <w:b/>
         <w:bCs/>
       </w:rPr>
@@ -6855,7 +7318,7 @@
         <w:spacing w:after="0" w:before="0" w:line="240" w:lineRule="auto"/>
       </w:pPr>
       <w:rPr>
-        <w:rFonts w:asciiTheme="majorHAnsi" w:cstheme="majorBidi" w:eastAsiaTheme="majorEastAsia" w:hAnsiTheme="majorHAnsi"/>
+        <w:rFonts w:asciiTheme="majorHAnsi" w:cstheme="majorBidi" w:hAnsiTheme="majorHAnsi" w:eastAsia="黑体"/>
         <w:b/>
         <w:bCs/>
       </w:rPr>
@@ -6876,7 +7339,7 @@
         <w:spacing w:after="0" w:before="0" w:line="240" w:lineRule="auto"/>
       </w:pPr>
       <w:rPr>
-        <w:rFonts w:asciiTheme="majorHAnsi" w:cstheme="majorBidi" w:eastAsiaTheme="majorEastAsia" w:hAnsiTheme="majorHAnsi"/>
+        <w:rFonts w:asciiTheme="majorHAnsi" w:cstheme="majorBidi" w:hAnsiTheme="majorHAnsi" w:eastAsia="黑体"/>
         <w:b/>
         <w:bCs/>
       </w:rPr>
@@ -6894,14 +7357,14 @@
     </w:tblStylePr>
     <w:tblStylePr w:type="firstCol">
       <w:rPr>
-        <w:rFonts w:asciiTheme="majorHAnsi" w:cstheme="majorBidi" w:eastAsiaTheme="majorEastAsia" w:hAnsiTheme="majorHAnsi"/>
+        <w:rFonts w:asciiTheme="majorHAnsi" w:cstheme="majorBidi" w:hAnsiTheme="majorHAnsi" w:eastAsia="黑体"/>
         <w:b/>
         <w:bCs/>
       </w:rPr>
     </w:tblStylePr>
     <w:tblStylePr w:type="lastCol">
       <w:rPr>
-        <w:rFonts w:asciiTheme="majorHAnsi" w:cstheme="majorBidi" w:eastAsiaTheme="majorEastAsia" w:hAnsiTheme="majorHAnsi"/>
+        <w:rFonts w:asciiTheme="majorHAnsi" w:cstheme="majorBidi" w:hAnsiTheme="majorHAnsi" w:eastAsia="黑体"/>
         <w:b/>
         <w:bCs/>
       </w:rPr>
@@ -6985,7 +7448,7 @@
         <w:spacing w:after="0" w:before="0" w:line="240" w:lineRule="auto"/>
       </w:pPr>
       <w:rPr>
-        <w:rFonts w:asciiTheme="majorHAnsi" w:cstheme="majorBidi" w:eastAsiaTheme="majorEastAsia" w:hAnsiTheme="majorHAnsi"/>
+        <w:rFonts w:asciiTheme="majorHAnsi" w:cstheme="majorBidi" w:hAnsiTheme="majorHAnsi" w:eastAsia="黑体"/>
         <w:b/>
         <w:bCs/>
       </w:rPr>
@@ -7006,7 +7469,7 @@
         <w:spacing w:after="0" w:before="0" w:line="240" w:lineRule="auto"/>
       </w:pPr>
       <w:rPr>
-        <w:rFonts w:asciiTheme="majorHAnsi" w:cstheme="majorBidi" w:eastAsiaTheme="majorEastAsia" w:hAnsiTheme="majorHAnsi"/>
+        <w:rFonts w:asciiTheme="majorHAnsi" w:cstheme="majorBidi" w:hAnsiTheme="majorHAnsi" w:eastAsia="黑体"/>
         <w:b/>
         <w:bCs/>
       </w:rPr>
@@ -7024,14 +7487,14 @@
     </w:tblStylePr>
     <w:tblStylePr w:type="firstCol">
       <w:rPr>
-        <w:rFonts w:asciiTheme="majorHAnsi" w:cstheme="majorBidi" w:eastAsiaTheme="majorEastAsia" w:hAnsiTheme="majorHAnsi"/>
+        <w:rFonts w:asciiTheme="majorHAnsi" w:cstheme="majorBidi" w:hAnsiTheme="majorHAnsi" w:eastAsia="黑体"/>
         <w:b/>
         <w:bCs/>
       </w:rPr>
     </w:tblStylePr>
     <w:tblStylePr w:type="lastCol">
       <w:rPr>
-        <w:rFonts w:asciiTheme="majorHAnsi" w:cstheme="majorBidi" w:eastAsiaTheme="majorEastAsia" w:hAnsiTheme="majorHAnsi"/>
+        <w:rFonts w:asciiTheme="majorHAnsi" w:cstheme="majorBidi" w:hAnsiTheme="majorHAnsi" w:eastAsia="黑体"/>
         <w:b/>
         <w:bCs/>
       </w:rPr>
@@ -7114,6 +7577,7 @@
         <w:spacing w:after="0" w:before="0" w:line="240" w:lineRule="auto"/>
       </w:pPr>
       <w:rPr>
+        <w:rFonts w:eastAsia="黑体"/>
         <w:b/>
         <w:bCs/>
         <w:color w:themeColor="background1" w:val="FFFFFF"/>
@@ -7136,6 +7600,7 @@
         <w:spacing w:after="0" w:before="0" w:line="240" w:lineRule="auto"/>
       </w:pPr>
       <w:rPr>
+        <w:rFonts w:eastAsia="黑体"/>
         <w:b/>
         <w:bCs/>
       </w:rPr>
@@ -7153,12 +7618,14 @@
     </w:tblStylePr>
     <w:tblStylePr w:type="firstCol">
       <w:rPr>
+        <w:rFonts w:eastAsia="黑体"/>
         <w:b/>
         <w:bCs/>
       </w:rPr>
     </w:tblStylePr>
     <w:tblStylePr w:type="lastCol">
       <w:rPr>
+        <w:rFonts w:eastAsia="黑体"/>
         <w:b/>
         <w:bCs/>
       </w:rPr>
@@ -7220,6 +7687,7 @@
         <w:spacing w:after="0" w:before="0" w:line="240" w:lineRule="auto"/>
       </w:pPr>
       <w:rPr>
+        <w:rFonts w:eastAsia="黑体"/>
         <w:b/>
         <w:bCs/>
         <w:color w:themeColor="background1" w:val="FFFFFF"/>
@@ -7242,6 +7710,7 @@
         <w:spacing w:after="0" w:before="0" w:line="240" w:lineRule="auto"/>
       </w:pPr>
       <w:rPr>
+        <w:rFonts w:eastAsia="黑体"/>
         <w:b/>
         <w:bCs/>
       </w:rPr>
@@ -7259,12 +7728,14 @@
     </w:tblStylePr>
     <w:tblStylePr w:type="firstCol">
       <w:rPr>
+        <w:rFonts w:eastAsia="黑体"/>
         <w:b/>
         <w:bCs/>
       </w:rPr>
     </w:tblStylePr>
     <w:tblStylePr w:type="lastCol">
       <w:rPr>
+        <w:rFonts w:eastAsia="黑体"/>
         <w:b/>
         <w:bCs/>
       </w:rPr>
@@ -7326,6 +7797,7 @@
         <w:spacing w:after="0" w:before="0" w:line="240" w:lineRule="auto"/>
       </w:pPr>
       <w:rPr>
+        <w:rFonts w:eastAsia="黑体"/>
         <w:b/>
         <w:bCs/>
         <w:color w:themeColor="background1" w:val="FFFFFF"/>
@@ -7348,6 +7820,7 @@
         <w:spacing w:after="0" w:before="0" w:line="240" w:lineRule="auto"/>
       </w:pPr>
       <w:rPr>
+        <w:rFonts w:eastAsia="黑体"/>
         <w:b/>
         <w:bCs/>
       </w:rPr>
@@ -7365,12 +7838,14 @@
     </w:tblStylePr>
     <w:tblStylePr w:type="firstCol">
       <w:rPr>
+        <w:rFonts w:eastAsia="黑体"/>
         <w:b/>
         <w:bCs/>
       </w:rPr>
     </w:tblStylePr>
     <w:tblStylePr w:type="lastCol">
       <w:rPr>
+        <w:rFonts w:eastAsia="黑体"/>
         <w:b/>
         <w:bCs/>
       </w:rPr>
@@ -7432,6 +7907,7 @@
         <w:spacing w:after="0" w:before="0" w:line="240" w:lineRule="auto"/>
       </w:pPr>
       <w:rPr>
+        <w:rFonts w:eastAsia="黑体"/>
         <w:b/>
         <w:bCs/>
         <w:color w:themeColor="background1" w:val="FFFFFF"/>
@@ -7454,6 +7930,7 @@
         <w:spacing w:after="0" w:before="0" w:line="240" w:lineRule="auto"/>
       </w:pPr>
       <w:rPr>
+        <w:rFonts w:eastAsia="黑体"/>
         <w:b/>
         <w:bCs/>
       </w:rPr>
@@ -7471,12 +7948,14 @@
     </w:tblStylePr>
     <w:tblStylePr w:type="firstCol">
       <w:rPr>
+        <w:rFonts w:eastAsia="黑体"/>
         <w:b/>
         <w:bCs/>
       </w:rPr>
     </w:tblStylePr>
     <w:tblStylePr w:type="lastCol">
       <w:rPr>
+        <w:rFonts w:eastAsia="黑体"/>
         <w:b/>
         <w:bCs/>
       </w:rPr>
@@ -7538,6 +8017,7 @@
         <w:spacing w:after="0" w:before="0" w:line="240" w:lineRule="auto"/>
       </w:pPr>
       <w:rPr>
+        <w:rFonts w:eastAsia="黑体"/>
         <w:b/>
         <w:bCs/>
         <w:color w:themeColor="background1" w:val="FFFFFF"/>
@@ -7560,6 +8040,7 @@
         <w:spacing w:after="0" w:before="0" w:line="240" w:lineRule="auto"/>
       </w:pPr>
       <w:rPr>
+        <w:rFonts w:eastAsia="黑体"/>
         <w:b/>
         <w:bCs/>
       </w:rPr>
@@ -7577,12 +8058,14 @@
     </w:tblStylePr>
     <w:tblStylePr w:type="firstCol">
       <w:rPr>
+        <w:rFonts w:eastAsia="黑体"/>
         <w:b/>
         <w:bCs/>
       </w:rPr>
     </w:tblStylePr>
     <w:tblStylePr w:type="lastCol">
       <w:rPr>
+        <w:rFonts w:eastAsia="黑体"/>
         <w:b/>
         <w:bCs/>
       </w:rPr>
@@ -7644,6 +8127,7 @@
         <w:spacing w:after="0" w:before="0" w:line="240" w:lineRule="auto"/>
       </w:pPr>
       <w:rPr>
+        <w:rFonts w:eastAsia="黑体"/>
         <w:b/>
         <w:bCs/>
         <w:color w:themeColor="background1" w:val="FFFFFF"/>
@@ -7666,6 +8150,7 @@
         <w:spacing w:after="0" w:before="0" w:line="240" w:lineRule="auto"/>
       </w:pPr>
       <w:rPr>
+        <w:rFonts w:eastAsia="黑体"/>
         <w:b/>
         <w:bCs/>
       </w:rPr>
@@ -7683,12 +8168,14 @@
     </w:tblStylePr>
     <w:tblStylePr w:type="firstCol">
       <w:rPr>
+        <w:rFonts w:eastAsia="黑体"/>
         <w:b/>
         <w:bCs/>
       </w:rPr>
     </w:tblStylePr>
     <w:tblStylePr w:type="lastCol">
       <w:rPr>
+        <w:rFonts w:eastAsia="黑体"/>
         <w:b/>
         <w:bCs/>
       </w:rPr>
@@ -7750,6 +8237,7 @@
         <w:spacing w:after="0" w:before="0" w:line="240" w:lineRule="auto"/>
       </w:pPr>
       <w:rPr>
+        <w:rFonts w:eastAsia="黑体"/>
         <w:b/>
         <w:bCs/>
         <w:color w:themeColor="background1" w:val="FFFFFF"/>
@@ -7772,6 +8260,7 @@
         <w:spacing w:after="0" w:before="0" w:line="240" w:lineRule="auto"/>
       </w:pPr>
       <w:rPr>
+        <w:rFonts w:eastAsia="黑体"/>
         <w:b/>
         <w:bCs/>
       </w:rPr>
@@ -7789,12 +8278,14 @@
     </w:tblStylePr>
     <w:tblStylePr w:type="firstCol">
       <w:rPr>
+        <w:rFonts w:eastAsia="黑体"/>
         <w:b/>
         <w:bCs/>
       </w:rPr>
     </w:tblStylePr>
     <w:tblStylePr w:type="lastCol">
       <w:rPr>
+        <w:rFonts w:eastAsia="黑体"/>
         <w:b/>
         <w:bCs/>
       </w:rPr>
@@ -7853,6 +8344,7 @@
         <w:spacing w:after="0" w:before="0" w:line="240" w:lineRule="auto"/>
       </w:pPr>
       <w:rPr>
+        <w:rFonts w:eastAsia="黑体"/>
         <w:b/>
         <w:bCs/>
         <w:color w:themeColor="background1" w:val="FFFFFF"/>
@@ -7875,6 +8367,7 @@
         <w:spacing w:after="0" w:before="0" w:line="240" w:lineRule="auto"/>
       </w:pPr>
       <w:rPr>
+        <w:rFonts w:eastAsia="黑体"/>
         <w:color w:val="auto"/>
       </w:rPr>
       <w:tblPr/>
@@ -7892,6 +8385,7 @@
     </w:tblStylePr>
     <w:tblStylePr w:type="firstCol">
       <w:rPr>
+        <w:rFonts w:eastAsia="黑体"/>
         <w:b/>
         <w:bCs/>
         <w:color w:themeColor="background1" w:val="FFFFFF"/>
@@ -7911,6 +8405,7 @@
     </w:tblStylePr>
     <w:tblStylePr w:type="lastCol">
       <w:rPr>
+        <w:rFonts w:eastAsia="黑体"/>
         <w:b/>
         <w:bCs/>
         <w:color w:themeColor="background1" w:val="FFFFFF"/>
@@ -7959,6 +8454,7 @@
     </w:tblStylePr>
     <w:tblStylePr w:type="nwCell">
       <w:rPr>
+        <w:rFonts w:eastAsia="黑体"/>
         <w:color w:themeColor="background1" w:val="FFFFFF"/>
       </w:rPr>
       <w:tblPr/>
@@ -8002,6 +8498,7 @@
         <w:spacing w:after="0" w:before="0" w:line="240" w:lineRule="auto"/>
       </w:pPr>
       <w:rPr>
+        <w:rFonts w:eastAsia="黑体"/>
         <w:b/>
         <w:bCs/>
         <w:color w:themeColor="background1" w:val="FFFFFF"/>
@@ -8024,6 +8521,7 @@
         <w:spacing w:after="0" w:before="0" w:line="240" w:lineRule="auto"/>
       </w:pPr>
       <w:rPr>
+        <w:rFonts w:eastAsia="黑体"/>
         <w:color w:val="auto"/>
       </w:rPr>
       <w:tblPr/>
@@ -8041,6 +8539,7 @@
     </w:tblStylePr>
     <w:tblStylePr w:type="firstCol">
       <w:rPr>
+        <w:rFonts w:eastAsia="黑体"/>
         <w:b/>
         <w:bCs/>
         <w:color w:themeColor="background1" w:val="FFFFFF"/>
@@ -8060,6 +8559,7 @@
     </w:tblStylePr>
     <w:tblStylePr w:type="lastCol">
       <w:rPr>
+        <w:rFonts w:eastAsia="黑体"/>
         <w:b/>
         <w:bCs/>
         <w:color w:themeColor="background1" w:val="FFFFFF"/>
@@ -8108,6 +8608,7 @@
     </w:tblStylePr>
     <w:tblStylePr w:type="nwCell">
       <w:rPr>
+        <w:rFonts w:eastAsia="黑体"/>
         <w:color w:themeColor="background1" w:val="FFFFFF"/>
       </w:rPr>
       <w:tblPr/>
@@ -8151,6 +8652,7 @@
         <w:spacing w:after="0" w:before="0" w:line="240" w:lineRule="auto"/>
       </w:pPr>
       <w:rPr>
+        <w:rFonts w:eastAsia="黑体"/>
         <w:b/>
         <w:bCs/>
         <w:color w:themeColor="background1" w:val="FFFFFF"/>
@@ -8173,6 +8675,7 @@
         <w:spacing w:after="0" w:before="0" w:line="240" w:lineRule="auto"/>
       </w:pPr>
       <w:rPr>
+        <w:rFonts w:eastAsia="黑体"/>
         <w:color w:val="auto"/>
       </w:rPr>
       <w:tblPr/>
@@ -8190,6 +8693,7 @@
     </w:tblStylePr>
     <w:tblStylePr w:type="firstCol">
       <w:rPr>
+        <w:rFonts w:eastAsia="黑体"/>
         <w:b/>
         <w:bCs/>
         <w:color w:themeColor="background1" w:val="FFFFFF"/>
@@ -8209,6 +8713,7 @@
     </w:tblStylePr>
     <w:tblStylePr w:type="lastCol">
       <w:rPr>
+        <w:rFonts w:eastAsia="黑体"/>
         <w:b/>
         <w:bCs/>
         <w:color w:themeColor="background1" w:val="FFFFFF"/>
@@ -8257,6 +8762,7 @@
     </w:tblStylePr>
     <w:tblStylePr w:type="nwCell">
       <w:rPr>
+        <w:rFonts w:eastAsia="黑体"/>
         <w:color w:themeColor="background1" w:val="FFFFFF"/>
       </w:rPr>
       <w:tblPr/>
@@ -8300,6 +8806,7 @@
         <w:spacing w:after="0" w:before="0" w:line="240" w:lineRule="auto"/>
       </w:pPr>
       <w:rPr>
+        <w:rFonts w:eastAsia="黑体"/>
         <w:b/>
         <w:bCs/>
         <w:color w:themeColor="background1" w:val="FFFFFF"/>
@@ -8322,6 +8829,7 @@
         <w:spacing w:after="0" w:before="0" w:line="240" w:lineRule="auto"/>
       </w:pPr>
       <w:rPr>
+        <w:rFonts w:eastAsia="黑体"/>
         <w:color w:val="auto"/>
       </w:rPr>
       <w:tblPr/>
@@ -8339,6 +8847,7 @@
     </w:tblStylePr>
     <w:tblStylePr w:type="firstCol">
       <w:rPr>
+        <w:rFonts w:eastAsia="黑体"/>
         <w:b/>
         <w:bCs/>
         <w:color w:themeColor="background1" w:val="FFFFFF"/>
@@ -8358,6 +8867,7 @@
     </w:tblStylePr>
     <w:tblStylePr w:type="lastCol">
       <w:rPr>
+        <w:rFonts w:eastAsia="黑体"/>
         <w:b/>
         <w:bCs/>
         <w:color w:themeColor="background1" w:val="FFFFFF"/>
@@ -8406,6 +8916,7 @@
     </w:tblStylePr>
     <w:tblStylePr w:type="nwCell">
       <w:rPr>
+        <w:rFonts w:eastAsia="黑体"/>
         <w:color w:themeColor="background1" w:val="FFFFFF"/>
       </w:rPr>
       <w:tblPr/>
@@ -8449,6 +8960,7 @@
         <w:spacing w:after="0" w:before="0" w:line="240" w:lineRule="auto"/>
       </w:pPr>
       <w:rPr>
+        <w:rFonts w:eastAsia="黑体"/>
         <w:b/>
         <w:bCs/>
         <w:color w:themeColor="background1" w:val="FFFFFF"/>
@@ -8471,6 +8983,7 @@
         <w:spacing w:after="0" w:before="0" w:line="240" w:lineRule="auto"/>
       </w:pPr>
       <w:rPr>
+        <w:rFonts w:eastAsia="黑体"/>
         <w:color w:val="auto"/>
       </w:rPr>
       <w:tblPr/>
@@ -8488,6 +9001,7 @@
     </w:tblStylePr>
     <w:tblStylePr w:type="firstCol">
       <w:rPr>
+        <w:rFonts w:eastAsia="黑体"/>
         <w:b/>
         <w:bCs/>
         <w:color w:themeColor="background1" w:val="FFFFFF"/>
@@ -8507,6 +9021,7 @@
     </w:tblStylePr>
     <w:tblStylePr w:type="lastCol">
       <w:rPr>
+        <w:rFonts w:eastAsia="黑体"/>
         <w:b/>
         <w:bCs/>
         <w:color w:themeColor="background1" w:val="FFFFFF"/>
@@ -8555,6 +9070,7 @@
     </w:tblStylePr>
     <w:tblStylePr w:type="nwCell">
       <w:rPr>
+        <w:rFonts w:eastAsia="黑体"/>
         <w:color w:themeColor="background1" w:val="FFFFFF"/>
       </w:rPr>
       <w:tblPr/>
@@ -8598,6 +9114,7 @@
         <w:spacing w:after="0" w:before="0" w:line="240" w:lineRule="auto"/>
       </w:pPr>
       <w:rPr>
+        <w:rFonts w:eastAsia="黑体"/>
         <w:b/>
         <w:bCs/>
         <w:color w:themeColor="background1" w:val="FFFFFF"/>
@@ -8620,6 +9137,7 @@
         <w:spacing w:after="0" w:before="0" w:line="240" w:lineRule="auto"/>
       </w:pPr>
       <w:rPr>
+        <w:rFonts w:eastAsia="黑体"/>
         <w:color w:val="auto"/>
       </w:rPr>
       <w:tblPr/>
@@ -8637,6 +9155,7 @@
     </w:tblStylePr>
     <w:tblStylePr w:type="firstCol">
       <w:rPr>
+        <w:rFonts w:eastAsia="黑体"/>
         <w:b/>
         <w:bCs/>
         <w:color w:themeColor="background1" w:val="FFFFFF"/>
@@ -8656,6 +9175,7 @@
     </w:tblStylePr>
     <w:tblStylePr w:type="lastCol">
       <w:rPr>
+        <w:rFonts w:eastAsia="黑体"/>
         <w:b/>
         <w:bCs/>
         <w:color w:themeColor="background1" w:val="FFFFFF"/>
@@ -8704,6 +9224,7 @@
     </w:tblStylePr>
     <w:tblStylePr w:type="nwCell">
       <w:rPr>
+        <w:rFonts w:eastAsia="黑体"/>
         <w:color w:themeColor="background1" w:val="FFFFFF"/>
       </w:rPr>
       <w:tblPr/>
@@ -8747,6 +9268,7 @@
         <w:spacing w:after="0" w:before="0" w:line="240" w:lineRule="auto"/>
       </w:pPr>
       <w:rPr>
+        <w:rFonts w:eastAsia="黑体"/>
         <w:b/>
         <w:bCs/>
         <w:color w:themeColor="background1" w:val="FFFFFF"/>
@@ -8769,6 +9291,7 @@
         <w:spacing w:after="0" w:before="0" w:line="240" w:lineRule="auto"/>
       </w:pPr>
       <w:rPr>
+        <w:rFonts w:eastAsia="黑体"/>
         <w:color w:val="auto"/>
       </w:rPr>
       <w:tblPr/>
@@ -8786,6 +9309,7 @@
     </w:tblStylePr>
     <w:tblStylePr w:type="firstCol">
       <w:rPr>
+        <w:rFonts w:eastAsia="黑体"/>
         <w:b/>
         <w:bCs/>
         <w:color w:themeColor="background1" w:val="FFFFFF"/>
@@ -8805,6 +9329,7 @@
     </w:tblStylePr>
     <w:tblStylePr w:type="lastCol">
       <w:rPr>
+        <w:rFonts w:eastAsia="黑体"/>
         <w:b/>
         <w:bCs/>
         <w:color w:themeColor="background1" w:val="FFFFFF"/>
@@ -8853,6 +9378,7 @@
     </w:tblStylePr>
     <w:tblStylePr w:type="nwCell">
       <w:rPr>
+        <w:rFonts w:eastAsia="黑体"/>
         <w:color w:themeColor="background1" w:val="FFFFFF"/>
       </w:rPr>
       <w:tblPr/>
@@ -8877,6 +9403,7 @@
       <w:spacing w:after="0" w:line="240" w:lineRule="auto"/>
     </w:pPr>
     <w:rPr>
+      <w:rFonts w:eastAsia="黑体"/>
       <w:color w:themeColor="text1" w:val="000000"/>
     </w:rPr>
     <w:tblPr>
@@ -8896,7 +9423,7 @@
     </w:tblPr>
     <w:tblStylePr w:type="firstRow">
       <w:rPr>
-        <w:rFonts w:asciiTheme="majorHAnsi" w:cstheme="majorBidi" w:eastAsiaTheme="majorEastAsia" w:hAnsiTheme="majorHAnsi"/>
+        <w:rFonts w:asciiTheme="majorHAnsi" w:cstheme="majorBidi" w:hAnsiTheme="majorHAnsi" w:eastAsia="黑体"/>
       </w:rPr>
       <w:tblPr/>
       <w:tcPr>
@@ -8908,6 +9435,7 @@
     </w:tblStylePr>
     <w:tblStylePr w:type="lastRow">
       <w:rPr>
+        <w:rFonts w:eastAsia="黑体"/>
         <w:b/>
         <w:bCs/>
         <w:color w:themeColor="text2" w:val="1F497D"/>
@@ -8922,12 +9450,14 @@
     </w:tblStylePr>
     <w:tblStylePr w:type="firstCol">
       <w:rPr>
+        <w:rFonts w:eastAsia="黑体"/>
         <w:b/>
         <w:bCs/>
       </w:rPr>
     </w:tblStylePr>
     <w:tblStylePr w:type="lastCol">
       <w:rPr>
+        <w:rFonts w:eastAsia="黑体"/>
         <w:b/>
         <w:bCs/>
       </w:rPr>
@@ -8961,6 +9491,7 @@
       <w:spacing w:after="0" w:line="240" w:lineRule="auto"/>
     </w:pPr>
     <w:rPr>
+      <w:rFonts w:eastAsia="黑体"/>
       <w:color w:themeColor="text1" w:val="000000"/>
     </w:rPr>
     <w:tblPr>
@@ -8980,7 +9511,7 @@
     </w:tblPr>
     <w:tblStylePr w:type="firstRow">
       <w:rPr>
-        <w:rFonts w:asciiTheme="majorHAnsi" w:cstheme="majorBidi" w:eastAsiaTheme="majorEastAsia" w:hAnsiTheme="majorHAnsi"/>
+        <w:rFonts w:asciiTheme="majorHAnsi" w:cstheme="majorBidi" w:hAnsiTheme="majorHAnsi" w:eastAsia="黑体"/>
       </w:rPr>
       <w:tblPr/>
       <w:tcPr>
@@ -8992,6 +9523,7 @@
     </w:tblStylePr>
     <w:tblStylePr w:type="lastRow">
       <w:rPr>
+        <w:rFonts w:eastAsia="黑体"/>
         <w:b/>
         <w:bCs/>
         <w:color w:themeColor="text2" w:val="1F497D"/>
@@ -9006,12 +9538,14 @@
     </w:tblStylePr>
     <w:tblStylePr w:type="firstCol">
       <w:rPr>
+        <w:rFonts w:eastAsia="黑体"/>
         <w:b/>
         <w:bCs/>
       </w:rPr>
     </w:tblStylePr>
     <w:tblStylePr w:type="lastCol">
       <w:rPr>
+        <w:rFonts w:eastAsia="黑体"/>
         <w:b/>
         <w:bCs/>
       </w:rPr>
@@ -9045,6 +9579,7 @@
       <w:spacing w:after="0" w:line="240" w:lineRule="auto"/>
     </w:pPr>
     <w:rPr>
+      <w:rFonts w:eastAsia="黑体"/>
       <w:color w:themeColor="text1" w:val="000000"/>
     </w:rPr>
     <w:tblPr>
@@ -9064,7 +9599,7 @@
     </w:tblPr>
     <w:tblStylePr w:type="firstRow">
       <w:rPr>
-        <w:rFonts w:asciiTheme="majorHAnsi" w:cstheme="majorBidi" w:eastAsiaTheme="majorEastAsia" w:hAnsiTheme="majorHAnsi"/>
+        <w:rFonts w:asciiTheme="majorHAnsi" w:cstheme="majorBidi" w:hAnsiTheme="majorHAnsi" w:eastAsia="黑体"/>
       </w:rPr>
       <w:tblPr/>
       <w:tcPr>
@@ -9076,6 +9611,7 @@
     </w:tblStylePr>
     <w:tblStylePr w:type="lastRow">
       <w:rPr>
+        <w:rFonts w:eastAsia="黑体"/>
         <w:b/>
         <w:bCs/>
         <w:color w:themeColor="text2" w:val="1F497D"/>
@@ -9090,12 +9626,14 @@
     </w:tblStylePr>
     <w:tblStylePr w:type="firstCol">
       <w:rPr>
+        <w:rFonts w:eastAsia="黑体"/>
         <w:b/>
         <w:bCs/>
       </w:rPr>
     </w:tblStylePr>
     <w:tblStylePr w:type="lastCol">
       <w:rPr>
+        <w:rFonts w:eastAsia="黑体"/>
         <w:b/>
         <w:bCs/>
       </w:rPr>
@@ -9129,6 +9667,7 @@
       <w:spacing w:after="0" w:line="240" w:lineRule="auto"/>
     </w:pPr>
     <w:rPr>
+      <w:rFonts w:eastAsia="黑体"/>
       <w:color w:themeColor="text1" w:val="000000"/>
     </w:rPr>
     <w:tblPr>
@@ -9148,7 +9687,7 @@
     </w:tblPr>
     <w:tblStylePr w:type="firstRow">
       <w:rPr>
-        <w:rFonts w:asciiTheme="majorHAnsi" w:cstheme="majorBidi" w:eastAsiaTheme="majorEastAsia" w:hAnsiTheme="majorHAnsi"/>
+        <w:rFonts w:asciiTheme="majorHAnsi" w:cstheme="majorBidi" w:hAnsiTheme="majorHAnsi" w:eastAsia="黑体"/>
       </w:rPr>
       <w:tblPr/>
       <w:tcPr>
@@ -9160,6 +9699,7 @@
     </w:tblStylePr>
     <w:tblStylePr w:type="lastRow">
       <w:rPr>
+        <w:rFonts w:eastAsia="黑体"/>
         <w:b/>
         <w:bCs/>
         <w:color w:themeColor="text2" w:val="1F497D"/>
@@ -9174,12 +9714,14 @@
     </w:tblStylePr>
     <w:tblStylePr w:type="firstCol">
       <w:rPr>
+        <w:rFonts w:eastAsia="黑体"/>
         <w:b/>
         <w:bCs/>
       </w:rPr>
     </w:tblStylePr>
     <w:tblStylePr w:type="lastCol">
       <w:rPr>
+        <w:rFonts w:eastAsia="黑体"/>
         <w:b/>
         <w:bCs/>
       </w:rPr>
@@ -9213,6 +9755,7 @@
       <w:spacing w:after="0" w:line="240" w:lineRule="auto"/>
     </w:pPr>
     <w:rPr>
+      <w:rFonts w:eastAsia="黑体"/>
       <w:color w:themeColor="text1" w:val="000000"/>
     </w:rPr>
     <w:tblPr>
@@ -9232,7 +9775,7 @@
     </w:tblPr>
     <w:tblStylePr w:type="firstRow">
       <w:rPr>
-        <w:rFonts w:asciiTheme="majorHAnsi" w:cstheme="majorBidi" w:eastAsiaTheme="majorEastAsia" w:hAnsiTheme="majorHAnsi"/>
+        <w:rFonts w:asciiTheme="majorHAnsi" w:cstheme="majorBidi" w:hAnsiTheme="majorHAnsi" w:eastAsia="黑体"/>
       </w:rPr>
       <w:tblPr/>
       <w:tcPr>
@@ -9244,6 +9787,7 @@
     </w:tblStylePr>
     <w:tblStylePr w:type="lastRow">
       <w:rPr>
+        <w:rFonts w:eastAsia="黑体"/>
         <w:b/>
         <w:bCs/>
         <w:color w:themeColor="text2" w:val="1F497D"/>
@@ -9258,12 +9802,14 @@
     </w:tblStylePr>
     <w:tblStylePr w:type="firstCol">
       <w:rPr>
+        <w:rFonts w:eastAsia="黑体"/>
         <w:b/>
         <w:bCs/>
       </w:rPr>
     </w:tblStylePr>
     <w:tblStylePr w:type="lastCol">
       <w:rPr>
+        <w:rFonts w:eastAsia="黑体"/>
         <w:b/>
         <w:bCs/>
       </w:rPr>
@@ -9297,6 +9843,7 @@
       <w:spacing w:after="0" w:line="240" w:lineRule="auto"/>
     </w:pPr>
     <w:rPr>
+      <w:rFonts w:eastAsia="黑体"/>
       <w:color w:themeColor="text1" w:val="000000"/>
     </w:rPr>
     <w:tblPr>
@@ -9316,7 +9863,7 @@
     </w:tblPr>
     <w:tblStylePr w:type="firstRow">
       <w:rPr>
-        <w:rFonts w:asciiTheme="majorHAnsi" w:cstheme="majorBidi" w:eastAsiaTheme="majorEastAsia" w:hAnsiTheme="majorHAnsi"/>
+        <w:rFonts w:asciiTheme="majorHAnsi" w:cstheme="majorBidi" w:hAnsiTheme="majorHAnsi" w:eastAsia="黑体"/>
       </w:rPr>
       <w:tblPr/>
       <w:tcPr>
@@ -9328,6 +9875,7 @@
     </w:tblStylePr>
     <w:tblStylePr w:type="lastRow">
       <w:rPr>
+        <w:rFonts w:eastAsia="黑体"/>
         <w:b/>
         <w:bCs/>
         <w:color w:themeColor="text2" w:val="1F497D"/>
@@ -9342,12 +9890,14 @@
     </w:tblStylePr>
     <w:tblStylePr w:type="firstCol">
       <w:rPr>
+        <w:rFonts w:eastAsia="黑体"/>
         <w:b/>
         <w:bCs/>
       </w:rPr>
     </w:tblStylePr>
     <w:tblStylePr w:type="lastCol">
       <w:rPr>
+        <w:rFonts w:eastAsia="黑体"/>
         <w:b/>
         <w:bCs/>
       </w:rPr>
@@ -9381,6 +9931,7 @@
       <w:spacing w:after="0" w:line="240" w:lineRule="auto"/>
     </w:pPr>
     <w:rPr>
+      <w:rFonts w:eastAsia="黑体"/>
       <w:color w:themeColor="text1" w:val="000000"/>
     </w:rPr>
     <w:tblPr>
@@ -9400,7 +9951,7 @@
     </w:tblPr>
     <w:tblStylePr w:type="firstRow">
       <w:rPr>
-        <w:rFonts w:asciiTheme="majorHAnsi" w:cstheme="majorBidi" w:eastAsiaTheme="majorEastAsia" w:hAnsiTheme="majorHAnsi"/>
+        <w:rFonts w:asciiTheme="majorHAnsi" w:cstheme="majorBidi" w:hAnsiTheme="majorHAnsi" w:eastAsia="黑体"/>
       </w:rPr>
       <w:tblPr/>
       <w:tcPr>
@@ -9412,6 +9963,7 @@
     </w:tblStylePr>
     <w:tblStylePr w:type="lastRow">
       <w:rPr>
+        <w:rFonts w:eastAsia="黑体"/>
         <w:b/>
         <w:bCs/>
         <w:color w:themeColor="text2" w:val="1F497D"/>
@@ -9426,12 +9978,14 @@
     </w:tblStylePr>
     <w:tblStylePr w:type="firstCol">
       <w:rPr>
+        <w:rFonts w:eastAsia="黑体"/>
         <w:b/>
         <w:bCs/>
       </w:rPr>
     </w:tblStylePr>
     <w:tblStylePr w:type="lastCol">
       <w:rPr>
+        <w:rFonts w:eastAsia="黑体"/>
         <w:b/>
         <w:bCs/>
       </w:rPr>
@@ -9465,7 +10019,7 @@
       <w:spacing w:after="0" w:line="240" w:lineRule="auto"/>
     </w:pPr>
     <w:rPr>
-      <w:rFonts w:asciiTheme="majorHAnsi" w:cstheme="majorBidi" w:eastAsiaTheme="majorEastAsia" w:hAnsiTheme="majorHAnsi"/>
+      <w:rFonts w:asciiTheme="majorHAnsi" w:cstheme="majorBidi" w:hAnsiTheme="majorHAnsi" w:eastAsia="黑体"/>
       <w:color w:themeColor="text1" w:val="000000"/>
     </w:rPr>
     <w:tblPr>
@@ -9487,6 +10041,7 @@
     </w:tblPr>
     <w:tblStylePr w:type="firstRow">
       <w:rPr>
+        <w:rFonts w:eastAsia="黑体"/>
         <w:sz w:val="24"/>
         <w:szCs w:val="24"/>
       </w:rPr>
@@ -9593,7 +10148,7 @@
       <w:spacing w:after="0" w:line="240" w:lineRule="auto"/>
     </w:pPr>
     <w:rPr>
-      <w:rFonts w:asciiTheme="majorHAnsi" w:cstheme="majorBidi" w:eastAsiaTheme="majorEastAsia" w:hAnsiTheme="majorHAnsi"/>
+      <w:rFonts w:asciiTheme="majorHAnsi" w:cstheme="majorBidi" w:hAnsiTheme="majorHAnsi" w:eastAsia="黑体"/>
       <w:color w:themeColor="text1" w:val="000000"/>
     </w:rPr>
     <w:tblPr>
@@ -9615,6 +10170,7 @@
     </w:tblPr>
     <w:tblStylePr w:type="firstRow">
       <w:rPr>
+        <w:rFonts w:eastAsia="黑体"/>
         <w:sz w:val="24"/>
         <w:szCs w:val="24"/>
       </w:rPr>
@@ -9721,7 +10277,7 @@
       <w:spacing w:after="0" w:line="240" w:lineRule="auto"/>
     </w:pPr>
     <w:rPr>
-      <w:rFonts w:asciiTheme="majorHAnsi" w:cstheme="majorBidi" w:eastAsiaTheme="majorEastAsia" w:hAnsiTheme="majorHAnsi"/>
+      <w:rFonts w:asciiTheme="majorHAnsi" w:cstheme="majorBidi" w:hAnsiTheme="majorHAnsi" w:eastAsia="黑体"/>
       <w:color w:themeColor="text1" w:val="000000"/>
     </w:rPr>
     <w:tblPr>
@@ -9743,6 +10299,7 @@
     </w:tblPr>
     <w:tblStylePr w:type="firstRow">
       <w:rPr>
+        <w:rFonts w:eastAsia="黑体"/>
         <w:sz w:val="24"/>
         <w:szCs w:val="24"/>
       </w:rPr>
@@ -9849,7 +10406,7 @@
       <w:spacing w:after="0" w:line="240" w:lineRule="auto"/>
     </w:pPr>
     <w:rPr>
-      <w:rFonts w:asciiTheme="majorHAnsi" w:cstheme="majorBidi" w:eastAsiaTheme="majorEastAsia" w:hAnsiTheme="majorHAnsi"/>
+      <w:rFonts w:asciiTheme="majorHAnsi" w:cstheme="majorBidi" w:hAnsiTheme="majorHAnsi" w:eastAsia="黑体"/>
       <w:color w:themeColor="text1" w:val="000000"/>
     </w:rPr>
     <w:tblPr>
@@ -9871,6 +10428,7 @@
     </w:tblPr>
     <w:tblStylePr w:type="firstRow">
       <w:rPr>
+        <w:rFonts w:eastAsia="黑体"/>
         <w:sz w:val="24"/>
         <w:szCs w:val="24"/>
       </w:rPr>
@@ -9977,7 +10535,7 @@
       <w:spacing w:after="0" w:line="240" w:lineRule="auto"/>
     </w:pPr>
     <w:rPr>
-      <w:rFonts w:asciiTheme="majorHAnsi" w:cstheme="majorBidi" w:eastAsiaTheme="majorEastAsia" w:hAnsiTheme="majorHAnsi"/>
+      <w:rFonts w:asciiTheme="majorHAnsi" w:cstheme="majorBidi" w:hAnsiTheme="majorHAnsi" w:eastAsia="黑体"/>
       <w:color w:themeColor="text1" w:val="000000"/>
     </w:rPr>
     <w:tblPr>
@@ -9999,6 +10557,7 @@
     </w:tblPr>
     <w:tblStylePr w:type="firstRow">
       <w:rPr>
+        <w:rFonts w:eastAsia="黑体"/>
         <w:sz w:val="24"/>
         <w:szCs w:val="24"/>
       </w:rPr>
@@ -10105,7 +10664,7 @@
       <w:spacing w:after="0" w:line="240" w:lineRule="auto"/>
     </w:pPr>
     <w:rPr>
-      <w:rFonts w:asciiTheme="majorHAnsi" w:cstheme="majorBidi" w:eastAsiaTheme="majorEastAsia" w:hAnsiTheme="majorHAnsi"/>
+      <w:rFonts w:asciiTheme="majorHAnsi" w:cstheme="majorBidi" w:hAnsiTheme="majorHAnsi" w:eastAsia="黑体"/>
       <w:color w:themeColor="text1" w:val="000000"/>
     </w:rPr>
     <w:tblPr>
@@ -10127,6 +10686,7 @@
     </w:tblPr>
     <w:tblStylePr w:type="firstRow">
       <w:rPr>
+        <w:rFonts w:eastAsia="黑体"/>
         <w:sz w:val="24"/>
         <w:szCs w:val="24"/>
       </w:rPr>
@@ -10233,7 +10793,7 @@
       <w:spacing w:after="0" w:line="240" w:lineRule="auto"/>
     </w:pPr>
     <w:rPr>
-      <w:rFonts w:asciiTheme="majorHAnsi" w:cstheme="majorBidi" w:eastAsiaTheme="majorEastAsia" w:hAnsiTheme="majorHAnsi"/>
+      <w:rFonts w:asciiTheme="majorHAnsi" w:cstheme="majorBidi" w:hAnsiTheme="majorHAnsi" w:eastAsia="黑体"/>
       <w:color w:themeColor="text1" w:val="000000"/>
     </w:rPr>
     <w:tblPr>
@@ -10255,6 +10815,7 @@
     </w:tblPr>
     <w:tblStylePr w:type="firstRow">
       <w:rPr>
+        <w:rFonts w:eastAsia="黑体"/>
         <w:sz w:val="24"/>
         <w:szCs w:val="24"/>
       </w:rPr>
@@ -10384,12 +10945,14 @@
     </w:tcPr>
     <w:tblStylePr w:type="firstRow">
       <w:rPr>
+        <w:rFonts w:eastAsia="黑体"/>
         <w:b/>
         <w:bCs/>
       </w:rPr>
     </w:tblStylePr>
     <w:tblStylePr w:type="lastRow">
       <w:rPr>
+        <w:rFonts w:eastAsia="黑体"/>
         <w:b/>
         <w:bCs/>
       </w:rPr>
@@ -10402,12 +10965,14 @@
     </w:tblStylePr>
     <w:tblStylePr w:type="firstCol">
       <w:rPr>
+        <w:rFonts w:eastAsia="黑体"/>
         <w:b/>
         <w:bCs/>
       </w:rPr>
     </w:tblStylePr>
     <w:tblStylePr w:type="lastCol">
       <w:rPr>
+        <w:rFonts w:eastAsia="黑体"/>
         <w:b/>
         <w:bCs/>
       </w:rPr>
@@ -10457,12 +11022,14 @@
     </w:tcPr>
     <w:tblStylePr w:type="firstRow">
       <w:rPr>
+        <w:rFonts w:eastAsia="黑体"/>
         <w:b/>
         <w:bCs/>
       </w:rPr>
     </w:tblStylePr>
     <w:tblStylePr w:type="lastRow">
       <w:rPr>
+        <w:rFonts w:eastAsia="黑体"/>
         <w:b/>
         <w:bCs/>
       </w:rPr>
@@ -10475,12 +11042,14 @@
     </w:tblStylePr>
     <w:tblStylePr w:type="firstCol">
       <w:rPr>
+        <w:rFonts w:eastAsia="黑体"/>
         <w:b/>
         <w:bCs/>
       </w:rPr>
     </w:tblStylePr>
     <w:tblStylePr w:type="lastCol">
       <w:rPr>
+        <w:rFonts w:eastAsia="黑体"/>
         <w:b/>
         <w:bCs/>
       </w:rPr>
@@ -10530,12 +11099,14 @@
     </w:tcPr>
     <w:tblStylePr w:type="firstRow">
       <w:rPr>
+        <w:rFonts w:eastAsia="黑体"/>
         <w:b/>
         <w:bCs/>
       </w:rPr>
     </w:tblStylePr>
     <w:tblStylePr w:type="lastRow">
       <w:rPr>
+        <w:rFonts w:eastAsia="黑体"/>
         <w:b/>
         <w:bCs/>
       </w:rPr>
@@ -10548,12 +11119,14 @@
     </w:tblStylePr>
     <w:tblStylePr w:type="firstCol">
       <w:rPr>
+        <w:rFonts w:eastAsia="黑体"/>
         <w:b/>
         <w:bCs/>
       </w:rPr>
     </w:tblStylePr>
     <w:tblStylePr w:type="lastCol">
       <w:rPr>
+        <w:rFonts w:eastAsia="黑体"/>
         <w:b/>
         <w:bCs/>
       </w:rPr>
@@ -10603,12 +11176,14 @@
     </w:tcPr>
     <w:tblStylePr w:type="firstRow">
       <w:rPr>
+        <w:rFonts w:eastAsia="黑体"/>
         <w:b/>
         <w:bCs/>
       </w:rPr>
     </w:tblStylePr>
     <w:tblStylePr w:type="lastRow">
       <w:rPr>
+        <w:rFonts w:eastAsia="黑体"/>
         <w:b/>
         <w:bCs/>
       </w:rPr>
@@ -10621,12 +11196,14 @@
     </w:tblStylePr>
     <w:tblStylePr w:type="firstCol">
       <w:rPr>
+        <w:rFonts w:eastAsia="黑体"/>
         <w:b/>
         <w:bCs/>
       </w:rPr>
     </w:tblStylePr>
     <w:tblStylePr w:type="lastCol">
       <w:rPr>
+        <w:rFonts w:eastAsia="黑体"/>
         <w:b/>
         <w:bCs/>
       </w:rPr>
@@ -10676,12 +11253,14 @@
     </w:tcPr>
     <w:tblStylePr w:type="firstRow">
       <w:rPr>
+        <w:rFonts w:eastAsia="黑体"/>
         <w:b/>
         <w:bCs/>
       </w:rPr>
     </w:tblStylePr>
     <w:tblStylePr w:type="lastRow">
       <w:rPr>
+        <w:rFonts w:eastAsia="黑体"/>
         <w:b/>
         <w:bCs/>
       </w:rPr>
@@ -10694,12 +11273,14 @@
     </w:tblStylePr>
     <w:tblStylePr w:type="firstCol">
       <w:rPr>
+        <w:rFonts w:eastAsia="黑体"/>
         <w:b/>
         <w:bCs/>
       </w:rPr>
     </w:tblStylePr>
     <w:tblStylePr w:type="lastCol">
       <w:rPr>
+        <w:rFonts w:eastAsia="黑体"/>
         <w:b/>
         <w:bCs/>
       </w:rPr>
@@ -10749,12 +11330,14 @@
     </w:tcPr>
     <w:tblStylePr w:type="firstRow">
       <w:rPr>
+        <w:rFonts w:eastAsia="黑体"/>
         <w:b/>
         <w:bCs/>
       </w:rPr>
     </w:tblStylePr>
     <w:tblStylePr w:type="lastRow">
       <w:rPr>
+        <w:rFonts w:eastAsia="黑体"/>
         <w:b/>
         <w:bCs/>
       </w:rPr>
@@ -10767,12 +11350,14 @@
     </w:tblStylePr>
     <w:tblStylePr w:type="firstCol">
       <w:rPr>
+        <w:rFonts w:eastAsia="黑体"/>
         <w:b/>
         <w:bCs/>
       </w:rPr>
     </w:tblStylePr>
     <w:tblStylePr w:type="lastCol">
       <w:rPr>
+        <w:rFonts w:eastAsia="黑体"/>
         <w:b/>
         <w:bCs/>
       </w:rPr>
@@ -10822,12 +11407,14 @@
     </w:tcPr>
     <w:tblStylePr w:type="firstRow">
       <w:rPr>
+        <w:rFonts w:eastAsia="黑体"/>
         <w:b/>
         <w:bCs/>
       </w:rPr>
     </w:tblStylePr>
     <w:tblStylePr w:type="lastRow">
       <w:rPr>
+        <w:rFonts w:eastAsia="黑体"/>
         <w:b/>
         <w:bCs/>
       </w:rPr>
@@ -10840,12 +11427,14 @@
     </w:tblStylePr>
     <w:tblStylePr w:type="firstCol">
       <w:rPr>
+        <w:rFonts w:eastAsia="黑体"/>
         <w:b/>
         <w:bCs/>
       </w:rPr>
     </w:tblStylePr>
     <w:tblStylePr w:type="lastCol">
       <w:rPr>
+        <w:rFonts w:eastAsia="黑体"/>
         <w:b/>
         <w:bCs/>
       </w:rPr>
@@ -10872,7 +11461,7 @@
       <w:spacing w:after="0" w:line="240" w:lineRule="auto"/>
     </w:pPr>
     <w:rPr>
-      <w:rFonts w:asciiTheme="majorHAnsi" w:cstheme="majorBidi" w:eastAsiaTheme="majorEastAsia" w:hAnsiTheme="majorHAnsi"/>
+      <w:rFonts w:asciiTheme="majorHAnsi" w:cstheme="majorBidi" w:hAnsiTheme="majorHAnsi" w:eastAsia="黑体"/>
       <w:color w:themeColor="text1" w:val="000000"/>
     </w:rPr>
     <w:tblPr>
@@ -10899,6 +11488,7 @@
     </w:tcPr>
     <w:tblStylePr w:type="firstRow">
       <w:rPr>
+        <w:rFonts w:eastAsia="黑体"/>
         <w:b/>
         <w:bCs/>
         <w:color w:themeColor="text1" w:val="000000"/>
@@ -10910,6 +11500,7 @@
     </w:tblStylePr>
     <w:tblStylePr w:type="lastRow">
       <w:rPr>
+        <w:rFonts w:eastAsia="黑体"/>
         <w:b/>
         <w:bCs/>
         <w:color w:themeColor="text1" w:val="000000"/>
@@ -10929,6 +11520,7 @@
     </w:tblStylePr>
     <w:tblStylePr w:type="firstCol">
       <w:rPr>
+        <w:rFonts w:eastAsia="黑体"/>
         <w:b/>
         <w:bCs/>
         <w:color w:themeColor="text1" w:val="000000"/>
@@ -10948,6 +11540,7 @@
     </w:tblStylePr>
     <w:tblStylePr w:type="lastCol">
       <w:rPr>
+        <w:rFonts w:eastAsia="黑体"/>
         <w:b w:val="0"/>
         <w:bCs w:val="0"/>
         <w:color w:themeColor="text1" w:val="000000"/>
@@ -10997,7 +11590,7 @@
       <w:spacing w:after="0" w:line="240" w:lineRule="auto"/>
     </w:pPr>
     <w:rPr>
-      <w:rFonts w:asciiTheme="majorHAnsi" w:cstheme="majorBidi" w:eastAsiaTheme="majorEastAsia" w:hAnsiTheme="majorHAnsi"/>
+      <w:rFonts w:asciiTheme="majorHAnsi" w:cstheme="majorBidi" w:hAnsiTheme="majorHAnsi" w:eastAsia="黑体"/>
       <w:color w:themeColor="text1" w:val="000000"/>
     </w:rPr>
     <w:tblPr>
@@ -11024,6 +11617,7 @@
     </w:tcPr>
     <w:tblStylePr w:type="firstRow">
       <w:rPr>
+        <w:rFonts w:eastAsia="黑体"/>
         <w:b/>
         <w:bCs/>
         <w:color w:themeColor="text1" w:val="000000"/>
@@ -11035,6 +11629,7 @@
     </w:tblStylePr>
     <w:tblStylePr w:type="lastRow">
       <w:rPr>
+        <w:rFonts w:eastAsia="黑体"/>
         <w:b/>
         <w:bCs/>
         <w:color w:themeColor="text1" w:val="000000"/>
@@ -11054,6 +11649,7 @@
     </w:tblStylePr>
     <w:tblStylePr w:type="firstCol">
       <w:rPr>
+        <w:rFonts w:eastAsia="黑体"/>
         <w:b/>
         <w:bCs/>
         <w:color w:themeColor="text1" w:val="000000"/>
@@ -11073,6 +11669,7 @@
     </w:tblStylePr>
     <w:tblStylePr w:type="lastCol">
       <w:rPr>
+        <w:rFonts w:eastAsia="黑体"/>
         <w:b w:val="0"/>
         <w:bCs w:val="0"/>
         <w:color w:themeColor="text1" w:val="000000"/>
@@ -11122,7 +11719,7 @@
       <w:spacing w:after="0" w:line="240" w:lineRule="auto"/>
     </w:pPr>
     <w:rPr>
-      <w:rFonts w:asciiTheme="majorHAnsi" w:cstheme="majorBidi" w:eastAsiaTheme="majorEastAsia" w:hAnsiTheme="majorHAnsi"/>
+      <w:rFonts w:asciiTheme="majorHAnsi" w:cstheme="majorBidi" w:hAnsiTheme="majorHAnsi" w:eastAsia="黑体"/>
       <w:color w:themeColor="text1" w:val="000000"/>
     </w:rPr>
     <w:tblPr>
@@ -11149,6 +11746,7 @@
     </w:tcPr>
     <w:tblStylePr w:type="firstRow">
       <w:rPr>
+        <w:rFonts w:eastAsia="黑体"/>
         <w:b/>
         <w:bCs/>
         <w:color w:themeColor="text1" w:val="000000"/>
@@ -11160,6 +11758,7 @@
     </w:tblStylePr>
     <w:tblStylePr w:type="lastRow">
       <w:rPr>
+        <w:rFonts w:eastAsia="黑体"/>
         <w:b/>
         <w:bCs/>
         <w:color w:themeColor="text1" w:val="000000"/>
@@ -11179,6 +11778,7 @@
     </w:tblStylePr>
     <w:tblStylePr w:type="firstCol">
       <w:rPr>
+        <w:rFonts w:eastAsia="黑体"/>
         <w:b/>
         <w:bCs/>
         <w:color w:themeColor="text1" w:val="000000"/>
@@ -11198,6 +11798,7 @@
     </w:tblStylePr>
     <w:tblStylePr w:type="lastCol">
       <w:rPr>
+        <w:rFonts w:eastAsia="黑体"/>
         <w:b w:val="0"/>
         <w:bCs w:val="0"/>
         <w:color w:themeColor="text1" w:val="000000"/>
@@ -11247,7 +11848,7 @@
       <w:spacing w:after="0" w:line="240" w:lineRule="auto"/>
     </w:pPr>
     <w:rPr>
-      <w:rFonts w:asciiTheme="majorHAnsi" w:cstheme="majorBidi" w:eastAsiaTheme="majorEastAsia" w:hAnsiTheme="majorHAnsi"/>
+      <w:rFonts w:asciiTheme="majorHAnsi" w:cstheme="majorBidi" w:hAnsiTheme="majorHAnsi" w:eastAsia="黑体"/>
       <w:color w:themeColor="text1" w:val="000000"/>
     </w:rPr>
     <w:tblPr>
@@ -11274,6 +11875,7 @@
     </w:tcPr>
     <w:tblStylePr w:type="firstRow">
       <w:rPr>
+        <w:rFonts w:eastAsia="黑体"/>
         <w:b/>
         <w:bCs/>
         <w:color w:themeColor="text1" w:val="000000"/>
@@ -11285,6 +11887,7 @@
     </w:tblStylePr>
     <w:tblStylePr w:type="lastRow">
       <w:rPr>
+        <w:rFonts w:eastAsia="黑体"/>
         <w:b/>
         <w:bCs/>
         <w:color w:themeColor="text1" w:val="000000"/>
@@ -11304,6 +11907,7 @@
     </w:tblStylePr>
     <w:tblStylePr w:type="firstCol">
       <w:rPr>
+        <w:rFonts w:eastAsia="黑体"/>
         <w:b/>
         <w:bCs/>
         <w:color w:themeColor="text1" w:val="000000"/>
@@ -11323,6 +11927,7 @@
     </w:tblStylePr>
     <w:tblStylePr w:type="lastCol">
       <w:rPr>
+        <w:rFonts w:eastAsia="黑体"/>
         <w:b w:val="0"/>
         <w:bCs w:val="0"/>
         <w:color w:themeColor="text1" w:val="000000"/>
@@ -11372,7 +11977,7 @@
       <w:spacing w:after="0" w:line="240" w:lineRule="auto"/>
     </w:pPr>
     <w:rPr>
-      <w:rFonts w:asciiTheme="majorHAnsi" w:cstheme="majorBidi" w:eastAsiaTheme="majorEastAsia" w:hAnsiTheme="majorHAnsi"/>
+      <w:rFonts w:asciiTheme="majorHAnsi" w:cstheme="majorBidi" w:hAnsiTheme="majorHAnsi" w:eastAsia="黑体"/>
       <w:color w:themeColor="text1" w:val="000000"/>
     </w:rPr>
     <w:tblPr>
@@ -11399,6 +12004,7 @@
     </w:tcPr>
     <w:tblStylePr w:type="firstRow">
       <w:rPr>
+        <w:rFonts w:eastAsia="黑体"/>
         <w:b/>
         <w:bCs/>
         <w:color w:themeColor="text1" w:val="000000"/>
@@ -11410,6 +12016,7 @@
     </w:tblStylePr>
     <w:tblStylePr w:type="lastRow">
       <w:rPr>
+        <w:rFonts w:eastAsia="黑体"/>
         <w:b/>
         <w:bCs/>
         <w:color w:themeColor="text1" w:val="000000"/>
@@ -11429,6 +12036,7 @@
     </w:tblStylePr>
     <w:tblStylePr w:type="firstCol">
       <w:rPr>
+        <w:rFonts w:eastAsia="黑体"/>
         <w:b/>
         <w:bCs/>
         <w:color w:themeColor="text1" w:val="000000"/>
@@ -11448,6 +12056,7 @@
     </w:tblStylePr>
     <w:tblStylePr w:type="lastCol">
       <w:rPr>
+        <w:rFonts w:eastAsia="黑体"/>
         <w:b w:val="0"/>
         <w:bCs w:val="0"/>
         <w:color w:themeColor="text1" w:val="000000"/>
@@ -11497,7 +12106,7 @@
       <w:spacing w:after="0" w:line="240" w:lineRule="auto"/>
     </w:pPr>
     <w:rPr>
-      <w:rFonts w:asciiTheme="majorHAnsi" w:cstheme="majorBidi" w:eastAsiaTheme="majorEastAsia" w:hAnsiTheme="majorHAnsi"/>
+      <w:rFonts w:asciiTheme="majorHAnsi" w:cstheme="majorBidi" w:hAnsiTheme="majorHAnsi" w:eastAsia="黑体"/>
       <w:color w:themeColor="text1" w:val="000000"/>
     </w:rPr>
     <w:tblPr>
@@ -11524,6 +12133,7 @@
     </w:tcPr>
     <w:tblStylePr w:type="firstRow">
       <w:rPr>
+        <w:rFonts w:eastAsia="黑体"/>
         <w:b/>
         <w:bCs/>
         <w:color w:themeColor="text1" w:val="000000"/>
@@ -11535,6 +12145,7 @@
     </w:tblStylePr>
     <w:tblStylePr w:type="lastRow">
       <w:rPr>
+        <w:rFonts w:eastAsia="黑体"/>
         <w:b/>
         <w:bCs/>
         <w:color w:themeColor="text1" w:val="000000"/>
@@ -11554,6 +12165,7 @@
     </w:tblStylePr>
     <w:tblStylePr w:type="firstCol">
       <w:rPr>
+        <w:rFonts w:eastAsia="黑体"/>
         <w:b/>
         <w:bCs/>
         <w:color w:themeColor="text1" w:val="000000"/>
@@ -11573,6 +12185,7 @@
     </w:tblStylePr>
     <w:tblStylePr w:type="lastCol">
       <w:rPr>
+        <w:rFonts w:eastAsia="黑体"/>
         <w:b w:val="0"/>
         <w:bCs w:val="0"/>
         <w:color w:themeColor="text1" w:val="000000"/>
@@ -11622,7 +12235,7 @@
       <w:spacing w:after="0" w:line="240" w:lineRule="auto"/>
     </w:pPr>
     <w:rPr>
-      <w:rFonts w:asciiTheme="majorHAnsi" w:cstheme="majorBidi" w:eastAsiaTheme="majorEastAsia" w:hAnsiTheme="majorHAnsi"/>
+      <w:rFonts w:asciiTheme="majorHAnsi" w:cstheme="majorBidi" w:hAnsiTheme="majorHAnsi" w:eastAsia="黑体"/>
       <w:color w:themeColor="text1" w:val="000000"/>
     </w:rPr>
     <w:tblPr>
@@ -11649,6 +12262,7 @@
     </w:tcPr>
     <w:tblStylePr w:type="firstRow">
       <w:rPr>
+        <w:rFonts w:eastAsia="黑体"/>
         <w:b/>
         <w:bCs/>
         <w:color w:themeColor="text1" w:val="000000"/>
@@ -11660,6 +12274,7 @@
     </w:tblStylePr>
     <w:tblStylePr w:type="lastRow">
       <w:rPr>
+        <w:rFonts w:eastAsia="黑体"/>
         <w:b/>
         <w:bCs/>
         <w:color w:themeColor="text1" w:val="000000"/>
@@ -11679,6 +12294,7 @@
     </w:tblStylePr>
     <w:tblStylePr w:type="firstCol">
       <w:rPr>
+        <w:rFonts w:eastAsia="黑体"/>
         <w:b/>
         <w:bCs/>
         <w:color w:themeColor="text1" w:val="000000"/>
@@ -11698,6 +12314,7 @@
     </w:tblStylePr>
     <w:tblStylePr w:type="lastCol">
       <w:rPr>
+        <w:rFonts w:eastAsia="黑体"/>
         <w:b w:val="0"/>
         <w:bCs w:val="0"/>
         <w:color w:themeColor="text1" w:val="000000"/>
@@ -11770,6 +12387,7 @@
     </w:tcPr>
     <w:tblStylePr w:type="firstRow">
       <w:rPr>
+        <w:rFonts w:eastAsia="黑体"/>
         <w:b/>
         <w:bCs/>
         <w:i w:val="0"/>
@@ -11791,6 +12409,7 @@
     </w:tblStylePr>
     <w:tblStylePr w:type="lastRow">
       <w:rPr>
+        <w:rFonts w:eastAsia="黑体"/>
         <w:b/>
         <w:bCs/>
         <w:i w:val="0"/>
@@ -11812,6 +12431,7 @@
     </w:tblStylePr>
     <w:tblStylePr w:type="firstCol">
       <w:rPr>
+        <w:rFonts w:eastAsia="黑体"/>
         <w:b/>
         <w:bCs/>
         <w:i w:val="0"/>
@@ -11831,6 +12451,7 @@
     </w:tblStylePr>
     <w:tblStylePr w:type="lastCol">
       <w:rPr>
+        <w:rFonts w:eastAsia="黑体"/>
         <w:b/>
         <w:bCs/>
         <w:i w:val="0"/>
@@ -11911,6 +12532,7 @@
     </w:tcPr>
     <w:tblStylePr w:type="firstRow">
       <w:rPr>
+        <w:rFonts w:eastAsia="黑体"/>
         <w:b/>
         <w:bCs/>
         <w:i w:val="0"/>
@@ -11932,6 +12554,7 @@
     </w:tblStylePr>
     <w:tblStylePr w:type="lastRow">
       <w:rPr>
+        <w:rFonts w:eastAsia="黑体"/>
         <w:b/>
         <w:bCs/>
         <w:i w:val="0"/>
@@ -11953,6 +12576,7 @@
     </w:tblStylePr>
     <w:tblStylePr w:type="firstCol">
       <w:rPr>
+        <w:rFonts w:eastAsia="黑体"/>
         <w:b/>
         <w:bCs/>
         <w:i w:val="0"/>
@@ -11972,6 +12596,7 @@
     </w:tblStylePr>
     <w:tblStylePr w:type="lastCol">
       <w:rPr>
+        <w:rFonts w:eastAsia="黑体"/>
         <w:b/>
         <w:bCs/>
         <w:i w:val="0"/>
@@ -12052,6 +12677,7 @@
     </w:tcPr>
     <w:tblStylePr w:type="firstRow">
       <w:rPr>
+        <w:rFonts w:eastAsia="黑体"/>
         <w:b/>
         <w:bCs/>
         <w:i w:val="0"/>
@@ -12073,6 +12699,7 @@
     </w:tblStylePr>
     <w:tblStylePr w:type="lastRow">
       <w:rPr>
+        <w:rFonts w:eastAsia="黑体"/>
         <w:b/>
         <w:bCs/>
         <w:i w:val="0"/>
@@ -12094,6 +12721,7 @@
     </w:tblStylePr>
     <w:tblStylePr w:type="firstCol">
       <w:rPr>
+        <w:rFonts w:eastAsia="黑体"/>
         <w:b/>
         <w:bCs/>
         <w:i w:val="0"/>
@@ -12113,6 +12741,7 @@
     </w:tblStylePr>
     <w:tblStylePr w:type="lastCol">
       <w:rPr>
+        <w:rFonts w:eastAsia="黑体"/>
         <w:b/>
         <w:bCs/>
         <w:i w:val="0"/>
@@ -12193,6 +12822,7 @@
     </w:tcPr>
     <w:tblStylePr w:type="firstRow">
       <w:rPr>
+        <w:rFonts w:eastAsia="黑体"/>
         <w:b/>
         <w:bCs/>
         <w:i w:val="0"/>
@@ -12214,6 +12844,7 @@
     </w:tblStylePr>
     <w:tblStylePr w:type="lastRow">
       <w:rPr>
+        <w:rFonts w:eastAsia="黑体"/>
         <w:b/>
         <w:bCs/>
         <w:i w:val="0"/>
@@ -12235,6 +12866,7 @@
     </w:tblStylePr>
     <w:tblStylePr w:type="firstCol">
       <w:rPr>
+        <w:rFonts w:eastAsia="黑体"/>
         <w:b/>
         <w:bCs/>
         <w:i w:val="0"/>
@@ -12254,6 +12886,7 @@
     </w:tblStylePr>
     <w:tblStylePr w:type="lastCol">
       <w:rPr>
+        <w:rFonts w:eastAsia="黑体"/>
         <w:b/>
         <w:bCs/>
         <w:i w:val="0"/>
@@ -12334,6 +12967,7 @@
     </w:tcPr>
     <w:tblStylePr w:type="firstRow">
       <w:rPr>
+        <w:rFonts w:eastAsia="黑体"/>
         <w:b/>
         <w:bCs/>
         <w:i w:val="0"/>
@@ -12355,6 +12989,7 @@
     </w:tblStylePr>
     <w:tblStylePr w:type="lastRow">
       <w:rPr>
+        <w:rFonts w:eastAsia="黑体"/>
         <w:b/>
         <w:bCs/>
         <w:i w:val="0"/>
@@ -12376,6 +13011,7 @@
     </w:tblStylePr>
     <w:tblStylePr w:type="firstCol">
       <w:rPr>
+        <w:rFonts w:eastAsia="黑体"/>
         <w:b/>
         <w:bCs/>
         <w:i w:val="0"/>
@@ -12395,6 +13031,7 @@
     </w:tblStylePr>
     <w:tblStylePr w:type="lastCol">
       <w:rPr>
+        <w:rFonts w:eastAsia="黑体"/>
         <w:b/>
         <w:bCs/>
         <w:i w:val="0"/>
@@ -12475,6 +13112,7 @@
     </w:tcPr>
     <w:tblStylePr w:type="firstRow">
       <w:rPr>
+        <w:rFonts w:eastAsia="黑体"/>
         <w:b/>
         <w:bCs/>
         <w:i w:val="0"/>
@@ -12496,6 +13134,7 @@
     </w:tblStylePr>
     <w:tblStylePr w:type="lastRow">
       <w:rPr>
+        <w:rFonts w:eastAsia="黑体"/>
         <w:b/>
         <w:bCs/>
         <w:i w:val="0"/>
@@ -12517,6 +13156,7 @@
     </w:tblStylePr>
     <w:tblStylePr w:type="firstCol">
       <w:rPr>
+        <w:rFonts w:eastAsia="黑体"/>
         <w:b/>
         <w:bCs/>
         <w:i w:val="0"/>
@@ -12536,6 +13176,7 @@
     </w:tblStylePr>
     <w:tblStylePr w:type="lastCol">
       <w:rPr>
+        <w:rFonts w:eastAsia="黑体"/>
         <w:b/>
         <w:bCs/>
         <w:i w:val="0"/>
@@ -12616,6 +13257,7 @@
     </w:tcPr>
     <w:tblStylePr w:type="firstRow">
       <w:rPr>
+        <w:rFonts w:eastAsia="黑体"/>
         <w:b/>
         <w:bCs/>
         <w:i w:val="0"/>
@@ -12637,6 +13279,7 @@
     </w:tblStylePr>
     <w:tblStylePr w:type="lastRow">
       <w:rPr>
+        <w:rFonts w:eastAsia="黑体"/>
         <w:b/>
         <w:bCs/>
         <w:i w:val="0"/>
@@ -12658,6 +13301,7 @@
     </w:tblStylePr>
     <w:tblStylePr w:type="firstCol">
       <w:rPr>
+        <w:rFonts w:eastAsia="黑体"/>
         <w:b/>
         <w:bCs/>
         <w:i w:val="0"/>
@@ -12677,6 +13321,7 @@
     </w:tblStylePr>
     <w:tblStylePr w:type="lastCol">
       <w:rPr>
+        <w:rFonts w:eastAsia="黑体"/>
         <w:b/>
         <w:bCs/>
         <w:i w:val="0"/>
@@ -12734,6 +13379,7 @@
       <w:spacing w:after="0" w:line="240" w:lineRule="auto"/>
     </w:pPr>
     <w:rPr>
+      <w:rFonts w:eastAsia="黑体"/>
       <w:color w:themeColor="background1" w:val="FFFFFF"/>
     </w:rPr>
     <w:tblPr>
@@ -12752,6 +13398,7 @@
     </w:tcPr>
     <w:tblStylePr w:type="firstRow">
       <w:rPr>
+        <w:rFonts w:eastAsia="黑体"/>
         <w:b/>
         <w:bCs/>
       </w:rPr>
@@ -12848,6 +13495,7 @@
       <w:spacing w:after="0" w:line="240" w:lineRule="auto"/>
     </w:pPr>
     <w:rPr>
+      <w:rFonts w:eastAsia="黑体"/>
       <w:color w:themeColor="background1" w:val="FFFFFF"/>
     </w:rPr>
     <w:tblPr>
@@ -12866,6 +13514,7 @@
     </w:tcPr>
     <w:tblStylePr w:type="firstRow">
       <w:rPr>
+        <w:rFonts w:eastAsia="黑体"/>
         <w:b/>
         <w:bCs/>
       </w:rPr>
@@ -12962,6 +13611,7 @@
       <w:spacing w:after="0" w:line="240" w:lineRule="auto"/>
     </w:pPr>
     <w:rPr>
+      <w:rFonts w:eastAsia="黑体"/>
       <w:color w:themeColor="background1" w:val="FFFFFF"/>
     </w:rPr>
     <w:tblPr>
@@ -12980,6 +13630,7 @@
     </w:tcPr>
     <w:tblStylePr w:type="firstRow">
       <w:rPr>
+        <w:rFonts w:eastAsia="黑体"/>
         <w:b/>
         <w:bCs/>
       </w:rPr>
@@ -13076,6 +13727,7 @@
       <w:spacing w:after="0" w:line="240" w:lineRule="auto"/>
     </w:pPr>
     <w:rPr>
+      <w:rFonts w:eastAsia="黑体"/>
       <w:color w:themeColor="background1" w:val="FFFFFF"/>
     </w:rPr>
     <w:tblPr>
@@ -13094,6 +13746,7 @@
     </w:tcPr>
     <w:tblStylePr w:type="firstRow">
       <w:rPr>
+        <w:rFonts w:eastAsia="黑体"/>
         <w:b/>
         <w:bCs/>
       </w:rPr>
@@ -13190,6 +13843,7 @@
       <w:spacing w:after="0" w:line="240" w:lineRule="auto"/>
     </w:pPr>
     <w:rPr>
+      <w:rFonts w:eastAsia="黑体"/>
       <w:color w:themeColor="background1" w:val="FFFFFF"/>
     </w:rPr>
     <w:tblPr>
@@ -13208,6 +13862,7 @@
     </w:tcPr>
     <w:tblStylePr w:type="firstRow">
       <w:rPr>
+        <w:rFonts w:eastAsia="黑体"/>
         <w:b/>
         <w:bCs/>
       </w:rPr>
@@ -13304,6 +13959,7 @@
       <w:spacing w:after="0" w:line="240" w:lineRule="auto"/>
     </w:pPr>
     <w:rPr>
+      <w:rFonts w:eastAsia="黑体"/>
       <w:color w:themeColor="background1" w:val="FFFFFF"/>
     </w:rPr>
     <w:tblPr>
@@ -13322,6 +13978,7 @@
     </w:tcPr>
     <w:tblStylePr w:type="firstRow">
       <w:rPr>
+        <w:rFonts w:eastAsia="黑体"/>
         <w:b/>
         <w:bCs/>
       </w:rPr>
@@ -13418,6 +14075,7 @@
       <w:spacing w:after="0" w:line="240" w:lineRule="auto"/>
     </w:pPr>
     <w:rPr>
+      <w:rFonts w:eastAsia="黑体"/>
       <w:color w:themeColor="background1" w:val="FFFFFF"/>
     </w:rPr>
     <w:tblPr>
@@ -13436,6 +14094,7 @@
     </w:tcPr>
     <w:tblStylePr w:type="firstRow">
       <w:rPr>
+        <w:rFonts w:eastAsia="黑体"/>
         <w:b/>
         <w:bCs/>
       </w:rPr>
@@ -13532,6 +14191,7 @@
       <w:spacing w:after="0" w:line="240" w:lineRule="auto"/>
     </w:pPr>
     <w:rPr>
+      <w:rFonts w:eastAsia="黑体"/>
       <w:color w:themeColor="text1" w:val="000000"/>
     </w:rPr>
     <w:tblPr>
@@ -13558,6 +14218,7 @@
     </w:tcPr>
     <w:tblStylePr w:type="firstRow">
       <w:rPr>
+        <w:rFonts w:eastAsia="黑体"/>
         <w:b/>
         <w:bCs/>
       </w:rPr>
@@ -13576,6 +14237,7 @@
     </w:tblStylePr>
     <w:tblStylePr w:type="lastRow">
       <w:rPr>
+        <w:rFonts w:eastAsia="黑体"/>
         <w:b/>
         <w:bCs/>
         <w:color w:themeColor="background1" w:val="FFFFFF"/>
@@ -13590,6 +14252,7 @@
     </w:tblStylePr>
     <w:tblStylePr w:type="firstCol">
       <w:rPr>
+        <w:rFonts w:eastAsia="黑体"/>
         <w:color w:themeColor="background1" w:val="FFFFFF"/>
       </w:rPr>
       <w:tblPr/>
@@ -13607,6 +14270,7 @@
     </w:tblStylePr>
     <w:tblStylePr w:type="lastCol">
       <w:rPr>
+        <w:rFonts w:eastAsia="黑体"/>
         <w:color w:themeColor="background1" w:val="FFFFFF"/>
       </w:rPr>
       <w:tblPr/>
@@ -13636,11 +14300,13 @@
     </w:tblStylePr>
     <w:tblStylePr w:type="neCell">
       <w:rPr>
+        <w:rFonts w:eastAsia="黑体"/>
         <w:color w:themeColor="text1" w:val="000000"/>
       </w:rPr>
     </w:tblStylePr>
     <w:tblStylePr w:type="nwCell">
       <w:rPr>
+        <w:rFonts w:eastAsia="黑体"/>
         <w:color w:themeColor="text1" w:val="000000"/>
       </w:rPr>
     </w:tblStylePr>
@@ -13654,6 +14320,7 @@
       <w:spacing w:after="0" w:line="240" w:lineRule="auto"/>
     </w:pPr>
     <w:rPr>
+      <w:rFonts w:eastAsia="黑体"/>
       <w:color w:themeColor="text1" w:val="000000"/>
     </w:rPr>
     <w:tblPr>
@@ -13680,6 +14347,7 @@
     </w:tcPr>
     <w:tblStylePr w:type="firstRow">
       <w:rPr>
+        <w:rFonts w:eastAsia="黑体"/>
         <w:b/>
         <w:bCs/>
       </w:rPr>
@@ -13698,6 +14366,7 @@
     </w:tblStylePr>
     <w:tblStylePr w:type="lastRow">
       <w:rPr>
+        <w:rFonts w:eastAsia="黑体"/>
         <w:b/>
         <w:bCs/>
         <w:color w:themeColor="background1" w:val="FFFFFF"/>
@@ -13712,6 +14381,7 @@
     </w:tblStylePr>
     <w:tblStylePr w:type="firstCol">
       <w:rPr>
+        <w:rFonts w:eastAsia="黑体"/>
         <w:color w:themeColor="background1" w:val="FFFFFF"/>
       </w:rPr>
       <w:tblPr/>
@@ -13729,6 +14399,7 @@
     </w:tblStylePr>
     <w:tblStylePr w:type="lastCol">
       <w:rPr>
+        <w:rFonts w:eastAsia="黑体"/>
         <w:color w:themeColor="background1" w:val="FFFFFF"/>
       </w:rPr>
       <w:tblPr/>
@@ -13758,11 +14429,13 @@
     </w:tblStylePr>
     <w:tblStylePr w:type="neCell">
       <w:rPr>
+        <w:rFonts w:eastAsia="黑体"/>
         <w:color w:themeColor="text1" w:val="000000"/>
       </w:rPr>
     </w:tblStylePr>
     <w:tblStylePr w:type="nwCell">
       <w:rPr>
+        <w:rFonts w:eastAsia="黑体"/>
         <w:color w:themeColor="text1" w:val="000000"/>
       </w:rPr>
     </w:tblStylePr>
@@ -13776,6 +14449,7 @@
       <w:spacing w:after="0" w:line="240" w:lineRule="auto"/>
     </w:pPr>
     <w:rPr>
+      <w:rFonts w:eastAsia="黑体"/>
       <w:color w:themeColor="text1" w:val="000000"/>
     </w:rPr>
     <w:tblPr>
@@ -13802,6 +14476,7 @@
     </w:tcPr>
     <w:tblStylePr w:type="firstRow">
       <w:rPr>
+        <w:rFonts w:eastAsia="黑体"/>
         <w:b/>
         <w:bCs/>
       </w:rPr>
@@ -13820,6 +14495,7 @@
     </w:tblStylePr>
     <w:tblStylePr w:type="lastRow">
       <w:rPr>
+        <w:rFonts w:eastAsia="黑体"/>
         <w:b/>
         <w:bCs/>
         <w:color w:themeColor="background1" w:val="FFFFFF"/>
@@ -13834,6 +14510,7 @@
     </w:tblStylePr>
     <w:tblStylePr w:type="firstCol">
       <w:rPr>
+        <w:rFonts w:eastAsia="黑体"/>
         <w:color w:themeColor="background1" w:val="FFFFFF"/>
       </w:rPr>
       <w:tblPr/>
@@ -13851,6 +14528,7 @@
     </w:tblStylePr>
     <w:tblStylePr w:type="lastCol">
       <w:rPr>
+        <w:rFonts w:eastAsia="黑体"/>
         <w:color w:themeColor="background1" w:val="FFFFFF"/>
       </w:rPr>
       <w:tblPr/>
@@ -13880,11 +14558,13 @@
     </w:tblStylePr>
     <w:tblStylePr w:type="neCell">
       <w:rPr>
+        <w:rFonts w:eastAsia="黑体"/>
         <w:color w:themeColor="text1" w:val="000000"/>
       </w:rPr>
     </w:tblStylePr>
     <w:tblStylePr w:type="nwCell">
       <w:rPr>
+        <w:rFonts w:eastAsia="黑体"/>
         <w:color w:themeColor="text1" w:val="000000"/>
       </w:rPr>
     </w:tblStylePr>
@@ -13898,6 +14578,7 @@
       <w:spacing w:after="0" w:line="240" w:lineRule="auto"/>
     </w:pPr>
     <w:rPr>
+      <w:rFonts w:eastAsia="黑体"/>
       <w:color w:themeColor="text1" w:val="000000"/>
     </w:rPr>
     <w:tblPr>
@@ -13924,6 +14605,7 @@
     </w:tcPr>
     <w:tblStylePr w:type="firstRow">
       <w:rPr>
+        <w:rFonts w:eastAsia="黑体"/>
         <w:b/>
         <w:bCs/>
       </w:rPr>
@@ -13942,6 +14624,7 @@
     </w:tblStylePr>
     <w:tblStylePr w:type="lastRow">
       <w:rPr>
+        <w:rFonts w:eastAsia="黑体"/>
         <w:b/>
         <w:bCs/>
         <w:color w:themeColor="background1" w:val="FFFFFF"/>
@@ -13956,6 +14639,7 @@
     </w:tblStylePr>
     <w:tblStylePr w:type="firstCol">
       <w:rPr>
+        <w:rFonts w:eastAsia="黑体"/>
         <w:color w:themeColor="background1" w:val="FFFFFF"/>
       </w:rPr>
       <w:tblPr/>
@@ -13973,6 +14657,7 @@
     </w:tblStylePr>
     <w:tblStylePr w:type="lastCol">
       <w:rPr>
+        <w:rFonts w:eastAsia="黑体"/>
         <w:color w:themeColor="background1" w:val="FFFFFF"/>
       </w:rPr>
       <w:tblPr/>
@@ -14010,6 +14695,7 @@
       <w:spacing w:after="0" w:line="240" w:lineRule="auto"/>
     </w:pPr>
     <w:rPr>
+      <w:rFonts w:eastAsia="黑体"/>
       <w:color w:themeColor="text1" w:val="000000"/>
     </w:rPr>
     <w:tblPr>
@@ -14036,6 +14722,7 @@
     </w:tcPr>
     <w:tblStylePr w:type="firstRow">
       <w:rPr>
+        <w:rFonts w:eastAsia="黑体"/>
         <w:b/>
         <w:bCs/>
       </w:rPr>
@@ -14054,6 +14741,7 @@
     </w:tblStylePr>
     <w:tblStylePr w:type="lastRow">
       <w:rPr>
+        <w:rFonts w:eastAsia="黑体"/>
         <w:b/>
         <w:bCs/>
         <w:color w:themeColor="background1" w:val="FFFFFF"/>
@@ -14068,6 +14756,7 @@
     </w:tblStylePr>
     <w:tblStylePr w:type="firstCol">
       <w:rPr>
+        <w:rFonts w:eastAsia="黑体"/>
         <w:color w:themeColor="background1" w:val="FFFFFF"/>
       </w:rPr>
       <w:tblPr/>
@@ -14085,6 +14774,7 @@
     </w:tblStylePr>
     <w:tblStylePr w:type="lastCol">
       <w:rPr>
+        <w:rFonts w:eastAsia="黑体"/>
         <w:color w:themeColor="background1" w:val="FFFFFF"/>
       </w:rPr>
       <w:tblPr/>
@@ -14114,11 +14804,13 @@
     </w:tblStylePr>
     <w:tblStylePr w:type="neCell">
       <w:rPr>
+        <w:rFonts w:eastAsia="黑体"/>
         <w:color w:themeColor="text1" w:val="000000"/>
       </w:rPr>
     </w:tblStylePr>
     <w:tblStylePr w:type="nwCell">
       <w:rPr>
+        <w:rFonts w:eastAsia="黑体"/>
         <w:color w:themeColor="text1" w:val="000000"/>
       </w:rPr>
     </w:tblStylePr>
@@ -14132,6 +14824,7 @@
       <w:spacing w:after="0" w:line="240" w:lineRule="auto"/>
     </w:pPr>
     <w:rPr>
+      <w:rFonts w:eastAsia="黑体"/>
       <w:color w:themeColor="text1" w:val="000000"/>
     </w:rPr>
     <w:tblPr>
@@ -14158,6 +14851,7 @@
     </w:tcPr>
     <w:tblStylePr w:type="firstRow">
       <w:rPr>
+        <w:rFonts w:eastAsia="黑体"/>
         <w:b/>
         <w:bCs/>
       </w:rPr>
@@ -14176,6 +14870,7 @@
     </w:tblStylePr>
     <w:tblStylePr w:type="lastRow">
       <w:rPr>
+        <w:rFonts w:eastAsia="黑体"/>
         <w:b/>
         <w:bCs/>
         <w:color w:themeColor="background1" w:val="FFFFFF"/>
@@ -14190,6 +14885,7 @@
     </w:tblStylePr>
     <w:tblStylePr w:type="firstCol">
       <w:rPr>
+        <w:rFonts w:eastAsia="黑体"/>
         <w:color w:themeColor="background1" w:val="FFFFFF"/>
       </w:rPr>
       <w:tblPr/>
@@ -14207,6 +14903,7 @@
     </w:tblStylePr>
     <w:tblStylePr w:type="lastCol">
       <w:rPr>
+        <w:rFonts w:eastAsia="黑体"/>
         <w:color w:themeColor="background1" w:val="FFFFFF"/>
       </w:rPr>
       <w:tblPr/>
@@ -14236,11 +14933,13 @@
     </w:tblStylePr>
     <w:tblStylePr w:type="neCell">
       <w:rPr>
+        <w:rFonts w:eastAsia="黑体"/>
         <w:color w:themeColor="text1" w:val="000000"/>
       </w:rPr>
     </w:tblStylePr>
     <w:tblStylePr w:type="nwCell">
       <w:rPr>
+        <w:rFonts w:eastAsia="黑体"/>
         <w:color w:themeColor="text1" w:val="000000"/>
       </w:rPr>
     </w:tblStylePr>
@@ -14254,6 +14953,7 @@
       <w:spacing w:after="0" w:line="240" w:lineRule="auto"/>
     </w:pPr>
     <w:rPr>
+      <w:rFonts w:eastAsia="黑体"/>
       <w:color w:themeColor="text1" w:val="000000"/>
     </w:rPr>
     <w:tblPr>
@@ -14280,6 +14980,7 @@
     </w:tcPr>
     <w:tblStylePr w:type="firstRow">
       <w:rPr>
+        <w:rFonts w:eastAsia="黑体"/>
         <w:b/>
         <w:bCs/>
       </w:rPr>
@@ -14298,6 +14999,7 @@
     </w:tblStylePr>
     <w:tblStylePr w:type="lastRow">
       <w:rPr>
+        <w:rFonts w:eastAsia="黑体"/>
         <w:b/>
         <w:bCs/>
         <w:color w:themeColor="background1" w:val="FFFFFF"/>
@@ -14312,6 +15014,7 @@
     </w:tblStylePr>
     <w:tblStylePr w:type="firstCol">
       <w:rPr>
+        <w:rFonts w:eastAsia="黑体"/>
         <w:color w:themeColor="background1" w:val="FFFFFF"/>
       </w:rPr>
       <w:tblPr/>
@@ -14329,6 +15032,7 @@
     </w:tblStylePr>
     <w:tblStylePr w:type="lastCol">
       <w:rPr>
+        <w:rFonts w:eastAsia="黑体"/>
         <w:color w:themeColor="background1" w:val="FFFFFF"/>
       </w:rPr>
       <w:tblPr/>
@@ -14358,11 +15062,13 @@
     </w:tblStylePr>
     <w:tblStylePr w:type="neCell">
       <w:rPr>
+        <w:rFonts w:eastAsia="黑体"/>
         <w:color w:themeColor="text1" w:val="000000"/>
       </w:rPr>
     </w:tblStylePr>
     <w:tblStylePr w:type="nwCell">
       <w:rPr>
+        <w:rFonts w:eastAsia="黑体"/>
         <w:color w:themeColor="text1" w:val="000000"/>
       </w:rPr>
     </w:tblStylePr>
@@ -14376,6 +15082,7 @@
       <w:spacing w:after="0" w:line="240" w:lineRule="auto"/>
     </w:pPr>
     <w:rPr>
+      <w:rFonts w:eastAsia="黑体"/>
       <w:color w:themeColor="text1" w:val="000000"/>
     </w:rPr>
     <w:tblPr>
@@ -14394,6 +15101,7 @@
     </w:tcPr>
     <w:tblStylePr w:type="firstRow">
       <w:rPr>
+        <w:rFonts w:eastAsia="黑体"/>
         <w:b/>
         <w:bCs/>
         <w:color w:themeColor="background1" w:val="FFFFFF"/>
@@ -14408,6 +15116,7 @@
     </w:tblStylePr>
     <w:tblStylePr w:type="lastRow">
       <w:rPr>
+        <w:rFonts w:eastAsia="黑体"/>
         <w:b/>
         <w:bCs/>
         <w:color w:themeColor="accent2" w:themeShade="CC" w:val="9E3A38"/>
@@ -14422,12 +15131,14 @@
     </w:tblStylePr>
     <w:tblStylePr w:type="firstCol">
       <w:rPr>
+        <w:rFonts w:eastAsia="黑体"/>
         <w:b/>
         <w:bCs/>
       </w:rPr>
     </w:tblStylePr>
     <w:tblStylePr w:type="lastCol">
       <w:rPr>
+        <w:rFonts w:eastAsia="黑体"/>
         <w:b/>
         <w:bCs/>
       </w:rPr>
@@ -14462,6 +15173,7 @@
       <w:spacing w:after="0" w:line="240" w:lineRule="auto"/>
     </w:pPr>
     <w:rPr>
+      <w:rFonts w:eastAsia="黑体"/>
       <w:color w:themeColor="text1" w:val="000000"/>
     </w:rPr>
     <w:tblPr>
@@ -14480,6 +15192,7 @@
     </w:tcPr>
     <w:tblStylePr w:type="firstRow">
       <w:rPr>
+        <w:rFonts w:eastAsia="黑体"/>
         <w:b/>
         <w:bCs/>
         <w:color w:themeColor="background1" w:val="FFFFFF"/>
@@ -14494,6 +15207,7 @@
     </w:tblStylePr>
     <w:tblStylePr w:type="lastRow">
       <w:rPr>
+        <w:rFonts w:eastAsia="黑体"/>
         <w:b/>
         <w:bCs/>
         <w:color w:themeColor="accent2" w:themeShade="CC" w:val="9E3A38"/>
@@ -14508,12 +15222,14 @@
     </w:tblStylePr>
     <w:tblStylePr w:type="firstCol">
       <w:rPr>
+        <w:rFonts w:eastAsia="黑体"/>
         <w:b/>
         <w:bCs/>
       </w:rPr>
     </w:tblStylePr>
     <w:tblStylePr w:type="lastCol">
       <w:rPr>
+        <w:rFonts w:eastAsia="黑体"/>
         <w:b/>
         <w:bCs/>
       </w:rPr>
@@ -14548,6 +15264,7 @@
       <w:spacing w:after="0" w:line="240" w:lineRule="auto"/>
     </w:pPr>
     <w:rPr>
+      <w:rFonts w:eastAsia="黑体"/>
       <w:color w:themeColor="text1" w:val="000000"/>
     </w:rPr>
     <w:tblPr>
@@ -14566,6 +15283,7 @@
     </w:tcPr>
     <w:tblStylePr w:type="firstRow">
       <w:rPr>
+        <w:rFonts w:eastAsia="黑体"/>
         <w:b/>
         <w:bCs/>
         <w:color w:themeColor="background1" w:val="FFFFFF"/>
@@ -14580,6 +15298,7 @@
     </w:tblStylePr>
     <w:tblStylePr w:type="lastRow">
       <w:rPr>
+        <w:rFonts w:eastAsia="黑体"/>
         <w:b/>
         <w:bCs/>
         <w:color w:themeColor="accent2" w:themeShade="CC" w:val="9E3A38"/>
@@ -14594,12 +15313,14 @@
     </w:tblStylePr>
     <w:tblStylePr w:type="firstCol">
       <w:rPr>
+        <w:rFonts w:eastAsia="黑体"/>
         <w:b/>
         <w:bCs/>
       </w:rPr>
     </w:tblStylePr>
     <w:tblStylePr w:type="lastCol">
       <w:rPr>
+        <w:rFonts w:eastAsia="黑体"/>
         <w:b/>
         <w:bCs/>
       </w:rPr>
@@ -14634,6 +15355,7 @@
       <w:spacing w:after="0" w:line="240" w:lineRule="auto"/>
     </w:pPr>
     <w:rPr>
+      <w:rFonts w:eastAsia="黑体"/>
       <w:color w:themeColor="text1" w:val="000000"/>
     </w:rPr>
     <w:tblPr>
@@ -14652,6 +15374,7 @@
     </w:tcPr>
     <w:tblStylePr w:type="firstRow">
       <w:rPr>
+        <w:rFonts w:eastAsia="黑体"/>
         <w:b/>
         <w:bCs/>
         <w:color w:themeColor="background1" w:val="FFFFFF"/>
@@ -14666,6 +15389,7 @@
     </w:tblStylePr>
     <w:tblStylePr w:type="lastRow">
       <w:rPr>
+        <w:rFonts w:eastAsia="黑体"/>
         <w:b/>
         <w:bCs/>
         <w:color w:themeColor="accent4" w:themeShade="CC" w:val="664E82"/>
@@ -14680,12 +15404,14 @@
     </w:tblStylePr>
     <w:tblStylePr w:type="firstCol">
       <w:rPr>
+        <w:rFonts w:eastAsia="黑体"/>
         <w:b/>
         <w:bCs/>
       </w:rPr>
     </w:tblStylePr>
     <w:tblStylePr w:type="lastCol">
       <w:rPr>
+        <w:rFonts w:eastAsia="黑体"/>
         <w:b/>
         <w:bCs/>
       </w:rPr>
@@ -14720,6 +15446,7 @@
       <w:spacing w:after="0" w:line="240" w:lineRule="auto"/>
     </w:pPr>
     <w:rPr>
+      <w:rFonts w:eastAsia="黑体"/>
       <w:color w:themeColor="text1" w:val="000000"/>
     </w:rPr>
     <w:tblPr>
@@ -14738,6 +15465,7 @@
     </w:tcPr>
     <w:tblStylePr w:type="firstRow">
       <w:rPr>
+        <w:rFonts w:eastAsia="黑体"/>
         <w:b/>
         <w:bCs/>
         <w:color w:themeColor="background1" w:val="FFFFFF"/>
@@ -14752,6 +15480,7 @@
     </w:tblStylePr>
     <w:tblStylePr w:type="lastRow">
       <w:rPr>
+        <w:rFonts w:eastAsia="黑体"/>
         <w:b/>
         <w:bCs/>
         <w:color w:themeColor="accent3" w:themeShade="CC" w:val="7E9C40"/>
@@ -14766,12 +15495,14 @@
     </w:tblStylePr>
     <w:tblStylePr w:type="firstCol">
       <w:rPr>
+        <w:rFonts w:eastAsia="黑体"/>
         <w:b/>
         <w:bCs/>
       </w:rPr>
     </w:tblStylePr>
     <w:tblStylePr w:type="lastCol">
       <w:rPr>
+        <w:rFonts w:eastAsia="黑体"/>
         <w:b/>
         <w:bCs/>
       </w:rPr>
@@ -14806,6 +15537,7 @@
       <w:spacing w:after="0" w:line="240" w:lineRule="auto"/>
     </w:pPr>
     <w:rPr>
+      <w:rFonts w:eastAsia="黑体"/>
       <w:color w:themeColor="text1" w:val="000000"/>
     </w:rPr>
     <w:tblPr>
@@ -14824,6 +15556,7 @@
     </w:tcPr>
     <w:tblStylePr w:type="firstRow">
       <w:rPr>
+        <w:rFonts w:eastAsia="黑体"/>
         <w:b/>
         <w:bCs/>
         <w:color w:themeColor="background1" w:val="FFFFFF"/>
@@ -14838,6 +15571,7 @@
     </w:tblStylePr>
     <w:tblStylePr w:type="lastRow">
       <w:rPr>
+        <w:rFonts w:eastAsia="黑体"/>
         <w:b/>
         <w:bCs/>
         <w:color w:themeColor="accent6" w:themeShade="CC" w:val="F2730A"/>
@@ -14852,12 +15586,14 @@
     </w:tblStylePr>
     <w:tblStylePr w:type="firstCol">
       <w:rPr>
+        <w:rFonts w:eastAsia="黑体"/>
         <w:b/>
         <w:bCs/>
       </w:rPr>
     </w:tblStylePr>
     <w:tblStylePr w:type="lastCol">
       <w:rPr>
+        <w:rFonts w:eastAsia="黑体"/>
         <w:b/>
         <w:bCs/>
       </w:rPr>
@@ -14892,6 +15628,7 @@
       <w:spacing w:after="0" w:line="240" w:lineRule="auto"/>
     </w:pPr>
     <w:rPr>
+      <w:rFonts w:eastAsia="黑体"/>
       <w:color w:themeColor="text1" w:val="000000"/>
     </w:rPr>
     <w:tblPr>
@@ -14910,6 +15647,7 @@
     </w:tcPr>
     <w:tblStylePr w:type="firstRow">
       <w:rPr>
+        <w:rFonts w:eastAsia="黑体"/>
         <w:b/>
         <w:bCs/>
         <w:color w:themeColor="background1" w:val="FFFFFF"/>
@@ -14924,6 +15662,7 @@
     </w:tblStylePr>
     <w:tblStylePr w:type="lastRow">
       <w:rPr>
+        <w:rFonts w:eastAsia="黑体"/>
         <w:b/>
         <w:bCs/>
         <w:color w:themeColor="accent5" w:themeShade="CC" w:val="348DA5"/>
@@ -14938,12 +15677,14 @@
     </w:tblStylePr>
     <w:tblStylePr w:type="firstCol">
       <w:rPr>
+        <w:rFonts w:eastAsia="黑体"/>
         <w:b/>
         <w:bCs/>
       </w:rPr>
     </w:tblStylePr>
     <w:tblStylePr w:type="lastCol">
       <w:rPr>
+        <w:rFonts w:eastAsia="黑体"/>
         <w:b/>
         <w:bCs/>
       </w:rPr>
@@ -14978,6 +15719,7 @@
       <w:spacing w:after="0" w:line="240" w:lineRule="auto"/>
     </w:pPr>
     <w:rPr>
+      <w:rFonts w:eastAsia="黑体"/>
       <w:color w:themeColor="text1" w:val="000000"/>
     </w:rPr>
     <w:tblPr>
@@ -14999,6 +15741,7 @@
     </w:tcPr>
     <w:tblStylePr w:type="firstRow">
       <w:rPr>
+        <w:rFonts w:eastAsia="黑体"/>
         <w:b/>
         <w:bCs/>
       </w:rPr>
@@ -15009,6 +15752,7 @@
     </w:tblStylePr>
     <w:tblStylePr w:type="lastRow">
       <w:rPr>
+        <w:rFonts w:eastAsia="黑体"/>
         <w:b/>
         <w:bCs/>
         <w:color w:themeColor="text1" w:val="000000"/>
@@ -15020,6 +15764,7 @@
     </w:tblStylePr>
     <w:tblStylePr w:type="firstCol">
       <w:rPr>
+        <w:rFonts w:eastAsia="黑体"/>
         <w:color w:themeColor="background1" w:val="FFFFFF"/>
       </w:rPr>
       <w:tblPr/>
@@ -15029,6 +15774,7 @@
     </w:tblStylePr>
     <w:tblStylePr w:type="lastCol">
       <w:rPr>
+        <w:rFonts w:eastAsia="黑体"/>
         <w:color w:themeColor="background1" w:val="FFFFFF"/>
       </w:rPr>
       <w:tblPr/>
@@ -15058,6 +15804,7 @@
       <w:spacing w:after="0" w:line="240" w:lineRule="auto"/>
     </w:pPr>
     <w:rPr>
+      <w:rFonts w:eastAsia="黑体"/>
       <w:color w:themeColor="text1" w:val="000000"/>
     </w:rPr>
     <w:tblPr>
@@ -15079,6 +15826,7 @@
     </w:tcPr>
     <w:tblStylePr w:type="firstRow">
       <w:rPr>
+        <w:rFonts w:eastAsia="黑体"/>
         <w:b/>
         <w:bCs/>
       </w:rPr>
@@ -15089,6 +15837,7 @@
     </w:tblStylePr>
     <w:tblStylePr w:type="lastRow">
       <w:rPr>
+        <w:rFonts w:eastAsia="黑体"/>
         <w:b/>
         <w:bCs/>
         <w:color w:themeColor="text1" w:val="000000"/>
@@ -15100,6 +15849,7 @@
     </w:tblStylePr>
     <w:tblStylePr w:type="firstCol">
       <w:rPr>
+        <w:rFonts w:eastAsia="黑体"/>
         <w:color w:themeColor="background1" w:val="FFFFFF"/>
       </w:rPr>
       <w:tblPr/>
@@ -15109,6 +15859,7 @@
     </w:tblStylePr>
     <w:tblStylePr w:type="lastCol">
       <w:rPr>
+        <w:rFonts w:eastAsia="黑体"/>
         <w:color w:themeColor="background1" w:val="FFFFFF"/>
       </w:rPr>
       <w:tblPr/>
@@ -15138,6 +15889,7 @@
       <w:spacing w:after="0" w:line="240" w:lineRule="auto"/>
     </w:pPr>
     <w:rPr>
+      <w:rFonts w:eastAsia="黑体"/>
       <w:color w:themeColor="text1" w:val="000000"/>
     </w:rPr>
     <w:tblPr>
@@ -15159,6 +15911,7 @@
     </w:tcPr>
     <w:tblStylePr w:type="firstRow">
       <w:rPr>
+        <w:rFonts w:eastAsia="黑体"/>
         <w:b/>
         <w:bCs/>
       </w:rPr>
@@ -15169,6 +15922,7 @@
     </w:tblStylePr>
     <w:tblStylePr w:type="lastRow">
       <w:rPr>
+        <w:rFonts w:eastAsia="黑体"/>
         <w:b/>
         <w:bCs/>
         <w:color w:themeColor="text1" w:val="000000"/>
@@ -15180,6 +15934,7 @@
     </w:tblStylePr>
     <w:tblStylePr w:type="firstCol">
       <w:rPr>
+        <w:rFonts w:eastAsia="黑体"/>
         <w:color w:themeColor="background1" w:val="FFFFFF"/>
       </w:rPr>
       <w:tblPr/>
@@ -15189,6 +15944,7 @@
     </w:tblStylePr>
     <w:tblStylePr w:type="lastCol">
       <w:rPr>
+        <w:rFonts w:eastAsia="黑体"/>
         <w:color w:themeColor="background1" w:val="FFFFFF"/>
       </w:rPr>
       <w:tblPr/>
@@ -15218,6 +15974,7 @@
       <w:spacing w:after="0" w:line="240" w:lineRule="auto"/>
     </w:pPr>
     <w:rPr>
+      <w:rFonts w:eastAsia="黑体"/>
       <w:color w:themeColor="text1" w:val="000000"/>
     </w:rPr>
     <w:tblPr>
@@ -15239,6 +15996,7 @@
     </w:tcPr>
     <w:tblStylePr w:type="firstRow">
       <w:rPr>
+        <w:rFonts w:eastAsia="黑体"/>
         <w:b/>
         <w:bCs/>
       </w:rPr>
@@ -15249,6 +16007,7 @@
     </w:tblStylePr>
     <w:tblStylePr w:type="lastRow">
       <w:rPr>
+        <w:rFonts w:eastAsia="黑体"/>
         <w:b/>
         <w:bCs/>
         <w:color w:themeColor="text1" w:val="000000"/>
@@ -15260,6 +16019,7 @@
     </w:tblStylePr>
     <w:tblStylePr w:type="firstCol">
       <w:rPr>
+        <w:rFonts w:eastAsia="黑体"/>
         <w:color w:themeColor="background1" w:val="FFFFFF"/>
       </w:rPr>
       <w:tblPr/>
@@ -15269,6 +16029,7 @@
     </w:tblStylePr>
     <w:tblStylePr w:type="lastCol">
       <w:rPr>
+        <w:rFonts w:eastAsia="黑体"/>
         <w:color w:themeColor="background1" w:val="FFFFFF"/>
       </w:rPr>
       <w:tblPr/>
@@ -15298,6 +16059,7 @@
       <w:spacing w:after="0" w:line="240" w:lineRule="auto"/>
     </w:pPr>
     <w:rPr>
+      <w:rFonts w:eastAsia="黑体"/>
       <w:color w:themeColor="text1" w:val="000000"/>
     </w:rPr>
     <w:tblPr>
@@ -15319,6 +16081,7 @@
     </w:tcPr>
     <w:tblStylePr w:type="firstRow">
       <w:rPr>
+        <w:rFonts w:eastAsia="黑体"/>
         <w:b/>
         <w:bCs/>
       </w:rPr>
@@ -15329,6 +16092,7 @@
     </w:tblStylePr>
     <w:tblStylePr w:type="lastRow">
       <w:rPr>
+        <w:rFonts w:eastAsia="黑体"/>
         <w:b/>
         <w:bCs/>
         <w:color w:themeColor="text1" w:val="000000"/>
@@ -15340,6 +16104,7 @@
     </w:tblStylePr>
     <w:tblStylePr w:type="firstCol">
       <w:rPr>
+        <w:rFonts w:eastAsia="黑体"/>
         <w:color w:themeColor="background1" w:val="FFFFFF"/>
       </w:rPr>
       <w:tblPr/>
@@ -15349,6 +16114,7 @@
     </w:tblStylePr>
     <w:tblStylePr w:type="lastCol">
       <w:rPr>
+        <w:rFonts w:eastAsia="黑体"/>
         <w:color w:themeColor="background1" w:val="FFFFFF"/>
       </w:rPr>
       <w:tblPr/>
@@ -15378,6 +16144,7 @@
       <w:spacing w:after="0" w:line="240" w:lineRule="auto"/>
     </w:pPr>
     <w:rPr>
+      <w:rFonts w:eastAsia="黑体"/>
       <w:color w:themeColor="text1" w:val="000000"/>
     </w:rPr>
     <w:tblPr>
@@ -15399,6 +16166,7 @@
     </w:tcPr>
     <w:tblStylePr w:type="firstRow">
       <w:rPr>
+        <w:rFonts w:eastAsia="黑体"/>
         <w:b/>
         <w:bCs/>
       </w:rPr>
@@ -15409,6 +16177,7 @@
     </w:tblStylePr>
     <w:tblStylePr w:type="lastRow">
       <w:rPr>
+        <w:rFonts w:eastAsia="黑体"/>
         <w:b/>
         <w:bCs/>
         <w:color w:themeColor="text1" w:val="000000"/>
@@ -15420,6 +16189,7 @@
     </w:tblStylePr>
     <w:tblStylePr w:type="firstCol">
       <w:rPr>
+        <w:rFonts w:eastAsia="黑体"/>
         <w:color w:themeColor="background1" w:val="FFFFFF"/>
       </w:rPr>
       <w:tblPr/>
@@ -15429,6 +16199,7 @@
     </w:tblStylePr>
     <w:tblStylePr w:type="lastCol">
       <w:rPr>
+        <w:rFonts w:eastAsia="黑体"/>
         <w:color w:themeColor="background1" w:val="FFFFFF"/>
       </w:rPr>
       <w:tblPr/>
@@ -15458,6 +16229,7 @@
       <w:spacing w:after="0" w:line="240" w:lineRule="auto"/>
     </w:pPr>
     <w:rPr>
+      <w:rFonts w:eastAsia="黑体"/>
       <w:color w:themeColor="text1" w:val="000000"/>
     </w:rPr>
     <w:tblPr>
@@ -15479,6 +16251,7 @@
     </w:tcPr>
     <w:tblStylePr w:type="firstRow">
       <w:rPr>
+        <w:rFonts w:eastAsia="黑体"/>
         <w:b/>
         <w:bCs/>
       </w:rPr>
@@ -15489,6 +16262,7 @@
     </w:tblStylePr>
     <w:tblStylePr w:type="lastRow">
       <w:rPr>
+        <w:rFonts w:eastAsia="黑体"/>
         <w:b/>
         <w:bCs/>
         <w:color w:themeColor="text1" w:val="000000"/>
@@ -15500,6 +16274,7 @@
     </w:tblStylePr>
     <w:tblStylePr w:type="firstCol">
       <w:rPr>
+        <w:rFonts w:eastAsia="黑体"/>
         <w:color w:themeColor="background1" w:val="FFFFFF"/>
       </w:rPr>
       <w:tblPr/>
@@ -15509,6 +16284,7 @@
     </w:tblStylePr>
     <w:tblStylePr w:type="lastCol">
       <w:rPr>
+        <w:rFonts w:eastAsia="黑体"/>
         <w:color w:themeColor="background1" w:val="FFFFFF"/>
       </w:rPr>
       <w:tblPr/>
@@ -15541,6 +16317,7 @@
     <w:name w:val="KeywordTok"/>
     <w:basedOn w:val="VerbatimChar"/>
     <w:rPr>
+      <w:rFonts w:eastAsia="黑体"/>
       <w:b/>
       <w:color w:val="007020"/>
     </w:rPr>
@@ -15549,6 +16326,7 @@
     <w:name w:val="DataTypeTok"/>
     <w:basedOn w:val="VerbatimChar"/>
     <w:rPr>
+      <w:rFonts w:eastAsia="黑体"/>
       <w:color w:val="902000"/>
     </w:rPr>
   </w:style>
@@ -15556,6 +16334,7 @@
     <w:name w:val="DecValTok"/>
     <w:basedOn w:val="VerbatimChar"/>
     <w:rPr>
+      <w:rFonts w:eastAsia="黑体"/>
       <w:color w:val="40a070"/>
     </w:rPr>
   </w:style>
@@ -15563,6 +16342,7 @@
     <w:name w:val="BaseNTok"/>
     <w:basedOn w:val="VerbatimChar"/>
     <w:rPr>
+      <w:rFonts w:eastAsia="黑体"/>
       <w:color w:val="40a070"/>
     </w:rPr>
   </w:style>
@@ -15570,6 +16350,7 @@
     <w:name w:val="FloatTok"/>
     <w:basedOn w:val="VerbatimChar"/>
     <w:rPr>
+      <w:rFonts w:eastAsia="黑体"/>
       <w:color w:val="40a070"/>
     </w:rPr>
   </w:style>
@@ -15577,6 +16358,7 @@
     <w:name w:val="ConstantTok"/>
     <w:basedOn w:val="VerbatimChar"/>
     <w:rPr>
+      <w:rFonts w:eastAsia="黑体"/>
       <w:color w:val="880000"/>
     </w:rPr>
   </w:style>
@@ -15584,6 +16366,7 @@
     <w:name w:val="CharTok"/>
     <w:basedOn w:val="VerbatimChar"/>
     <w:rPr>
+      <w:rFonts w:eastAsia="黑体"/>
       <w:color w:val="4070a0"/>
     </w:rPr>
   </w:style>
@@ -15591,6 +16374,7 @@
     <w:name w:val="SpecialCharTok"/>
     <w:basedOn w:val="VerbatimChar"/>
     <w:rPr>
+      <w:rFonts w:eastAsia="黑体"/>
       <w:color w:val="4070a0"/>
     </w:rPr>
   </w:style>
@@ -15598,6 +16382,7 @@
     <w:name w:val="StringTok"/>
     <w:basedOn w:val="VerbatimChar"/>
     <w:rPr>
+      <w:rFonts w:eastAsia="黑体"/>
       <w:color w:val="4070a0"/>
     </w:rPr>
   </w:style>
@@ -15605,6 +16390,7 @@
     <w:name w:val="VerbatimStringTok"/>
     <w:basedOn w:val="VerbatimChar"/>
     <w:rPr>
+      <w:rFonts w:eastAsia="黑体"/>
       <w:color w:val="4070a0"/>
     </w:rPr>
   </w:style>
@@ -15612,6 +16398,7 @@
     <w:name w:val="SpecialStringTok"/>
     <w:basedOn w:val="VerbatimChar"/>
     <w:rPr>
+      <w:rFonts w:eastAsia="黑体"/>
       <w:color w:val="bb6688"/>
     </w:rPr>
   </w:style>
@@ -15619,6 +16406,7 @@
     <w:name w:val="ImportTok"/>
     <w:basedOn w:val="VerbatimChar"/>
     <w:rPr>
+      <w:rFonts w:eastAsia="黑体"/>
       <w:b/>
       <w:color w:val="008000"/>
     </w:rPr>
@@ -15627,6 +16415,7 @@
     <w:name w:val="CommentTok"/>
     <w:basedOn w:val="VerbatimChar"/>
     <w:rPr>
+      <w:rFonts w:eastAsia="黑体"/>
       <w:i/>
       <w:color w:val="60a0b0"/>
     </w:rPr>
@@ -15635,6 +16424,7 @@
     <w:name w:val="DocumentationTok"/>
     <w:basedOn w:val="VerbatimChar"/>
     <w:rPr>
+      <w:rFonts w:eastAsia="黑体"/>
       <w:i/>
       <w:color w:val="ba2121"/>
     </w:rPr>
@@ -15643,6 +16433,7 @@
     <w:name w:val="AnnotationTok"/>
     <w:basedOn w:val="VerbatimChar"/>
     <w:rPr>
+      <w:rFonts w:eastAsia="黑体"/>
       <w:b/>
       <w:i/>
       <w:color w:val="60a0b0"/>
@@ -15652,6 +16443,7 @@
     <w:name w:val="CommentVarTok"/>
     <w:basedOn w:val="VerbatimChar"/>
     <w:rPr>
+      <w:rFonts w:eastAsia="黑体"/>
       <w:b/>
       <w:i/>
       <w:color w:val="60a0b0"/>
@@ -15661,6 +16453,7 @@
     <w:name w:val="OtherTok"/>
     <w:basedOn w:val="VerbatimChar"/>
     <w:rPr>
+      <w:rFonts w:eastAsia="黑体"/>
       <w:color w:val="007020"/>
     </w:rPr>
   </w:style>
@@ -15668,6 +16461,7 @@
     <w:name w:val="FunctionTok"/>
     <w:basedOn w:val="VerbatimChar"/>
     <w:rPr>
+      <w:rFonts w:eastAsia="黑体"/>
       <w:color w:val="06287e"/>
     </w:rPr>
   </w:style>
@@ -15675,6 +16469,7 @@
     <w:name w:val="VariableTok"/>
     <w:basedOn w:val="VerbatimChar"/>
     <w:rPr>
+      <w:rFonts w:eastAsia="黑体"/>
       <w:color w:val="19177c"/>
     </w:rPr>
   </w:style>
@@ -15682,6 +16477,7 @@
     <w:name w:val="ControlFlowTok"/>
     <w:basedOn w:val="VerbatimChar"/>
     <w:rPr>
+      <w:rFonts w:eastAsia="黑体"/>
       <w:b/>
       <w:color w:val="007020"/>
     </w:rPr>
@@ -15690,6 +16486,7 @@
     <w:name w:val="OperatorTok"/>
     <w:basedOn w:val="VerbatimChar"/>
     <w:rPr>
+      <w:rFonts w:eastAsia="黑体"/>
       <w:color w:val="666666"/>
     </w:rPr>
   </w:style>
@@ -15697,18 +16494,22 @@
     <w:name w:val="BuiltInTok"/>
     <w:basedOn w:val="VerbatimChar"/>
     <w:rPr>
+      <w:rFonts w:eastAsia="黑体"/>
       <w:color w:val="008000"/>
     </w:rPr>
   </w:style>
   <w:style w:type="character" w:customStyle="1" w:styleId="ExtensionTok">
     <w:name w:val="ExtensionTok"/>
     <w:basedOn w:val="VerbatimChar"/>
-    <w:rPr/>
+    <w:rPr>
+      <w:rFonts w:eastAsia="黑体"/>
+    </w:rPr>
   </w:style>
   <w:style w:type="character" w:customStyle="1" w:styleId="PreprocessorTok">
     <w:name w:val="PreprocessorTok"/>
     <w:basedOn w:val="VerbatimChar"/>
     <w:rPr>
+      <w:rFonts w:eastAsia="黑体"/>
       <w:color w:val="bc7a00"/>
     </w:rPr>
   </w:style>
@@ -15716,18 +16517,22 @@
     <w:name w:val="AttributeTok"/>
     <w:basedOn w:val="VerbatimChar"/>
     <w:rPr>
+      <w:rFonts w:eastAsia="黑体"/>
       <w:color w:val="7d9029"/>
     </w:rPr>
   </w:style>
   <w:style w:type="character" w:customStyle="1" w:styleId="RegionMarkerTok">
     <w:name w:val="RegionMarkerTok"/>
     <w:basedOn w:val="VerbatimChar"/>
-    <w:rPr/>
+    <w:rPr>
+      <w:rFonts w:eastAsia="黑体"/>
+    </w:rPr>
   </w:style>
   <w:style w:type="character" w:customStyle="1" w:styleId="InformationTok">
     <w:name w:val="InformationTok"/>
     <w:basedOn w:val="VerbatimChar"/>
     <w:rPr>
+      <w:rFonts w:eastAsia="黑体"/>
       <w:b/>
       <w:i/>
       <w:color w:val="60a0b0"/>
@@ -15737,6 +16542,7 @@
     <w:name w:val="WarningTok"/>
     <w:basedOn w:val="VerbatimChar"/>
     <w:rPr>
+      <w:rFonts w:eastAsia="黑体"/>
       <w:b/>
       <w:i/>
       <w:color w:val="60a0b0"/>
@@ -15746,6 +16552,7 @@
     <w:name w:val="AlertTok"/>
     <w:basedOn w:val="VerbatimChar"/>
     <w:rPr>
+      <w:rFonts w:eastAsia="黑体"/>
       <w:b/>
       <w:color w:val="ff0000"/>
     </w:rPr>
@@ -15754,6 +16561,7 @@
     <w:name w:val="ErrorTok"/>
     <w:basedOn w:val="VerbatimChar"/>
     <w:rPr>
+      <w:rFonts w:eastAsia="黑体"/>
       <w:b/>
       <w:color w:val="ff0000"/>
     </w:rPr>
@@ -15761,7 +16569,9 @@
   <w:style w:type="character" w:customStyle="1" w:styleId="NormalTok">
     <w:name w:val="NormalTok"/>
     <w:basedOn w:val="VerbatimChar"/>
-    <w:rPr/>
+    <w:rPr>
+      <w:rFonts w:eastAsia="黑体"/>
+    </w:rPr>
   </w:style>
 </w:styles>
 </file>
@@ -15810,12 +16620,12 @@
     <a:fontScheme name="Office">
       <a:majorFont>
         <a:latin typeface="Calibri"/>
-        <a:ea typeface=""/>
+        <a:ea typeface="黑体"/>
         <a:cs typeface=""/>
         <a:font script="Jpan" typeface="ＭＳ ゴシック"/>
         <a:font script="Hang" typeface="맑은 고딕"/>
-        <a:font script="Hans" typeface="宋体"/>
-        <a:font script="Hant" typeface="新細明體"/>
+        <a:font script="Hans" typeface="黑体"/>
+        <a:font script="Hant" typeface="黑体"/>
         <a:font script="Arab" typeface="Times New Roman"/>
         <a:font script="Hebr" typeface="Times New Roman"/>
         <a:font script="Thai" typeface="Angsana New"/>
@@ -15845,12 +16655,12 @@
       </a:majorFont>
       <a:minorFont>
         <a:latin typeface="Cambria"/>
-        <a:ea typeface=""/>
+        <a:ea typeface="黑体"/>
         <a:cs typeface=""/>
         <a:font script="Jpan" typeface="ＭＳ 明朝"/>
         <a:font script="Hang" typeface="맑은 고딕"/>
-        <a:font script="Hans" typeface="宋体"/>
-        <a:font script="Hant" typeface="新細明體"/>
+        <a:font script="Hans" typeface="黑体"/>
+        <a:font script="Hant" typeface="黑体"/>
         <a:font script="Arab" typeface="Arial"/>
         <a:font script="Hebr" typeface="Arial"/>
         <a:font script="Thai" typeface="Cordia New"/>

--- a/11-变流电路/01-整流电路/全控整流电路/全控整流电路.docx
+++ b/11-变流电路/01-整流电路/全控整流电路/全控整流电路.docx
@@ -3549,7 +3549,7 @@
           <w:color w:val="555555"/>
           <w:sz w:val="21"/>
         </w:rPr>
-        <w:t>材料收集者：杜文杰，WX手机：19519196569，QQ:3478827729</w:t>
+        <w:t>材料收集者：杜文杰，微信/手机：19519196569，QQ:3478827729</w:t>
       </w:r>
     </w:p>
     <w:sectPr>
